--- a/论文/北京理工大学本科生毕业设计（论文）模板（2023年12月）.docx
+++ b/论文/北京理工大学本科生毕业设计（论文）模板（2023年12月）.docx
@@ -5,240 +5,15 @@
     <w:p>
       <w:pPr>
         <w:pStyle w:val="28-"/>
+        <w:rPr>
+          <w:rFonts w:hint="eastAsia"/>
+        </w:rPr>
       </w:pPr>
     </w:p>
     <w:p>
       <w:pPr>
         <w:pStyle w:val="28-"/>
       </w:pPr>
-      <w:r>
-        <w:rPr>
-          <w:rFonts w:ascii="华文新魏" w:eastAsia="华文新魏" w:hint="eastAsia"/>
-          <w:b/>
-          <w:noProof/>
-          <w:color w:val="000000"/>
-          <w:sz w:val="72"/>
-        </w:rPr>
-        <mc:AlternateContent>
-          <mc:Choice Requires="wps">
-            <w:drawing>
-              <wp:anchor distT="0" distB="0" distL="114300" distR="114300" simplePos="0" relativeHeight="251659264" behindDoc="0" locked="0" layoutInCell="1" allowOverlap="1" wp14:anchorId="42D72E2A" wp14:editId="101B15C1">
-                <wp:simplePos x="0" y="0"/>
-                <wp:positionH relativeFrom="margin">
-                  <wp:posOffset>-9525</wp:posOffset>
-                </wp:positionH>
-                <wp:positionV relativeFrom="paragraph">
-                  <wp:posOffset>121285</wp:posOffset>
-                </wp:positionV>
-                <wp:extent cx="1393190" cy="544830"/>
-                <wp:effectExtent l="0" t="0" r="835660" b="160020"/>
-                <wp:wrapNone/>
-                <wp:docPr id="1" name="圆角矩形标注 1"/>
-                <wp:cNvGraphicFramePr>
-                  <a:graphicFrameLocks xmlns:a="http://schemas.openxmlformats.org/drawingml/2006/main"/>
-                </wp:cNvGraphicFramePr>
-                <a:graphic xmlns:a="http://schemas.openxmlformats.org/drawingml/2006/main">
-                  <a:graphicData uri="http://schemas.microsoft.com/office/word/2010/wordprocessingShape">
-                    <wps:wsp>
-                      <wps:cNvSpPr>
-                        <a:spLocks noChangeArrowheads="1"/>
-                      </wps:cNvSpPr>
-                      <wps:spPr bwMode="auto">
-                        <a:xfrm>
-                          <a:off x="0" y="0"/>
-                          <a:ext cx="1393190" cy="544830"/>
-                        </a:xfrm>
-                        <a:prstGeom prst="wedgeRoundRectCallout">
-                          <a:avLst>
-                            <a:gd name="adj1" fmla="val 105329"/>
-                            <a:gd name="adj2" fmla="val 67578"/>
-                            <a:gd name="adj3" fmla="val 16667"/>
-                          </a:avLst>
-                        </a:prstGeom>
-                        <a:noFill/>
-                        <a:ln w="9525" cmpd="sng">
-                          <a:solidFill>
-                            <a:srgbClr val="0000FF"/>
-                          </a:solidFill>
-                          <a:miter lim="800000"/>
-                          <a:headEnd/>
-                          <a:tailEnd/>
-                        </a:ln>
-                        <a:extLst>
-                          <a:ext uri="{909E8E84-426E-40DD-AFC4-6F175D3DCCD1}">
-                            <a14:hiddenFill xmlns:a14="http://schemas.microsoft.com/office/drawing/2010/main">
-                              <a:solidFill>
-                                <a:srgbClr val="FFFFFF"/>
-                              </a:solidFill>
-                            </a14:hiddenFill>
-                          </a:ext>
-                        </a:extLst>
-                      </wps:spPr>
-                      <wps:txbx>
-                        <w:txbxContent>
-                          <w:p>
-                            <w:pPr>
-                              <w:tabs>
-                                <w:tab w:val="left" w:pos="377"/>
-                              </w:tabs>
-                              <w:rPr>
-                                <w:color w:val="000080"/>
-                              </w:rPr>
-                            </w:pPr>
-                            <w:r>
-                              <w:rPr>
-                                <w:rFonts w:hint="eastAsia"/>
-                                <w:color w:val="000080"/>
-                              </w:rPr>
-                              <w:t>注：此处无需更改。</w:t>
-                            </w:r>
-                          </w:p>
-                          <w:p>
-                            <w:pPr>
-                              <w:tabs>
-                                <w:tab w:val="left" w:pos="377"/>
-                              </w:tabs>
-                              <w:rPr>
-                                <w:color w:val="000080"/>
-                              </w:rPr>
-                            </w:pPr>
-                            <w:r>
-                              <w:rPr>
-                                <w:rFonts w:hint="eastAsia"/>
-                                <w:color w:val="000080"/>
-                                <w:u w:val="double"/>
-                              </w:rPr>
-                              <w:t>阅后删除此文本框。</w:t>
-                            </w:r>
-                          </w:p>
-                        </w:txbxContent>
-                      </wps:txbx>
-                      <wps:bodyPr rot="0" vert="horz" wrap="square" lIns="91440" tIns="45720" rIns="91440" bIns="45720" anchor="t" anchorCtr="0" upright="1">
-                        <a:noAutofit/>
-                      </wps:bodyPr>
-                    </wps:wsp>
-                  </a:graphicData>
-                </a:graphic>
-                <wp14:sizeRelH relativeFrom="page">
-                  <wp14:pctWidth>0</wp14:pctWidth>
-                </wp14:sizeRelH>
-                <wp14:sizeRelV relativeFrom="page">
-                  <wp14:pctHeight>0</wp14:pctHeight>
-                </wp14:sizeRelV>
-              </wp:anchor>
-            </w:drawing>
-          </mc:Choice>
-          <mc:Fallback>
-            <w:pict>
-              <v:shapetype w14:anchorId="42D72E2A" id="_x0000_t62" coordsize="21600,21600" o:spt="62" adj="1350,25920" path="m3600,qx,3600l0@8@12@24,0@9,,18000qy3600,21600l@6,21600@15@27@7,21600,18000,21600qx21600,18000l21600@9@18@30,21600@8,21600,3600qy18000,l@7,0@21@33@6,xe">
-                <v:stroke joinstyle="miter"/>
-                <v:formulas>
-                  <v:f eqn="sum 10800 0 #0"/>
-                  <v:f eqn="sum 10800 0 #1"/>
-                  <v:f eqn="sum #0 0 #1"/>
-                  <v:f eqn="sum @0 @1 0"/>
-                  <v:f eqn="sum 21600 0 #0"/>
-                  <v:f eqn="sum 21600 0 #1"/>
-                  <v:f eqn="if @0 3600 12600"/>
-                  <v:f eqn="if @0 9000 18000"/>
-                  <v:f eqn="if @1 3600 12600"/>
-                  <v:f eqn="if @1 9000 18000"/>
-                  <v:f eqn="if @2 0 #0"/>
-                  <v:f eqn="if @3 @10 0"/>
-                  <v:f eqn="if #0 0 @11"/>
-                  <v:f eqn="if @2 @6 #0"/>
-                  <v:f eqn="if @3 @6 @13"/>
-                  <v:f eqn="if @5 @6 @14"/>
-                  <v:f eqn="if @2 #0 21600"/>
-                  <v:f eqn="if @3 21600 @16"/>
-                  <v:f eqn="if @4 21600 @17"/>
-                  <v:f eqn="if @2 #0 @6"/>
-                  <v:f eqn="if @3 @19 @6"/>
-                  <v:f eqn="if #1 @6 @20"/>
-                  <v:f eqn="if @2 @8 #1"/>
-                  <v:f eqn="if @3 @22 @8"/>
-                  <v:f eqn="if #0 @8 @23"/>
-                  <v:f eqn="if @2 21600 #1"/>
-                  <v:f eqn="if @3 21600 @25"/>
-                  <v:f eqn="if @5 21600 @26"/>
-                  <v:f eqn="if @2 #1 @8"/>
-                  <v:f eqn="if @3 @8 @28"/>
-                  <v:f eqn="if @4 @8 @29"/>
-                  <v:f eqn="if @2 #1 0"/>
-                  <v:f eqn="if @3 @31 0"/>
-                  <v:f eqn="if #1 0 @32"/>
-                  <v:f eqn="val #0"/>
-                  <v:f eqn="val #1"/>
-                </v:formulas>
-                <v:path o:connecttype="custom" o:connectlocs="10800,0;0,10800;10800,21600;21600,10800;@34,@35" textboxrect="791,791,20809,20809"/>
-                <v:handles>
-                  <v:h position="#0,#1"/>
-                </v:handles>
-              </v:shapetype>
-              <v:shape id="圆角矩形标注 1" o:spid="_x0000_s1026" type="#_x0000_t62" style="position:absolute;margin-left:-.75pt;margin-top:9.55pt;width:109.7pt;height:42.9pt;z-index:251659264;visibility:visible;mso-wrap-style:square;mso-width-percent:0;mso-height-percent:0;mso-wrap-distance-left:9pt;mso-wrap-distance-top:0;mso-wrap-distance-right:9pt;mso-wrap-distance-bottom:0;mso-position-horizontal:absolute;mso-position-horizontal-relative:margin;mso-position-vertical:absolute;mso-position-vertical-relative:text;mso-width-percent:0;mso-height-percent:0;mso-width-relative:page;mso-height-relative:page;v-text-anchor:top" o:gfxdata="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" adj="33551,25397" filled="f" strokecolor="blue">
-                <v:textbox>
-                  <w:txbxContent>
-                    <w:p>
-                      <w:pPr>
-                        <w:tabs>
-                          <w:tab w:val="left" w:pos="377"/>
-                        </w:tabs>
-                        <w:rPr>
-                          <w:color w:val="000080"/>
-                        </w:rPr>
-                      </w:pPr>
-                      <w:r>
-                        <w:rPr>
-                          <w:rFonts w:hint="eastAsia"/>
-                          <w:color w:val="000080"/>
-                        </w:rPr>
-                        <w:t>注：此处无需更改。</w:t>
-                      </w:r>
-                    </w:p>
-                    <w:p>
-                      <w:pPr>
-                        <w:tabs>
-                          <w:tab w:val="left" w:pos="377"/>
-                        </w:tabs>
-                        <w:rPr>
-                          <w:color w:val="000080"/>
-                        </w:rPr>
-                      </w:pPr>
-                      <w:r>
-                        <w:rPr>
-                          <w:rFonts w:hint="eastAsia"/>
-                          <w:color w:val="000080"/>
-                          <w:u w:val="double"/>
-                        </w:rPr>
-                        <w:t>阅后</w:t>
-                      </w:r>
-                      <w:proofErr w:type="gramStart"/>
-                      <w:r>
-                        <w:rPr>
-                          <w:rFonts w:hint="eastAsia"/>
-                          <w:color w:val="000080"/>
-                          <w:u w:val="double"/>
-                        </w:rPr>
-                        <w:t>删除此</w:t>
-                      </w:r>
-                      <w:proofErr w:type="gramEnd"/>
-                      <w:r>
-                        <w:rPr>
-                          <w:rFonts w:hint="eastAsia"/>
-                          <w:color w:val="000080"/>
-                          <w:u w:val="double"/>
-                        </w:rPr>
-                        <w:t>文本框。</w:t>
-                      </w:r>
-                    </w:p>
-                  </w:txbxContent>
-                </v:textbox>
-                <w10:wrap anchorx="margin"/>
-              </v:shape>
-            </w:pict>
-          </mc:Fallback>
-        </mc:AlternateContent>
-      </w:r>
     </w:p>
     <w:p>
       <w:pPr>
@@ -342,209 +117,90 @@
       <w:pPr>
         <w:pStyle w:val="11-"/>
       </w:pPr>
-      <w:r>
-        <w:rPr>
-          <w:rFonts w:hint="eastAsia"/>
-        </w:rPr>
-        <w:t>北京理工大学本科生毕业设计（论文）题目</w:t>
+      <w:proofErr w:type="spellStart"/>
+      <w:r>
+        <w:rPr>
+          <w:rFonts w:ascii="Times New Roman" w:hAnsi="Times New Roman"/>
+        </w:rPr>
+        <w:t>LeRobot</w:t>
+      </w:r>
+      <w:proofErr w:type="spellEnd"/>
+      <w:r>
+        <w:t>平台感知</w:t>
+      </w:r>
+      <w:r>
+        <w:rPr>
+          <w:rFonts w:hint="eastAsia"/>
+        </w:rPr>
+        <w:t>——</w:t>
+      </w:r>
+      <w:r>
+        <w:t>推理</w:t>
+      </w:r>
+      <w:r>
+        <w:rPr>
+          <w:rFonts w:hint="eastAsia"/>
+        </w:rPr>
+        <w:t>——</w:t>
+      </w:r>
+      <w:r>
+        <w:t>执行流程的系统级性能剖析研究</w:t>
       </w:r>
     </w:p>
     <w:p>
       <w:pPr>
         <w:pStyle w:val="07-"/>
-      </w:pPr>
-      <w:r>
-        <w:rPr>
-          <w:rStyle w:val="12-0"/>
-        </w:rPr>
-        <w:t>The Subject of Undergraduate Graduation Project (Thesis) of B</w:t>
-      </w:r>
-      <w:r>
-        <w:rPr>
-          <w:rStyle w:val="12-0"/>
-          <w:rFonts w:hint="eastAsia"/>
-        </w:rPr>
-        <w:t>eijing</w:t>
-      </w:r>
-      <w:r>
-        <w:rPr>
-          <w:rStyle w:val="12-0"/>
-        </w:rPr>
-        <w:t xml:space="preserve"> Institute of Technology</w:t>
-      </w:r>
-    </w:p>
-    <w:p>
-      <w:pPr>
-        <w:pStyle w:val="28-"/>
-      </w:pPr>
-    </w:p>
-    <w:p>
-      <w:pPr>
-        <w:pStyle w:val="28-"/>
-      </w:pPr>
-      <w:r>
-        <w:rPr>
+        <w:rPr>
+          <w:rFonts w:ascii="Times New Roman" w:hAnsi="Times New Roman"/>
           <w:b/>
           <w:noProof/>
           <w:color w:val="000000"/>
           <w:sz w:val="32"/>
           <w:szCs w:val="32"/>
         </w:rPr>
-        <mc:AlternateContent>
-          <mc:Choice Requires="wps">
-            <w:drawing>
-              <wp:anchor distT="0" distB="0" distL="114300" distR="114300" simplePos="0" relativeHeight="251661312" behindDoc="0" locked="0" layoutInCell="1" allowOverlap="1" wp14:anchorId="1F008284" wp14:editId="5EF792F8">
-                <wp:simplePos x="0" y="0"/>
-                <wp:positionH relativeFrom="column">
-                  <wp:posOffset>2815272</wp:posOffset>
-                </wp:positionH>
-                <wp:positionV relativeFrom="paragraph">
-                  <wp:posOffset>152083</wp:posOffset>
-                </wp:positionV>
-                <wp:extent cx="3429000" cy="1638300"/>
-                <wp:effectExtent l="361950" t="400050" r="19050" b="19050"/>
-                <wp:wrapNone/>
-                <wp:docPr id="2" name="圆角矩形标注 2"/>
-                <wp:cNvGraphicFramePr>
-                  <a:graphicFrameLocks xmlns:a="http://schemas.openxmlformats.org/drawingml/2006/main"/>
-                </wp:cNvGraphicFramePr>
-                <a:graphic xmlns:a="http://schemas.openxmlformats.org/drawingml/2006/main">
-                  <a:graphicData uri="http://schemas.microsoft.com/office/word/2010/wordprocessingShape">
-                    <wps:wsp>
-                      <wps:cNvSpPr>
-                        <a:spLocks noChangeArrowheads="1"/>
-                      </wps:cNvSpPr>
-                      <wps:spPr bwMode="auto">
-                        <a:xfrm>
-                          <a:off x="0" y="0"/>
-                          <a:ext cx="3429000" cy="1638300"/>
-                        </a:xfrm>
-                        <a:prstGeom prst="wedgeRoundRectCallout">
-                          <a:avLst>
-                            <a:gd name="adj1" fmla="val -59438"/>
-                            <a:gd name="adj2" fmla="val -73343"/>
-                            <a:gd name="adj3" fmla="val 16667"/>
-                          </a:avLst>
-                        </a:prstGeom>
-                        <a:solidFill>
-                          <a:srgbClr val="FFFFFF"/>
-                        </a:solidFill>
-                        <a:ln w="9525" cmpd="sng">
-                          <a:solidFill>
-                            <a:srgbClr val="0000FF"/>
-                          </a:solidFill>
-                          <a:miter lim="800000"/>
-                          <a:headEnd/>
-                          <a:tailEnd/>
-                        </a:ln>
-                      </wps:spPr>
-                      <wps:txbx>
-                        <w:txbxContent>
-                          <w:p>
-                            <w:pPr>
-                              <w:tabs>
-                                <w:tab w:val="left" w:pos="377"/>
-                              </w:tabs>
-                              <w:rPr>
-                                <w:color w:val="000080"/>
-                                <w:sz w:val="22"/>
-                              </w:rPr>
-                            </w:pPr>
-                            <w:r>
-                              <w:rPr>
-                                <w:rFonts w:hint="eastAsia"/>
-                                <w:color w:val="000080"/>
-                                <w:sz w:val="22"/>
-                              </w:rPr>
-                              <w:t>注：此处是论文中英文题目，中文题目，居中，字体：华文细黑，加黑，字号：二号，行距：多倍行距1.25，间距：段前、段后均为0行，取消网格对齐选项。英文题目，与中文题目对应，居中，字体：Times New Roman，字号：三号，加黑，行距：多倍行距1.25，间距：段前、段后均为0行，取消网格对齐选项。</w:t>
-                            </w:r>
-                            <w:r>
-                              <w:rPr>
-                                <w:rFonts w:hint="eastAsia"/>
-                                <w:color w:val="000080"/>
-                                <w:sz w:val="22"/>
-                                <w:u w:val="double"/>
-                              </w:rPr>
-                              <w:t>阅后删除此文本框。</w:t>
-                            </w:r>
-                          </w:p>
-                        </w:txbxContent>
-                      </wps:txbx>
-                      <wps:bodyPr rot="0" vert="horz" wrap="square" lIns="91440" tIns="45720" rIns="91440" bIns="45720" anchor="t" anchorCtr="0" upright="1">
-                        <a:noAutofit/>
-                      </wps:bodyPr>
-                    </wps:wsp>
-                  </a:graphicData>
-                </a:graphic>
-                <wp14:sizeRelH relativeFrom="page">
-                  <wp14:pctWidth>0</wp14:pctWidth>
-                </wp14:sizeRelH>
-                <wp14:sizeRelV relativeFrom="page">
-                  <wp14:pctHeight>0</wp14:pctHeight>
-                </wp14:sizeRelV>
-              </wp:anchor>
-            </w:drawing>
-          </mc:Choice>
-          <mc:Fallback>
-            <w:pict>
-              <v:shape w14:anchorId="1F008284" id="圆角矩形标注 2" o:spid="_x0000_s1027" type="#_x0000_t62" style="position:absolute;margin-left:221.65pt;margin-top:12pt;width:270pt;height:129pt;z-index:251661312;visibility:visible;mso-wrap-style:square;mso-width-percent:0;mso-height-percent:0;mso-wrap-distance-left:9pt;mso-wrap-distance-top:0;mso-wrap-distance-right:9pt;mso-wrap-distance-bottom:0;mso-position-horizontal:absolute;mso-position-horizontal-relative:text;mso-position-vertical:absolute;mso-position-vertical-relative:text;mso-width-percent:0;mso-height-percent:0;mso-width-relative:page;mso-height-relative:page;v-text-anchor:top" o:gfxdata="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" adj="-2039,-5042" strokecolor="blue">
-                <v:textbox>
-                  <w:txbxContent>
-                    <w:p>
-                      <w:pPr>
-                        <w:tabs>
-                          <w:tab w:val="left" w:pos="377"/>
-                        </w:tabs>
-                        <w:rPr>
-                          <w:color w:val="000080"/>
-                          <w:sz w:val="22"/>
-                        </w:rPr>
-                      </w:pPr>
-                      <w:r>
-                        <w:rPr>
-                          <w:rFonts w:hint="eastAsia"/>
-                          <w:color w:val="000080"/>
-                          <w:sz w:val="22"/>
-                        </w:rPr>
-                        <w:t>注：此处是论文中英文题目，中文题目，居中，字体：华文细黑，加黑，字号：二号，行距：多倍行距1.25，间距：段前、段后均为0行，取消网格对齐选项。英文题目，与中文题目对应，居中，字体：Times New Roman，字号：三号，加黑，行距：多倍行距1.25，间距：段前、段后均为0行，取消网格对齐选项。</w:t>
-                      </w:r>
-                      <w:r>
-                        <w:rPr>
-                          <w:rFonts w:hint="eastAsia"/>
-                          <w:color w:val="000080"/>
-                          <w:sz w:val="22"/>
-                          <w:u w:val="double"/>
-                        </w:rPr>
-                        <w:t>阅后</w:t>
-                      </w:r>
-                      <w:proofErr w:type="gramStart"/>
-                      <w:r>
-                        <w:rPr>
-                          <w:rFonts w:hint="eastAsia"/>
-                          <w:color w:val="000080"/>
-                          <w:sz w:val="22"/>
-                          <w:u w:val="double"/>
-                        </w:rPr>
-                        <w:t>删除此</w:t>
-                      </w:r>
-                      <w:proofErr w:type="gramEnd"/>
-                      <w:r>
-                        <w:rPr>
-                          <w:rFonts w:hint="eastAsia"/>
-                          <w:color w:val="000080"/>
-                          <w:sz w:val="22"/>
-                          <w:u w:val="double"/>
-                        </w:rPr>
-                        <w:t>文本框。</w:t>
-                      </w:r>
-                    </w:p>
-                  </w:txbxContent>
-                </v:textbox>
-              </v:shape>
-            </w:pict>
-          </mc:Fallback>
-        </mc:AlternateContent>
-      </w:r>
+      </w:pPr>
+      <w:r>
+        <w:rPr>
+          <w:rStyle w:val="12-0"/>
+        </w:rPr>
+        <w:t>System-Level Performance Profiling of</w:t>
+      </w:r>
+      <w:r>
+        <w:rPr>
+          <w:rStyle w:val="12-0"/>
+          <w:rFonts w:hint="eastAsia"/>
+        </w:rPr>
+        <w:t xml:space="preserve"> </w:t>
+      </w:r>
+      <w:r>
+        <w:rPr>
+          <w:rStyle w:val="12-0"/>
+        </w:rPr>
+        <w:t>Perception-Inference-Execution Pipeline</w:t>
+      </w:r>
+      <w:r>
+        <w:rPr>
+          <w:rStyle w:val="12-0"/>
+          <w:rFonts w:hint="eastAsia"/>
+        </w:rPr>
+        <w:t xml:space="preserve"> </w:t>
+      </w:r>
+      <w:r>
+        <w:rPr>
+          <w:rStyle w:val="12-0"/>
+        </w:rPr>
+        <w:t>in the LeRobot Framework</w:t>
+      </w:r>
+    </w:p>
+    <w:p>
+      <w:pPr>
+        <w:pStyle w:val="28-"/>
+      </w:pPr>
+    </w:p>
+    <w:p>
+      <w:pPr>
+        <w:pStyle w:val="28-"/>
+      </w:pPr>
     </w:p>
     <w:p>
       <w:pPr>
@@ -633,6 +289,12 @@
             <w:pPr>
               <w:pStyle w:val="13-"/>
             </w:pPr>
+            <w:r>
+              <w:rPr>
+                <w:rFonts w:hint="eastAsia"/>
+              </w:rPr>
+              <w:t>计算机学院</w:t>
+            </w:r>
           </w:p>
         </w:tc>
       </w:tr>
@@ -700,6 +362,12 @@
             <w:pPr>
               <w:pStyle w:val="13-"/>
             </w:pPr>
+            <w:r>
+              <w:rPr>
+                <w:rFonts w:hint="eastAsia"/>
+              </w:rPr>
+              <w:t>软件工程</w:t>
+            </w:r>
           </w:p>
         </w:tc>
       </w:tr>
@@ -767,6 +435,12 @@
             <w:pPr>
               <w:pStyle w:val="13-"/>
             </w:pPr>
+            <w:r>
+              <w:rPr>
+                <w:rFonts w:hint="eastAsia"/>
+              </w:rPr>
+              <w:t>08012204</w:t>
+            </w:r>
           </w:p>
         </w:tc>
       </w:tr>
@@ -811,6 +485,12 @@
             <w:pPr>
               <w:pStyle w:val="13-"/>
             </w:pPr>
+            <w:r>
+              <w:rPr>
+                <w:rFonts w:hint="eastAsia"/>
+              </w:rPr>
+              <w:t>俞乐楠</w:t>
+            </w:r>
           </w:p>
         </w:tc>
       </w:tr>
@@ -878,6 +558,12 @@
             <w:pPr>
               <w:pStyle w:val="13-"/>
             </w:pPr>
+            <w:r>
+              <w:rPr>
+                <w:rFonts w:hint="eastAsia"/>
+              </w:rPr>
+              <w:t>1120221303</w:t>
+            </w:r>
           </w:p>
         </w:tc>
       </w:tr>
@@ -922,6 +608,12 @@
             <w:pPr>
               <w:pStyle w:val="13-"/>
             </w:pPr>
+            <w:r>
+              <w:rPr>
+                <w:rFonts w:hint="eastAsia"/>
+              </w:rPr>
+              <w:t>王勇</w:t>
+            </w:r>
           </w:p>
         </w:tc>
       </w:tr>
@@ -930,172 +622,6 @@
       <w:pPr>
         <w:pStyle w:val="28-"/>
       </w:pPr>
-      <w:r>
-        <w:rPr>
-          <w:rFonts w:ascii="华文细黑" w:eastAsia="华文细黑" w:hAnsi="华文细黑" w:hint="eastAsia"/>
-          <w:b/>
-          <w:noProof/>
-          <w:sz w:val="44"/>
-          <w:szCs w:val="44"/>
-        </w:rPr>
-        <mc:AlternateContent>
-          <mc:Choice Requires="wps">
-            <w:drawing>
-              <wp:anchor distT="0" distB="0" distL="114300" distR="114300" simplePos="0" relativeHeight="251663360" behindDoc="0" locked="0" layoutInCell="1" allowOverlap="1" wp14:anchorId="6CEB2FD4" wp14:editId="7D09E3C5">
-                <wp:simplePos x="0" y="0"/>
-                <wp:positionH relativeFrom="margin">
-                  <wp:align>left</wp:align>
-                </wp:positionH>
-                <wp:positionV relativeFrom="paragraph">
-                  <wp:posOffset>94615</wp:posOffset>
-                </wp:positionV>
-                <wp:extent cx="2141220" cy="792480"/>
-                <wp:effectExtent l="0" t="400050" r="316230" b="26670"/>
-                <wp:wrapNone/>
-                <wp:docPr id="4" name="圆角矩形标注 4"/>
-                <wp:cNvGraphicFramePr>
-                  <a:graphicFrameLocks xmlns:a="http://schemas.openxmlformats.org/drawingml/2006/main"/>
-                </wp:cNvGraphicFramePr>
-                <a:graphic xmlns:a="http://schemas.openxmlformats.org/drawingml/2006/main">
-                  <a:graphicData uri="http://schemas.microsoft.com/office/word/2010/wordprocessingShape">
-                    <wps:wsp>
-                      <wps:cNvSpPr>
-                        <a:spLocks noChangeArrowheads="1"/>
-                      </wps:cNvSpPr>
-                      <wps:spPr bwMode="auto">
-                        <a:xfrm>
-                          <a:off x="0" y="0"/>
-                          <a:ext cx="2141220" cy="792480"/>
-                        </a:xfrm>
-                        <a:prstGeom prst="wedgeRoundRectCallout">
-                          <a:avLst>
-                            <a:gd name="adj1" fmla="val 62223"/>
-                            <a:gd name="adj2" fmla="val -96108"/>
-                            <a:gd name="adj3" fmla="val 16667"/>
-                          </a:avLst>
-                        </a:prstGeom>
-                        <a:solidFill>
-                          <a:srgbClr val="FFFFFF"/>
-                        </a:solidFill>
-                        <a:ln w="9525" cmpd="sng">
-                          <a:solidFill>
-                            <a:srgbClr val="0000FF"/>
-                          </a:solidFill>
-                          <a:miter lim="800000"/>
-                          <a:headEnd/>
-                          <a:tailEnd/>
-                        </a:ln>
-                      </wps:spPr>
-                      <wps:txbx>
-                        <w:txbxContent>
-                          <w:p>
-                            <w:pPr>
-                              <w:tabs>
-                                <w:tab w:val="left" w:pos="377"/>
-                              </w:tabs>
-                              <w:rPr>
-                                <w:color w:val="000080"/>
-                                <w:sz w:val="22"/>
-                                <w:u w:val="double"/>
-                              </w:rPr>
-                            </w:pPr>
-                            <w:r>
-                              <w:rPr>
-                                <w:rFonts w:hint="eastAsia"/>
-                                <w:color w:val="000080"/>
-                                <w:sz w:val="22"/>
-                              </w:rPr>
-                              <w:t>注：此处按照实际情况填写即可。打印（宋体，三号）或手写都可以。</w:t>
-                            </w:r>
-                            <w:r>
-                              <w:rPr>
-                                <w:rFonts w:hint="eastAsia"/>
-                                <w:color w:val="000080"/>
-                                <w:sz w:val="22"/>
-                                <w:u w:val="double"/>
-                              </w:rPr>
-                              <w:t>阅后删除此文本框。</w:t>
-                            </w:r>
-                          </w:p>
-                        </w:txbxContent>
-                      </wps:txbx>
-                      <wps:bodyPr rot="0" vert="horz" wrap="square" lIns="91440" tIns="45720" rIns="91440" bIns="45720" anchor="t" anchorCtr="0" upright="1">
-                        <a:noAutofit/>
-                      </wps:bodyPr>
-                    </wps:wsp>
-                  </a:graphicData>
-                </a:graphic>
-                <wp14:sizeRelH relativeFrom="page">
-                  <wp14:pctWidth>0</wp14:pctWidth>
-                </wp14:sizeRelH>
-                <wp14:sizeRelV relativeFrom="page">
-                  <wp14:pctHeight>0</wp14:pctHeight>
-                </wp14:sizeRelV>
-              </wp:anchor>
-            </w:drawing>
-          </mc:Choice>
-          <mc:Fallback>
-            <w:pict>
-              <v:shape w14:anchorId="6CEB2FD4" id="圆角矩形标注 4" o:spid="_x0000_s1028" type="#_x0000_t62" style="position:absolute;margin-left:0;margin-top:7.45pt;width:168.6pt;height:62.4pt;z-index:251663360;visibility:visible;mso-wrap-style:square;mso-width-percent:0;mso-height-percent:0;mso-wrap-distance-left:9pt;mso-wrap-distance-top:0;mso-wrap-distance-right:9pt;mso-wrap-distance-bottom:0;mso-position-horizontal:left;mso-position-horizontal-relative:margin;mso-position-vertical:absolute;mso-position-vertical-relative:text;mso-width-percent:0;mso-height-percent:0;mso-width-relative:page;mso-height-relative:page;v-text-anchor:top" o:gfxdata="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" adj="24240,-9959" strokecolor="blue">
-                <v:textbox>
-                  <w:txbxContent>
-                    <w:p>
-                      <w:pPr>
-                        <w:tabs>
-                          <w:tab w:val="left" w:pos="377"/>
-                        </w:tabs>
-                        <w:rPr>
-                          <w:color w:val="000080"/>
-                          <w:sz w:val="22"/>
-                          <w:u w:val="double"/>
-                        </w:rPr>
-                      </w:pPr>
-                      <w:r>
-                        <w:rPr>
-                          <w:rFonts w:hint="eastAsia"/>
-                          <w:color w:val="000080"/>
-                          <w:sz w:val="22"/>
-                        </w:rPr>
-                        <w:t>注：此处按照实际情况填写即可。打印（宋体，三号）或手写都可以。</w:t>
-                      </w:r>
-                      <w:r>
-                        <w:rPr>
-                          <w:rFonts w:hint="eastAsia"/>
-                          <w:color w:val="000080"/>
-                          <w:sz w:val="22"/>
-                          <w:u w:val="double"/>
-                        </w:rPr>
-                        <w:t>阅后</w:t>
-                      </w:r>
-                      <w:proofErr w:type="gramStart"/>
-                      <w:r>
-                        <w:rPr>
-                          <w:rFonts w:hint="eastAsia"/>
-                          <w:color w:val="000080"/>
-                          <w:sz w:val="22"/>
-                          <w:u w:val="double"/>
-                        </w:rPr>
-                        <w:t>删除此</w:t>
-                      </w:r>
-                      <w:proofErr w:type="gramEnd"/>
-                      <w:r>
-                        <w:rPr>
-                          <w:rFonts w:hint="eastAsia"/>
-                          <w:color w:val="000080"/>
-                          <w:sz w:val="22"/>
-                          <w:u w:val="double"/>
-                        </w:rPr>
-                        <w:t>文本框。</w:t>
-                      </w:r>
-                    </w:p>
-                  </w:txbxContent>
-                </v:textbox>
-                <w10:wrap anchorx="margin"/>
-              </v:shape>
-            </w:pict>
-          </mc:Fallback>
-        </mc:AlternateContent>
-      </w:r>
     </w:p>
     <w:p>
       <w:pPr>
@@ -1117,11 +643,16 @@
         <w:pStyle w:val="14-"/>
       </w:pPr>
       <w:r>
-        <w:lastRenderedPageBreak/>
         <w:t>20</w:t>
       </w:r>
       <w:r>
-        <w:t xml:space="preserve">XX </w:t>
+        <w:rPr>
+          <w:rFonts w:hint="eastAsia"/>
+        </w:rPr>
+        <w:t>26</w:t>
+      </w:r>
+      <w:r>
+        <w:t xml:space="preserve"> </w:t>
       </w:r>
       <w:r>
         <w:rPr>
@@ -1137,30 +668,30 @@
       </w:r>
       <w:r>
         <w:rPr>
+          <w:rFonts w:cs="宋体" w:hint="eastAsia"/>
+        </w:rPr>
+        <w:t>5</w:t>
+      </w:r>
+      <w:r>
+        <w:t xml:space="preserve"> </w:t>
+      </w:r>
+      <w:r>
+        <w:rPr>
+          <w:rFonts w:cs="宋体" w:hint="eastAsia"/>
+        </w:rPr>
+        <w:t>月</w:t>
+      </w:r>
+      <w:r>
+        <w:rPr>
           <w:rFonts w:cs="宋体"/>
         </w:rPr>
         <w:t xml:space="preserve"> </w:t>
       </w:r>
       <w:r>
-        <w:t xml:space="preserve"> </w:t>
-      </w:r>
-      <w:r>
         <w:rPr>
           <w:rFonts w:cs="宋体" w:hint="eastAsia"/>
         </w:rPr>
-        <w:t>月</w:t>
-      </w:r>
-      <w:r>
-        <w:rPr>
-          <w:rFonts w:cs="宋体"/>
-        </w:rPr>
-        <w:t xml:space="preserve"> </w:t>
-      </w:r>
-      <w:r>
-        <w:rPr>
-          <w:rFonts w:cs="宋体"/>
-        </w:rPr>
-        <w:t xml:space="preserve"> </w:t>
+        <w:t>10</w:t>
       </w:r>
       <w:r>
         <w:t xml:space="preserve"> </w:t>
@@ -1193,226 +724,8 @@
       <w:r>
         <w:rPr>
           <w:rFonts w:hint="eastAsia"/>
-          <w:b w:val="0"/>
         </w:rPr>
         <w:lastRenderedPageBreak/>
-        <mc:AlternateContent>
-          <mc:Choice Requires="wps">
-            <w:drawing>
-              <wp:anchor distT="0" distB="0" distL="114300" distR="114300" simplePos="0" relativeHeight="251665408" behindDoc="0" locked="0" layoutInCell="1" allowOverlap="1" wp14:anchorId="4C118999" wp14:editId="5C355C67">
-                <wp:simplePos x="0" y="0"/>
-                <wp:positionH relativeFrom="column">
-                  <wp:posOffset>-51752</wp:posOffset>
-                </wp:positionH>
-                <wp:positionV relativeFrom="paragraph">
-                  <wp:posOffset>63500</wp:posOffset>
-                </wp:positionV>
-                <wp:extent cx="1684020" cy="556260"/>
-                <wp:effectExtent l="0" t="209550" r="335280" b="15240"/>
-                <wp:wrapNone/>
-                <wp:docPr id="5" name="圆角矩形标注 5"/>
-                <wp:cNvGraphicFramePr>
-                  <a:graphicFrameLocks xmlns:a="http://schemas.openxmlformats.org/drawingml/2006/main"/>
-                </wp:cNvGraphicFramePr>
-                <a:graphic xmlns:a="http://schemas.openxmlformats.org/drawingml/2006/main">
-                  <a:graphicData uri="http://schemas.microsoft.com/office/word/2010/wordprocessingShape">
-                    <wps:wsp>
-                      <wps:cNvSpPr>
-                        <a:spLocks noChangeArrowheads="1"/>
-                      </wps:cNvSpPr>
-                      <wps:spPr bwMode="auto">
-                        <a:xfrm>
-                          <a:off x="0" y="0"/>
-                          <a:ext cx="1684020" cy="556260"/>
-                        </a:xfrm>
-                        <a:prstGeom prst="wedgeRoundRectCallout">
-                          <a:avLst>
-                            <a:gd name="adj1" fmla="val 67004"/>
-                            <a:gd name="adj2" fmla="val -85024"/>
-                            <a:gd name="adj3" fmla="val 16667"/>
-                          </a:avLst>
-                        </a:prstGeom>
-                        <a:solidFill>
-                          <a:srgbClr val="FFFFFF"/>
-                        </a:solidFill>
-                        <a:ln w="9525" cmpd="sng">
-                          <a:solidFill>
-                            <a:srgbClr val="0000FF"/>
-                          </a:solidFill>
-                          <a:miter lim="800000"/>
-                          <a:headEnd/>
-                          <a:tailEnd/>
-                        </a:ln>
-                      </wps:spPr>
-                      <wps:txbx>
-                        <w:txbxContent>
-                          <w:p>
-                            <w:pPr>
-                              <w:tabs>
-                                <w:tab w:val="left" w:pos="377"/>
-                              </w:tabs>
-                              <w:rPr>
-                                <w:color w:val="000080"/>
-                              </w:rPr>
-                            </w:pPr>
-                            <w:r>
-                              <w:rPr>
-                                <w:rFonts w:hint="eastAsia"/>
-                                <w:color w:val="000080"/>
-                              </w:rPr>
-                              <w:t>注：页眉内容无需更改。</w:t>
-                            </w:r>
-                            <w:r>
-                              <w:rPr>
-                                <w:rFonts w:hint="eastAsia"/>
-                                <w:color w:val="000080"/>
-                                <w:u w:val="double"/>
-                              </w:rPr>
-                              <w:t>阅后删除此文本框。</w:t>
-                            </w:r>
-                          </w:p>
-                          <w:p>
-                            <w:pPr>
-                              <w:tabs>
-                                <w:tab w:val="left" w:pos="377"/>
-                              </w:tabs>
-                              <w:ind w:firstLine="420"/>
-                              <w:rPr>
-                                <w:color w:val="000080"/>
-                              </w:rPr>
-                            </w:pPr>
-                          </w:p>
-                          <w:p>
-                            <w:pPr>
-                              <w:tabs>
-                                <w:tab w:val="left" w:pos="377"/>
-                              </w:tabs>
-                              <w:ind w:firstLine="420"/>
-                              <w:rPr>
-                                <w:color w:val="000080"/>
-                              </w:rPr>
-                            </w:pPr>
-                          </w:p>
-                          <w:p>
-                            <w:pPr>
-                              <w:tabs>
-                                <w:tab w:val="left" w:pos="377"/>
-                              </w:tabs>
-                              <w:ind w:firstLine="420"/>
-                              <w:rPr>
-                                <w:color w:val="000080"/>
-                              </w:rPr>
-                            </w:pPr>
-                          </w:p>
-                        </w:txbxContent>
-                      </wps:txbx>
-                      <wps:bodyPr rot="0" vert="horz" wrap="square" lIns="91440" tIns="45720" rIns="91440" bIns="45720" anchor="t" anchorCtr="0" upright="1">
-                        <a:noAutofit/>
-                      </wps:bodyPr>
-                    </wps:wsp>
-                  </a:graphicData>
-                </a:graphic>
-                <wp14:sizeRelH relativeFrom="page">
-                  <wp14:pctWidth>0</wp14:pctWidth>
-                </wp14:sizeRelH>
-                <wp14:sizeRelV relativeFrom="page">
-                  <wp14:pctHeight>0</wp14:pctHeight>
-                </wp14:sizeRelV>
-              </wp:anchor>
-            </w:drawing>
-          </mc:Choice>
-          <mc:Fallback>
-            <w:pict>
-              <v:shape w14:anchorId="4C118999" id="圆角矩形标注 5" o:spid="_x0000_s1029" type="#_x0000_t62" style="position:absolute;left:0;text-align:left;margin-left:-4.05pt;margin-top:5pt;width:132.6pt;height:43.8pt;z-index:251665408;visibility:visible;mso-wrap-style:square;mso-width-percent:0;mso-height-percent:0;mso-wrap-distance-left:9pt;mso-wrap-distance-top:0;mso-wrap-distance-right:9pt;mso-wrap-distance-bottom:0;mso-position-horizontal:absolute;mso-position-horizontal-relative:text;mso-position-vertical:absolute;mso-position-vertical-relative:text;mso-width-percent:0;mso-height-percent:0;mso-width-relative:page;mso-height-relative:page;v-text-anchor:top" o:gfxdata="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" adj="25273,-7565" strokecolor="blue">
-                <v:textbox>
-                  <w:txbxContent>
-                    <w:p>
-                      <w:pPr>
-                        <w:tabs>
-                          <w:tab w:val="left" w:pos="377"/>
-                        </w:tabs>
-                        <w:rPr>
-                          <w:color w:val="000080"/>
-                        </w:rPr>
-                      </w:pPr>
-                      <w:r>
-                        <w:rPr>
-                          <w:rFonts w:hint="eastAsia"/>
-                          <w:color w:val="000080"/>
-                        </w:rPr>
-                        <w:t>注：页眉内容无需更改。</w:t>
-                      </w:r>
-                      <w:r>
-                        <w:rPr>
-                          <w:rFonts w:hint="eastAsia"/>
-                          <w:color w:val="000080"/>
-                          <w:u w:val="double"/>
-                        </w:rPr>
-                        <w:t>阅后</w:t>
-                      </w:r>
-                      <w:proofErr w:type="gramStart"/>
-                      <w:r>
-                        <w:rPr>
-                          <w:rFonts w:hint="eastAsia"/>
-                          <w:color w:val="000080"/>
-                          <w:u w:val="double"/>
-                        </w:rPr>
-                        <w:t>删除此</w:t>
-                      </w:r>
-                      <w:proofErr w:type="gramEnd"/>
-                      <w:r>
-                        <w:rPr>
-                          <w:rFonts w:hint="eastAsia"/>
-                          <w:color w:val="000080"/>
-                          <w:u w:val="double"/>
-                        </w:rPr>
-                        <w:t>文本框。</w:t>
-                      </w:r>
-                    </w:p>
-                    <w:p>
-                      <w:pPr>
-                        <w:tabs>
-                          <w:tab w:val="left" w:pos="377"/>
-                        </w:tabs>
-                        <w:ind w:firstLine="420"/>
-                        <w:rPr>
-                          <w:color w:val="000080"/>
-                        </w:rPr>
-                      </w:pPr>
-                    </w:p>
-                    <w:p>
-                      <w:pPr>
-                        <w:tabs>
-                          <w:tab w:val="left" w:pos="377"/>
-                        </w:tabs>
-                        <w:ind w:firstLine="420"/>
-                        <w:rPr>
-                          <w:color w:val="000080"/>
-                        </w:rPr>
-                      </w:pPr>
-                    </w:p>
-                    <w:p>
-                      <w:pPr>
-                        <w:tabs>
-                          <w:tab w:val="left" w:pos="377"/>
-                        </w:tabs>
-                        <w:ind w:firstLine="420"/>
-                        <w:rPr>
-                          <w:color w:val="000080"/>
-                        </w:rPr>
-                      </w:pPr>
-                    </w:p>
-                  </w:txbxContent>
-                </v:textbox>
-              </v:shape>
-            </w:pict>
-          </mc:Fallback>
-        </mc:AlternateContent>
-      </w:r>
-      <w:r>
-        <w:rPr>
-          <w:rFonts w:hint="eastAsia"/>
-        </w:rPr>
         <w:t>原创性声明</w:t>
       </w:r>
     </w:p>
@@ -1468,7 +781,61 @@
         <w:rPr>
           <w:rFonts w:hint="eastAsia"/>
         </w:rPr>
-        <w:t xml:space="preserve">本人签名：  </w:t>
+        <w:t>本人签名：</w:t>
+      </w:r>
+      <w:r>
+        <w:rPr>
+          <w:rFonts w:hint="eastAsia"/>
+          <w:noProof/>
+          <w:lang w:val="zh-CN"/>
+        </w:rPr>
+        <w:drawing>
+          <wp:inline distT="0" distB="0" distL="0" distR="0" wp14:anchorId="6B75B45A" wp14:editId="1582B73A">
+            <wp:extent cx="587141" cy="297815"/>
+            <wp:effectExtent l="0" t="0" r="0" b="0"/>
+            <wp:docPr id="1854599031" name="图片 19"/>
+            <wp:cNvGraphicFramePr>
+              <a:graphicFrameLocks xmlns:a="http://schemas.openxmlformats.org/drawingml/2006/main" noChangeAspect="1"/>
+            </wp:cNvGraphicFramePr>
+            <a:graphic xmlns:a="http://schemas.openxmlformats.org/drawingml/2006/main">
+              <a:graphicData uri="http://schemas.openxmlformats.org/drawingml/2006/picture">
+                <pic:pic xmlns:pic="http://schemas.openxmlformats.org/drawingml/2006/picture">
+                  <pic:nvPicPr>
+                    <pic:cNvPr id="1926981555" name="图片 1926981555"/>
+                    <pic:cNvPicPr/>
+                  </pic:nvPicPr>
+                  <pic:blipFill>
+                    <a:blip r:embed="rId10" cstate="print">
+                      <a:extLst>
+                        <a:ext uri="{28A0092B-C50C-407E-A947-70E740481C1C}">
+                          <a14:useLocalDpi xmlns:a14="http://schemas.microsoft.com/office/drawing/2010/main" val="0"/>
+                        </a:ext>
+                      </a:extLst>
+                    </a:blip>
+                    <a:stretch>
+                      <a:fillRect/>
+                    </a:stretch>
+                  </pic:blipFill>
+                  <pic:spPr>
+                    <a:xfrm>
+                      <a:off x="0" y="0"/>
+                      <a:ext cx="640386" cy="324823"/>
+                    </a:xfrm>
+                    <a:prstGeom prst="rect">
+                      <a:avLst/>
+                    </a:prstGeom>
+                  </pic:spPr>
+                </pic:pic>
+              </a:graphicData>
+            </a:graphic>
+          </wp:inline>
+        </w:drawing>
+      </w:r>
+      <w:r>
+        <w:rPr>
+          <w:rFonts w:hint="eastAsia"/>
+        </w:rPr>
+        <w:t xml:space="preserve">  </w:t>
       </w:r>
       <w:r>
         <w:t xml:space="preserve"> </w:t>
@@ -1480,13 +847,13 @@
         <w:t xml:space="preserve"> </w:t>
       </w:r>
       <w:r>
-        <w:t xml:space="preserve">      </w:t>
-      </w:r>
-      <w:r>
-        <w:rPr>
-          <w:rFonts w:hint="eastAsia"/>
-        </w:rPr>
-        <w:t xml:space="preserve">     日</w:t>
+        <w:t xml:space="preserve">    </w:t>
+      </w:r>
+      <w:r>
+        <w:rPr>
+          <w:rFonts w:hint="eastAsia"/>
+        </w:rPr>
+        <w:t xml:space="preserve">    日</w:t>
       </w:r>
       <w:r>
         <w:t xml:space="preserve"> </w:t>
@@ -1581,6 +948,7 @@
     <w:p>
       <w:pPr>
         <w:pStyle w:val="16-"/>
+        <w:ind w:right="150"/>
       </w:pPr>
       <w:r>
         <w:rPr>
@@ -1594,17 +962,62 @@
       <w:r>
         <w:rPr>
           <w:rFonts w:hint="eastAsia"/>
-        </w:rPr>
-        <w:t xml:space="preserve"> </w:t>
-      </w:r>
-      <w:r>
-        <w:t xml:space="preserve">      </w:t>
-      </w:r>
-      <w:r>
-        <w:rPr>
-          <w:rFonts w:hint="eastAsia"/>
-        </w:rPr>
-        <w:t xml:space="preserve">     日</w:t>
+          <w:noProof/>
+          <w:lang w:val="zh-CN"/>
+        </w:rPr>
+        <w:drawing>
+          <wp:inline distT="0" distB="0" distL="0" distR="0" wp14:anchorId="1EDBD4DF" wp14:editId="14B8EDAD">
+            <wp:extent cx="673768" cy="341755"/>
+            <wp:effectExtent l="0" t="0" r="0" b="1270"/>
+            <wp:docPr id="1926981555" name="图片 19"/>
+            <wp:cNvGraphicFramePr>
+              <a:graphicFrameLocks xmlns:a="http://schemas.openxmlformats.org/drawingml/2006/main" noChangeAspect="1"/>
+            </wp:cNvGraphicFramePr>
+            <a:graphic xmlns:a="http://schemas.openxmlformats.org/drawingml/2006/main">
+              <a:graphicData uri="http://schemas.openxmlformats.org/drawingml/2006/picture">
+                <pic:pic xmlns:pic="http://schemas.openxmlformats.org/drawingml/2006/picture">
+                  <pic:nvPicPr>
+                    <pic:cNvPr id="1926981555" name="图片 1926981555"/>
+                    <pic:cNvPicPr/>
+                  </pic:nvPicPr>
+                  <pic:blipFill>
+                    <a:blip r:embed="rId11" cstate="print">
+                      <a:extLst>
+                        <a:ext uri="{28A0092B-C50C-407E-A947-70E740481C1C}">
+                          <a14:useLocalDpi xmlns:a14="http://schemas.microsoft.com/office/drawing/2010/main" val="0"/>
+                        </a:ext>
+                      </a:extLst>
+                    </a:blip>
+                    <a:stretch>
+                      <a:fillRect/>
+                    </a:stretch>
+                  </pic:blipFill>
+                  <pic:spPr>
+                    <a:xfrm>
+                      <a:off x="0" y="0"/>
+                      <a:ext cx="754493" cy="382701"/>
+                    </a:xfrm>
+                    <a:prstGeom prst="rect">
+                      <a:avLst/>
+                    </a:prstGeom>
+                  </pic:spPr>
+                </pic:pic>
+              </a:graphicData>
+            </a:graphic>
+          </wp:inline>
+        </w:drawing>
+      </w:r>
+      <w:r>
+        <w:rPr>
+          <w:rFonts w:hint="eastAsia"/>
+        </w:rPr>
+        <w:t xml:space="preserve">         </w:t>
+      </w:r>
+      <w:r>
+        <w:rPr>
+          <w:rFonts w:hint="eastAsia"/>
+        </w:rPr>
+        <w:t>日</w:t>
       </w:r>
       <w:r>
         <w:t xml:space="preserve"> </w:t>
@@ -1718,225 +1131,34 @@
       <w:pPr>
         <w:pStyle w:val="18-"/>
       </w:pPr>
-      <w:r>
-        <w:rPr>
-          <w:b w:val="0"/>
-          <w:noProof/>
-          <w:color w:val="000000"/>
-          <w:sz w:val="32"/>
-        </w:rPr>
+      <w:proofErr w:type="spellStart"/>
+      <w:r>
         <w:lastRenderedPageBreak/>
-        <mc:AlternateContent>
-          <mc:Choice Requires="wps">
-            <w:drawing>
-              <wp:anchor distT="0" distB="0" distL="114300" distR="114300" simplePos="0" relativeHeight="251667456" behindDoc="0" locked="0" layoutInCell="1" allowOverlap="1" wp14:anchorId="0C472F4D" wp14:editId="48124859">
-                <wp:simplePos x="0" y="0"/>
-                <wp:positionH relativeFrom="column">
-                  <wp:posOffset>-52388</wp:posOffset>
-                </wp:positionH>
-                <wp:positionV relativeFrom="paragraph">
-                  <wp:posOffset>-915035</wp:posOffset>
-                </wp:positionV>
-                <wp:extent cx="2567940" cy="1013460"/>
-                <wp:effectExtent l="0" t="0" r="384810" b="186690"/>
-                <wp:wrapNone/>
-                <wp:docPr id="8" name="圆角矩形标注 8"/>
-                <wp:cNvGraphicFramePr>
-                  <a:graphicFrameLocks xmlns:a="http://schemas.openxmlformats.org/drawingml/2006/main"/>
-                </wp:cNvGraphicFramePr>
-                <a:graphic xmlns:a="http://schemas.openxmlformats.org/drawingml/2006/main">
-                  <a:graphicData uri="http://schemas.microsoft.com/office/word/2010/wordprocessingShape">
-                    <wps:wsp>
-                      <wps:cNvSpPr>
-                        <a:spLocks noChangeArrowheads="1"/>
-                      </wps:cNvSpPr>
-                      <wps:spPr bwMode="auto">
-                        <a:xfrm>
-                          <a:off x="0" y="0"/>
-                          <a:ext cx="2567940" cy="1013460"/>
-                        </a:xfrm>
-                        <a:prstGeom prst="wedgeRoundRectCallout">
-                          <a:avLst>
-                            <a:gd name="adj1" fmla="val 61885"/>
-                            <a:gd name="adj2" fmla="val 65984"/>
-                            <a:gd name="adj3" fmla="val 16667"/>
-                          </a:avLst>
-                        </a:prstGeom>
-                        <a:solidFill>
-                          <a:srgbClr val="FFFFFF"/>
-                        </a:solidFill>
-                        <a:ln w="9525" cmpd="sng">
-                          <a:solidFill>
-                            <a:srgbClr val="0000FF"/>
-                          </a:solidFill>
-                          <a:miter lim="800000"/>
-                          <a:headEnd/>
-                          <a:tailEnd/>
-                        </a:ln>
-                      </wps:spPr>
-                      <wps:txbx>
-                        <w:txbxContent>
-                          <w:p>
-                            <w:pPr>
-                              <w:tabs>
-                                <w:tab w:val="left" w:pos="377"/>
-                              </w:tabs>
-                              <w:rPr>
-                                <w:color w:val="000080"/>
-                                <w:sz w:val="22"/>
-                              </w:rPr>
-                            </w:pPr>
-                            <w:r>
-                              <w:rPr>
-                                <w:rFonts w:hint="eastAsia"/>
-                                <w:color w:val="000080"/>
-                                <w:sz w:val="22"/>
-                              </w:rPr>
-                              <w:t>注：此处是中文题目，居中，字体：黑体，加黑，字号：小二，行距：单倍行距，间距：段前、段后均为</w:t>
-                            </w:r>
-                            <w:r>
-                              <w:rPr>
-                                <w:color w:val="000080"/>
-                                <w:sz w:val="22"/>
-                              </w:rPr>
-                              <w:t>1</w:t>
-                            </w:r>
-                            <w:r>
-                              <w:rPr>
-                                <w:rFonts w:hint="eastAsia"/>
-                                <w:color w:val="000080"/>
-                                <w:sz w:val="22"/>
-                              </w:rPr>
-                              <w:t>行，取消网格对齐选项。</w:t>
-                            </w:r>
-                            <w:r>
-                              <w:rPr>
-                                <w:rFonts w:hint="eastAsia"/>
-                                <w:color w:val="000080"/>
-                                <w:sz w:val="22"/>
-                                <w:u w:val="double"/>
-                              </w:rPr>
-                              <w:t>阅后删除此文本框。</w:t>
-                            </w:r>
-                          </w:p>
-                        </w:txbxContent>
-                      </wps:txbx>
-                      <wps:bodyPr rot="0" vert="horz" wrap="square" lIns="91440" tIns="45720" rIns="91440" bIns="45720" anchor="t" anchorCtr="0" upright="1">
-                        <a:noAutofit/>
-                      </wps:bodyPr>
-                    </wps:wsp>
-                  </a:graphicData>
-                </a:graphic>
-                <wp14:sizeRelH relativeFrom="page">
-                  <wp14:pctWidth>0</wp14:pctWidth>
-                </wp14:sizeRelH>
-                <wp14:sizeRelV relativeFrom="page">
-                  <wp14:pctHeight>0</wp14:pctHeight>
-                </wp14:sizeRelV>
-              </wp:anchor>
-            </w:drawing>
-          </mc:Choice>
-          <mc:Fallback>
-            <w:pict>
-              <v:shape w14:anchorId="0C472F4D" id="圆角矩形标注 8" o:spid="_x0000_s1030" type="#_x0000_t62" style="position:absolute;left:0;text-align:left;margin-left:-4.15pt;margin-top:-72.05pt;width:202.2pt;height:79.8pt;z-index:251667456;visibility:visible;mso-wrap-style:square;mso-width-percent:0;mso-height-percent:0;mso-wrap-distance-left:9pt;mso-wrap-distance-top:0;mso-wrap-distance-right:9pt;mso-wrap-distance-bottom:0;mso-position-horizontal:absolute;mso-position-horizontal-relative:text;mso-position-vertical:absolute;mso-position-vertical-relative:text;mso-width-percent:0;mso-height-percent:0;mso-width-relative:page;mso-height-relative:page;v-text-anchor:top" o:gfxdata="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" adj="24167,25053" strokecolor="blue">
-                <v:textbox>
-                  <w:txbxContent>
-                    <w:p>
-                      <w:pPr>
-                        <w:tabs>
-                          <w:tab w:val="left" w:pos="377"/>
-                        </w:tabs>
-                        <w:rPr>
-                          <w:color w:val="000080"/>
-                          <w:sz w:val="22"/>
-                        </w:rPr>
-                      </w:pPr>
-                      <w:r>
-                        <w:rPr>
-                          <w:rFonts w:hint="eastAsia"/>
-                          <w:color w:val="000080"/>
-                          <w:sz w:val="22"/>
-                        </w:rPr>
-                        <w:t>注：此处是中文题目，居中，字体：黑体，加黑，字号：小二，行距：单</w:t>
-                      </w:r>
-                      <w:proofErr w:type="gramStart"/>
-                      <w:r>
-                        <w:rPr>
-                          <w:rFonts w:hint="eastAsia"/>
-                          <w:color w:val="000080"/>
-                          <w:sz w:val="22"/>
-                        </w:rPr>
-                        <w:t>倍</w:t>
-                      </w:r>
-                      <w:proofErr w:type="gramEnd"/>
-                      <w:r>
-                        <w:rPr>
-                          <w:rFonts w:hint="eastAsia"/>
-                          <w:color w:val="000080"/>
-                          <w:sz w:val="22"/>
-                        </w:rPr>
-                        <w:t>行距，间距：段前、段后均为</w:t>
-                      </w:r>
-                      <w:r>
-                        <w:rPr>
-                          <w:color w:val="000080"/>
-                          <w:sz w:val="22"/>
-                        </w:rPr>
-                        <w:t>1</w:t>
-                      </w:r>
-                      <w:r>
-                        <w:rPr>
-                          <w:rFonts w:hint="eastAsia"/>
-                          <w:color w:val="000080"/>
-                          <w:sz w:val="22"/>
-                        </w:rPr>
-                        <w:t>行，取消网格对齐选项。</w:t>
-                      </w:r>
-                      <w:r>
-                        <w:rPr>
-                          <w:rFonts w:hint="eastAsia"/>
-                          <w:color w:val="000080"/>
-                          <w:sz w:val="22"/>
-                          <w:u w:val="double"/>
-                        </w:rPr>
-                        <w:t>阅后</w:t>
-                      </w:r>
-                      <w:proofErr w:type="gramStart"/>
-                      <w:r>
-                        <w:rPr>
-                          <w:rFonts w:hint="eastAsia"/>
-                          <w:color w:val="000080"/>
-                          <w:sz w:val="22"/>
-                          <w:u w:val="double"/>
-                        </w:rPr>
-                        <w:t>删除此</w:t>
-                      </w:r>
-                      <w:proofErr w:type="gramEnd"/>
-                      <w:r>
-                        <w:rPr>
-                          <w:rFonts w:hint="eastAsia"/>
-                          <w:color w:val="000080"/>
-                          <w:sz w:val="22"/>
-                          <w:u w:val="double"/>
-                        </w:rPr>
-                        <w:t>文本框。</w:t>
-                      </w:r>
-                    </w:p>
-                  </w:txbxContent>
-                </v:textbox>
-              </v:shape>
-            </w:pict>
-          </mc:Fallback>
-        </mc:AlternateContent>
-      </w:r>
-      <w:r>
-        <w:rPr>
-          <w:rFonts w:hint="eastAsia"/>
-        </w:rPr>
-        <w:t>北京理工大学本科生毕业设计（论文）题目</w:t>
-      </w:r>
-    </w:p>
-    <w:bookmarkStart w:id="0" w:name="_Toc8720747"/>
+        <w:t>LeRobot</w:t>
+      </w:r>
+      <w:proofErr w:type="spellEnd"/>
+      <w:r>
+        <w:t>平台感知</w:t>
+      </w:r>
+      <w:r>
+        <w:rPr>
+          <w:rFonts w:hint="eastAsia"/>
+        </w:rPr>
+        <w:t>——</w:t>
+      </w:r>
+      <w:r>
+        <w:t>推理</w:t>
+      </w:r>
+      <w:r>
+        <w:rPr>
+          <w:rFonts w:hint="eastAsia"/>
+        </w:rPr>
+        <w:t>——</w:t>
+      </w:r>
+      <w:r>
+        <w:t>执行流程的系统级性能剖析</w:t>
+      </w:r>
+    </w:p>
     <w:p>
       <w:pPr>
         <w:spacing w:beforeLines="100" w:before="312" w:afterLines="100" w:after="312"/>
@@ -1948,226 +1170,7 @@
           <w:szCs w:val="32"/>
         </w:rPr>
       </w:pPr>
-      <w:r>
-        <w:rPr>
-          <w:rFonts w:ascii="黑体" w:eastAsia="黑体" w:hint="eastAsia"/>
-          <w:noProof/>
-          <w:sz w:val="48"/>
-          <w:szCs w:val="36"/>
-        </w:rPr>
-        <mc:AlternateContent>
-          <mc:Choice Requires="wps">
-            <w:drawing>
-              <wp:anchor distT="0" distB="0" distL="114300" distR="114300" simplePos="0" relativeHeight="251669504" behindDoc="0" locked="0" layoutInCell="1" allowOverlap="1" wp14:anchorId="2F18F55C" wp14:editId="463F558A">
-                <wp:simplePos x="0" y="0"/>
-                <wp:positionH relativeFrom="column">
-                  <wp:posOffset>3810953</wp:posOffset>
-                </wp:positionH>
-                <wp:positionV relativeFrom="paragraph">
-                  <wp:posOffset>204153</wp:posOffset>
-                </wp:positionV>
-                <wp:extent cx="1440180" cy="556260"/>
-                <wp:effectExtent l="590550" t="38100" r="26670" b="15240"/>
-                <wp:wrapNone/>
-                <wp:docPr id="6" name="圆角矩形标注 6"/>
-                <wp:cNvGraphicFramePr>
-                  <a:graphicFrameLocks xmlns:a="http://schemas.openxmlformats.org/drawingml/2006/main"/>
-                </wp:cNvGraphicFramePr>
-                <a:graphic xmlns:a="http://schemas.openxmlformats.org/drawingml/2006/main">
-                  <a:graphicData uri="http://schemas.microsoft.com/office/word/2010/wordprocessingShape">
-                    <wps:wsp>
-                      <wps:cNvSpPr>
-                        <a:spLocks noChangeArrowheads="1"/>
-                      </wps:cNvSpPr>
-                      <wps:spPr bwMode="auto">
-                        <a:xfrm>
-                          <a:off x="0" y="0"/>
-                          <a:ext cx="1440180" cy="556260"/>
-                        </a:xfrm>
-                        <a:prstGeom prst="wedgeRoundRectCallout">
-                          <a:avLst>
-                            <a:gd name="adj1" fmla="val -88357"/>
-                            <a:gd name="adj2" fmla="val -52318"/>
-                            <a:gd name="adj3" fmla="val 16667"/>
-                          </a:avLst>
-                        </a:prstGeom>
-                        <a:solidFill>
-                          <a:srgbClr val="FFFFFF"/>
-                        </a:solidFill>
-                        <a:ln w="9525" cmpd="sng">
-                          <a:solidFill>
-                            <a:srgbClr val="0000FF"/>
-                          </a:solidFill>
-                          <a:miter lim="800000"/>
-                          <a:headEnd/>
-                          <a:tailEnd/>
-                        </a:ln>
-                      </wps:spPr>
-                      <wps:txbx>
-                        <w:txbxContent>
-                          <w:p>
-                            <w:pPr>
-                              <w:tabs>
-                                <w:tab w:val="left" w:pos="377"/>
-                              </w:tabs>
-                              <w:rPr>
-                                <w:color w:val="000080"/>
-                              </w:rPr>
-                            </w:pPr>
-                            <w:r>
-                              <w:rPr>
-                                <w:rFonts w:hint="eastAsia"/>
-                                <w:color w:val="000080"/>
-                              </w:rPr>
-                              <w:t>注：此处无需更改。</w:t>
-                            </w:r>
-                            <w:r>
-                              <w:rPr>
-                                <w:rFonts w:hint="eastAsia"/>
-                                <w:color w:val="000080"/>
-                                <w:u w:val="double"/>
-                              </w:rPr>
-                              <w:t>阅后删除此文本框。</w:t>
-                            </w:r>
-                          </w:p>
-                          <w:p>
-                            <w:pPr>
-                              <w:tabs>
-                                <w:tab w:val="left" w:pos="377"/>
-                              </w:tabs>
-                              <w:ind w:firstLine="420"/>
-                              <w:rPr>
-                                <w:color w:val="000080"/>
-                              </w:rPr>
-                            </w:pPr>
-                          </w:p>
-                          <w:p>
-                            <w:pPr>
-                              <w:tabs>
-                                <w:tab w:val="left" w:pos="377"/>
-                              </w:tabs>
-                              <w:ind w:firstLine="420"/>
-                              <w:rPr>
-                                <w:color w:val="000080"/>
-                              </w:rPr>
-                            </w:pPr>
-                          </w:p>
-                          <w:p>
-                            <w:pPr>
-                              <w:tabs>
-                                <w:tab w:val="left" w:pos="377"/>
-                              </w:tabs>
-                              <w:ind w:firstLine="420"/>
-                              <w:rPr>
-                                <w:color w:val="000080"/>
-                              </w:rPr>
-                            </w:pPr>
-                          </w:p>
-                        </w:txbxContent>
-                      </wps:txbx>
-                      <wps:bodyPr rot="0" vert="horz" wrap="square" lIns="91440" tIns="45720" rIns="91440" bIns="45720" anchor="t" anchorCtr="0" upright="1">
-                        <a:noAutofit/>
-                      </wps:bodyPr>
-                    </wps:wsp>
-                  </a:graphicData>
-                </a:graphic>
-                <wp14:sizeRelH relativeFrom="page">
-                  <wp14:pctWidth>0</wp14:pctWidth>
-                </wp14:sizeRelH>
-                <wp14:sizeRelV relativeFrom="page">
-                  <wp14:pctHeight>0</wp14:pctHeight>
-                </wp14:sizeRelV>
-              </wp:anchor>
-            </w:drawing>
-          </mc:Choice>
-          <mc:Fallback>
-            <w:pict>
-              <v:shape w14:anchorId="2F18F55C" id="圆角矩形标注 6" o:spid="_x0000_s1031" type="#_x0000_t62" style="position:absolute;left:0;text-align:left;margin-left:300.1pt;margin-top:16.1pt;width:113.4pt;height:43.8pt;z-index:251669504;visibility:visible;mso-wrap-style:square;mso-width-percent:0;mso-height-percent:0;mso-wrap-distance-left:9pt;mso-wrap-distance-top:0;mso-wrap-distance-right:9pt;mso-wrap-distance-bottom:0;mso-position-horizontal:absolute;mso-position-horizontal-relative:text;mso-position-vertical:absolute;mso-position-vertical-relative:text;mso-width-percent:0;mso-height-percent:0;mso-width-relative:page;mso-height-relative:page;v-text-anchor:top" o:gfxdata="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" adj="-8285,-501" strokecolor="blue">
-                <v:textbox>
-                  <w:txbxContent>
-                    <w:p>
-                      <w:pPr>
-                        <w:tabs>
-                          <w:tab w:val="left" w:pos="377"/>
-                        </w:tabs>
-                        <w:rPr>
-                          <w:color w:val="000080"/>
-                        </w:rPr>
-                      </w:pPr>
-                      <w:r>
-                        <w:rPr>
-                          <w:rFonts w:hint="eastAsia"/>
-                          <w:color w:val="000080"/>
-                        </w:rPr>
-                        <w:t>注：此处无需更改。</w:t>
-                      </w:r>
-                      <w:r>
-                        <w:rPr>
-                          <w:rFonts w:hint="eastAsia"/>
-                          <w:color w:val="000080"/>
-                          <w:u w:val="double"/>
-                        </w:rPr>
-                        <w:t>阅后</w:t>
-                      </w:r>
-                      <w:proofErr w:type="gramStart"/>
-                      <w:r>
-                        <w:rPr>
-                          <w:rFonts w:hint="eastAsia"/>
-                          <w:color w:val="000080"/>
-                          <w:u w:val="double"/>
-                        </w:rPr>
-                        <w:t>删除此</w:t>
-                      </w:r>
-                      <w:proofErr w:type="gramEnd"/>
-                      <w:r>
-                        <w:rPr>
-                          <w:rFonts w:hint="eastAsia"/>
-                          <w:color w:val="000080"/>
-                          <w:u w:val="double"/>
-                        </w:rPr>
-                        <w:t>文本框。</w:t>
-                      </w:r>
-                    </w:p>
-                    <w:p>
-                      <w:pPr>
-                        <w:tabs>
-                          <w:tab w:val="left" w:pos="377"/>
-                        </w:tabs>
-                        <w:ind w:firstLine="420"/>
-                        <w:rPr>
-                          <w:color w:val="000080"/>
-                        </w:rPr>
-                      </w:pPr>
-                    </w:p>
-                    <w:p>
-                      <w:pPr>
-                        <w:tabs>
-                          <w:tab w:val="left" w:pos="377"/>
-                        </w:tabs>
-                        <w:ind w:firstLine="420"/>
-                        <w:rPr>
-                          <w:color w:val="000080"/>
-                        </w:rPr>
-                      </w:pPr>
-                    </w:p>
-                    <w:p>
-                      <w:pPr>
-                        <w:tabs>
-                          <w:tab w:val="left" w:pos="377"/>
-                        </w:tabs>
-                        <w:ind w:firstLine="420"/>
-                        <w:rPr>
-                          <w:color w:val="000080"/>
-                        </w:rPr>
-                      </w:pPr>
-                    </w:p>
-                  </w:txbxContent>
-                </v:textbox>
-              </v:shape>
-            </w:pict>
-          </mc:Fallback>
-        </mc:AlternateContent>
-      </w:r>
+      <w:bookmarkStart w:id="0" w:name="_Toc229409463"/>
       <w:r>
         <w:rPr>
           <w:rFonts w:ascii="黑体" w:eastAsia="黑体" w:hint="eastAsia"/>
@@ -2184,10 +1187,61 @@
         <w:ind w:firstLine="480"/>
       </w:pPr>
       <w:r>
-        <w:rPr>
-          <w:rFonts w:hint="eastAsia"/>
-        </w:rPr>
-        <w:t>本文……。</w:t>
+        <w:t>本文面向</w:t>
+      </w:r>
+      <w:proofErr w:type="spellStart"/>
+      <w:r>
+        <w:t>LeRobot</w:t>
+      </w:r>
+      <w:proofErr w:type="spellEnd"/>
+      <w:r>
+        <w:t>框架下</w:t>
+      </w:r>
+      <w:r>
+        <w:t>ACT</w:t>
+      </w:r>
+      <w:r>
+        <w:t>策略在</w:t>
+      </w:r>
+      <w:r>
+        <w:t>SO-101</w:t>
+      </w:r>
+      <w:r>
+        <w:t>六自由度机械臂上的在线控制任务，研究树莓派</w:t>
+      </w:r>
+      <w:r>
+        <w:t>5</w:t>
+      </w:r>
+      <w:r>
+        <w:t>边缘平台中感知、推理与执行流程的系统级性能瓶颈。针对现有研究多关注模型压缩或通信优化、较少分析运行时、内核调度和设备</w:t>
+      </w:r>
+      <w:r>
+        <w:t>I/O</w:t>
+      </w:r>
+      <w:r>
+        <w:t>路径的问题，本文构建了覆盖推理框架层、运行时层、内核层和硬件</w:t>
+      </w:r>
+      <w:r>
+        <w:t>I/O</w:t>
+      </w:r>
+      <w:r>
+        <w:t>层的四层性能分析模型，并结合</w:t>
+      </w:r>
+      <w:proofErr w:type="spellStart"/>
+      <w:r>
+        <w:t>ftrace</w:t>
+      </w:r>
+      <w:proofErr w:type="spellEnd"/>
+      <w:r>
+        <w:t>、</w:t>
+      </w:r>
+      <w:proofErr w:type="spellStart"/>
+      <w:r>
+        <w:t>strace</w:t>
+      </w:r>
+      <w:proofErr w:type="spellEnd"/>
+      <w:r>
+        <w:t>和内核插桩方法，对系统端到端时延和模块级时间分布进行量化分析。</w:t>
       </w:r>
     </w:p>
     <w:p>
@@ -2196,128 +1250,144 @@
         <w:ind w:firstLine="480"/>
       </w:pPr>
       <w:r>
-        <w:rPr>
-          <w:rFonts w:hint="eastAsia"/>
-        </w:rPr>
-        <w:t>摘要正文选用模板中的样式所定义的“正文”，每段落首行缩进</w:t>
-      </w:r>
-      <w:r>
-        <w:rPr>
-          <w:rFonts w:hint="eastAsia"/>
-        </w:rPr>
-        <w:t>2</w:t>
-      </w:r>
-      <w:r>
-        <w:rPr>
-          <w:rFonts w:hint="eastAsia"/>
-        </w:rPr>
-        <w:t>个</w:t>
-      </w:r>
-      <w:r>
-        <w:rPr>
-          <w:rFonts w:hint="eastAsia"/>
-        </w:rPr>
-        <w:t>字符</w:t>
-      </w:r>
-      <w:r>
-        <w:rPr>
-          <w:rFonts w:hint="eastAsia"/>
-        </w:rPr>
-        <w:t>；或者手动设置成每段落首行缩进</w:t>
-      </w:r>
-      <w:r>
-        <w:rPr>
-          <w:rFonts w:hint="eastAsia"/>
-        </w:rPr>
-        <w:t>2</w:t>
-      </w:r>
-      <w:r>
-        <w:rPr>
-          <w:rFonts w:hint="eastAsia"/>
-        </w:rPr>
-        <w:t>个汉字，字体：宋体，字号：小四，行距：</w:t>
-      </w:r>
-      <w:r>
-        <w:rPr>
-          <w:rFonts w:hint="eastAsia"/>
-        </w:rPr>
-        <w:t>固定值</w:t>
-      </w:r>
-      <w:r>
-        <w:rPr>
-          <w:rFonts w:hint="eastAsia"/>
-        </w:rPr>
-        <w:t>2</w:t>
-      </w:r>
-      <w:r>
-        <w:t>2</w:t>
-      </w:r>
-      <w:r>
-        <w:rPr>
-          <w:rFonts w:hint="eastAsia"/>
-        </w:rPr>
-        <w:t>磅</w:t>
-      </w:r>
-      <w:r>
-        <w:rPr>
-          <w:rFonts w:hint="eastAsia"/>
-        </w:rPr>
-        <w:t>，间距：段前、段后均为</w:t>
-      </w:r>
-      <w:r>
-        <w:rPr>
-          <w:rFonts w:hint="eastAsia"/>
-        </w:rPr>
-        <w:t>0</w:t>
-      </w:r>
-      <w:r>
-        <w:rPr>
-          <w:rFonts w:hint="eastAsia"/>
-        </w:rPr>
-        <w:t>行。</w:t>
-      </w:r>
-      <w:r>
-        <w:rPr>
-          <w:rFonts w:hint="eastAsia"/>
-        </w:rPr>
-        <w:t>【阅后删除此段】</w:t>
+        <w:t>实验结果表明，在</w:t>
+      </w:r>
+      <w:r>
+        <w:t>30FPS</w:t>
+      </w:r>
+      <w:r>
+        <w:t>目标配置下，系统同步执行时实测帧率约为</w:t>
+      </w:r>
+      <w:r>
+        <w:t>18.7FPS</w:t>
+      </w:r>
+      <w:r>
+        <w:t>，与目标仍存在明显差距。工具校准实验显示，延迟导出的</w:t>
+      </w:r>
+      <w:proofErr w:type="spellStart"/>
+      <w:r>
+        <w:t>ftrace</w:t>
+      </w:r>
+      <w:proofErr w:type="spellEnd"/>
+      <w:r>
+        <w:t>使帧率下降</w:t>
+      </w:r>
+      <w:r>
+        <w:t>13.9%</w:t>
+      </w:r>
+      <w:r>
+        <w:rPr>
+          <w:rFonts w:hint="eastAsia"/>
+        </w:rPr>
+        <w:t>，</w:t>
+      </w:r>
+      <w:r>
+        <w:t>明显小于</w:t>
+      </w:r>
+      <w:proofErr w:type="spellStart"/>
+      <w:r>
+        <w:t>strace</w:t>
+      </w:r>
+      <w:proofErr w:type="spellEnd"/>
+      <w:r>
+        <w:t>的</w:t>
+      </w:r>
+      <w:r>
+        <w:t>40.9%</w:t>
+      </w:r>
+      <w:r>
+        <w:t>，可用于后续定量分析。进一步分析发现，</w:t>
+      </w:r>
+      <w:r>
+        <w:t>ACT</w:t>
+      </w:r>
+      <w:r>
+        <w:t>前向推理是主要瓶颈</w:t>
+      </w:r>
+      <w:r>
+        <w:rPr>
+          <w:rFonts w:hint="eastAsia"/>
+        </w:rPr>
+        <w:t>，</w:t>
+      </w:r>
+      <w:r>
+        <w:t>单次完整推理平均耗时约</w:t>
+      </w:r>
+      <w:r>
+        <w:t xml:space="preserve">1925 </w:t>
+      </w:r>
+      <w:proofErr w:type="spellStart"/>
+      <w:r>
+        <w:t>ms</w:t>
+      </w:r>
+      <w:proofErr w:type="spellEnd"/>
+      <w:r>
+        <w:rPr>
+          <w:rFonts w:hint="eastAsia"/>
+        </w:rPr>
+        <w:t>，</w:t>
+      </w:r>
+      <w:r>
+        <w:t>其中视觉编码与</w:t>
+      </w:r>
+      <w:r>
+        <w:t>Transformer</w:t>
+      </w:r>
+      <w:r>
+        <w:t>模块占主要比例；摄像头异步预取后主线程感知开销较低，舵机写入系统调用仅为微秒级，执行阶段主要受</w:t>
+      </w:r>
+      <w:r>
+        <w:t>1 Mbps</w:t>
+      </w:r>
+      <w:r>
+        <w:t>波特率和半双工总线限制。针对推理瓶颈，本文设计并验证了异步推理方案。在当前平台的单轮扫描实验中，当异步推理触发阈值取</w:t>
+      </w:r>
+      <w:r>
+        <w:t>0.30</w:t>
+      </w:r>
+      <w:r>
+        <w:t>时，系统有效控制频率达到</w:t>
+      </w:r>
+      <w:r>
+        <w:t>27.42 FPS</w:t>
+      </w:r>
+      <w:r>
+        <w:t>，相比同步基线提升</w:t>
+      </w:r>
+      <w:r>
+        <w:t>70.0%</w:t>
+      </w:r>
+      <w:r>
+        <w:t>。结果表明，系统级分层剖析能够有效定位边缘机器人在线控制的真实性能瓶颈，异步推理能够在不改变模型结构的条件下显著提升控制频率。</w:t>
       </w:r>
     </w:p>
     <w:p>
       <w:pPr>
         <w:pStyle w:val="01-"/>
         <w:ind w:firstLine="480"/>
-      </w:pPr>
-      <w:r>
-        <w:rPr>
-          <w:rFonts w:hint="eastAsia"/>
-        </w:rPr>
-        <w:t>摘要是一篇具有独立性和完整性的短文，应概括而扼要地反映出本论文的主要内容。包括研究目的、研究方法、研究结果和结论等，特别要突出研究结果和结论。中文摘要力求语言精炼准确，本科生毕业设计（论文）摘要建议</w:t>
-      </w:r>
-      <w:r>
-        <w:rPr>
-          <w:rFonts w:hint="eastAsia"/>
-        </w:rPr>
-        <w:t>3</w:t>
-      </w:r>
-      <w:r>
-        <w:t>00</w:t>
-      </w:r>
-      <w:r>
-        <w:rPr>
-          <w:rFonts w:hint="eastAsia"/>
-        </w:rPr>
-        <w:t>-5</w:t>
-      </w:r>
-      <w:r>
-        <w:t>00</w:t>
-      </w:r>
-      <w:r>
-        <w:rPr>
-          <w:rFonts w:hint="eastAsia"/>
-        </w:rPr>
-        <w:t>字。摘要中不可出现参考文献、图、表、化学结构式、非公知公用的符号和术语。英文摘要与中文摘要的内容应一致。【阅后删除此段】</w:t>
-      </w:r>
+        <w:rPr>
+          <w:rFonts w:ascii="宋体" w:hAnsi="宋体"/>
+        </w:rPr>
+      </w:pPr>
+    </w:p>
+    <w:p>
+      <w:pPr>
+        <w:pStyle w:val="19-"/>
+      </w:pPr>
+      <w:r>
+        <w:rPr>
+          <w:rFonts w:hint="eastAsia"/>
+        </w:rPr>
+        <w:t>关键词：</w:t>
+      </w:r>
+      <w:r>
+        <w:t>基础软件；Linux内核；系统级性能剖析；异步推理；机器人控制；ACT策略；</w:t>
+      </w:r>
+      <w:proofErr w:type="spellStart"/>
+      <w:r>
+        <w:t>LeRobot</w:t>
+      </w:r>
+      <w:proofErr w:type="spellEnd"/>
     </w:p>
     <w:p>
       <w:pPr>
@@ -2325,321 +1395,11 @@
         <w:ind w:firstLine="480"/>
         <w:rPr>
           <w:rFonts w:ascii="宋体" w:hAnsi="宋体"/>
-        </w:rPr>
-      </w:pPr>
-    </w:p>
-    <w:p>
-      <w:pPr>
-        <w:pStyle w:val="19-"/>
-      </w:pPr>
-      <w:r>
-        <w:rPr>
-          <w:rFonts w:hint="eastAsia"/>
-        </w:rPr>
-        <w:t>关键词：</w:t>
-      </w:r>
-      <w:r>
-        <w:rPr>
-          <w:rFonts w:hint="eastAsia"/>
-        </w:rPr>
-        <w:t>北京理工大学</w:t>
-      </w:r>
-      <w:r>
-        <w:rPr>
-          <w:rFonts w:hint="eastAsia"/>
-        </w:rPr>
-        <w:t>；</w:t>
-      </w:r>
-      <w:r>
-        <w:rPr>
-          <w:rFonts w:hint="eastAsia"/>
-        </w:rPr>
-        <w:t>本科生</w:t>
-      </w:r>
-      <w:r>
-        <w:rPr>
-          <w:rFonts w:hint="eastAsia"/>
-        </w:rPr>
-        <w:t>；</w:t>
-      </w:r>
-      <w:r>
-        <w:rPr>
-          <w:rFonts w:hint="eastAsia"/>
-        </w:rPr>
-        <w:t>毕业设计（论文）</w:t>
-      </w:r>
-      <w:r>
-        <w:rPr>
-          <w:rFonts w:ascii="宋体" w:hAnsi="宋体"/>
-          <w:noProof/>
-        </w:rPr>
-        <mc:AlternateContent>
-          <mc:Choice Requires="wps">
-            <w:drawing>
-              <wp:anchor distT="0" distB="0" distL="114300" distR="114300" simplePos="0" relativeHeight="251671552" behindDoc="0" locked="0" layoutInCell="1" allowOverlap="1" wp14:anchorId="759175E6" wp14:editId="36D2C9B7">
-                <wp:simplePos x="0" y="0"/>
-                <wp:positionH relativeFrom="column">
-                  <wp:posOffset>2644140</wp:posOffset>
-                </wp:positionH>
-                <wp:positionV relativeFrom="paragraph">
-                  <wp:posOffset>270193</wp:posOffset>
-                </wp:positionV>
-                <wp:extent cx="2324100" cy="990600"/>
-                <wp:effectExtent l="0" t="247650" r="19050" b="19050"/>
-                <wp:wrapNone/>
-                <wp:docPr id="7" name="圆角矩形标注 7"/>
-                <wp:cNvGraphicFramePr>
-                  <a:graphicFrameLocks xmlns:a="http://schemas.openxmlformats.org/drawingml/2006/main"/>
-                </wp:cNvGraphicFramePr>
-                <a:graphic xmlns:a="http://schemas.openxmlformats.org/drawingml/2006/main">
-                  <a:graphicData uri="http://schemas.microsoft.com/office/word/2010/wordprocessingShape">
-                    <wps:wsp>
-                      <wps:cNvSpPr>
-                        <a:spLocks noChangeArrowheads="1"/>
-                      </wps:cNvSpPr>
-                      <wps:spPr bwMode="auto">
-                        <a:xfrm>
-                          <a:off x="0" y="0"/>
-                          <a:ext cx="2324100" cy="990600"/>
-                        </a:xfrm>
-                        <a:prstGeom prst="wedgeRoundRectCallout">
-                          <a:avLst>
-                            <a:gd name="adj1" fmla="val -42129"/>
-                            <a:gd name="adj2" fmla="val -73045"/>
-                            <a:gd name="adj3" fmla="val 16667"/>
-                          </a:avLst>
-                        </a:prstGeom>
-                        <a:solidFill>
-                          <a:srgbClr val="FFFFFF"/>
-                        </a:solidFill>
-                        <a:ln w="9525" cmpd="sng">
-                          <a:solidFill>
-                            <a:srgbClr val="0000FF"/>
-                          </a:solidFill>
-                          <a:miter lim="800000"/>
-                          <a:headEnd/>
-                          <a:tailEnd/>
-                        </a:ln>
-                      </wps:spPr>
-                      <wps:txbx>
-                        <w:txbxContent>
-                          <w:p>
-                            <w:pPr>
-                              <w:tabs>
-                                <w:tab w:val="left" w:pos="377"/>
-                              </w:tabs>
-                              <w:rPr>
-                                <w:rFonts w:ascii="宋体" w:hAnsi="宋体"/>
-                                <w:color w:val="000080"/>
-                              </w:rPr>
-                            </w:pPr>
-                            <w:r>
-                              <w:rPr>
-                                <w:rFonts w:ascii="宋体" w:hAnsi="宋体" w:hint="eastAsia"/>
-                                <w:color w:val="000080"/>
-                              </w:rPr>
-                              <w:t>注：此处</w:t>
-                            </w:r>
-                            <w:r>
-                              <w:rPr>
-                                <w:rFonts w:ascii="宋体" w:hAnsi="宋体" w:hint="eastAsia"/>
-                                <w:color w:val="000080"/>
-                              </w:rPr>
-                              <w:t>字体：黑体、小四号、加粗；</w:t>
-                            </w:r>
-                          </w:p>
-                          <w:p>
-                            <w:pPr>
-                              <w:tabs>
-                                <w:tab w:val="left" w:pos="377"/>
-                              </w:tabs>
-                              <w:rPr>
-                                <w:rFonts w:ascii="宋体" w:hAnsi="宋体"/>
-                                <w:color w:val="000080"/>
-                              </w:rPr>
-                            </w:pPr>
-                            <w:r>
-                              <w:rPr>
-                                <w:rFonts w:ascii="宋体" w:hAnsi="宋体" w:hint="eastAsia"/>
-                                <w:color w:val="000080"/>
-                              </w:rPr>
-                              <w:t>一般选</w:t>
-                            </w:r>
-                            <w:r>
-                              <w:rPr>
-                                <w:rFonts w:ascii="宋体" w:hAnsi="宋体" w:hint="eastAsia"/>
-                                <w:color w:val="000080"/>
-                              </w:rPr>
-                              <w:t>3</w:t>
-                            </w:r>
-                            <w:r>
-                              <w:rPr>
-                                <w:rFonts w:ascii="宋体" w:hAnsi="宋体" w:hint="eastAsia"/>
-                                <w:color w:val="000080"/>
-                              </w:rPr>
-                              <w:t>-</w:t>
-                            </w:r>
-                            <w:r>
-                              <w:rPr>
-                                <w:rFonts w:ascii="宋体" w:hAnsi="宋体" w:hint="eastAsia"/>
-                                <w:color w:val="000080"/>
-                              </w:rPr>
-                              <w:t>8</w:t>
-                            </w:r>
-                            <w:r>
-                              <w:rPr>
-                                <w:rFonts w:ascii="宋体" w:hAnsi="宋体" w:hint="eastAsia"/>
-                                <w:color w:val="000080"/>
-                              </w:rPr>
-                              <w:t>个单词或专业术语，且中英文关键词须对应。</w:t>
-                            </w:r>
-                            <w:r>
-                              <w:rPr>
-                                <w:rFonts w:hint="eastAsia"/>
-                                <w:color w:val="000080"/>
-                                <w:u w:val="double"/>
-                              </w:rPr>
-                              <w:t>阅后删除此文本框。</w:t>
-                            </w:r>
-                          </w:p>
-                        </w:txbxContent>
-                      </wps:txbx>
-                      <wps:bodyPr rot="0" vert="horz" wrap="square" lIns="91440" tIns="45720" rIns="91440" bIns="45720" anchor="t" anchorCtr="0" upright="1">
-                        <a:noAutofit/>
-                      </wps:bodyPr>
-                    </wps:wsp>
-                  </a:graphicData>
-                </a:graphic>
-                <wp14:sizeRelH relativeFrom="page">
-                  <wp14:pctWidth>0</wp14:pctWidth>
-                </wp14:sizeRelH>
-                <wp14:sizeRelV relativeFrom="page">
-                  <wp14:pctHeight>0</wp14:pctHeight>
-                </wp14:sizeRelV>
-              </wp:anchor>
-            </w:drawing>
-          </mc:Choice>
-          <mc:Fallback>
-            <w:pict>
-              <v:shape w14:anchorId="759175E6" id="圆角矩形标注 7" o:spid="_x0000_s1032" type="#_x0000_t62" style="position:absolute;left:0;text-align:left;margin-left:208.2pt;margin-top:21.3pt;width:183pt;height:78pt;z-index:251671552;visibility:visible;mso-wrap-style:square;mso-width-percent:0;mso-height-percent:0;mso-wrap-distance-left:9pt;mso-wrap-distance-top:0;mso-wrap-distance-right:9pt;mso-wrap-distance-bottom:0;mso-position-horizontal:absolute;mso-position-horizontal-relative:text;mso-position-vertical:absolute;mso-position-vertical-relative:text;mso-width-percent:0;mso-height-percent:0;mso-width-relative:page;mso-height-relative:page;v-text-anchor:top" o:gfxdata="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" adj="1700,-4978" strokecolor="blue">
-                <v:textbox>
-                  <w:txbxContent>
-                    <w:p>
-                      <w:pPr>
-                        <w:tabs>
-                          <w:tab w:val="left" w:pos="377"/>
-                        </w:tabs>
-                        <w:rPr>
-                          <w:rFonts w:ascii="宋体" w:hAnsi="宋体"/>
-                          <w:color w:val="000080"/>
-                        </w:rPr>
-                      </w:pPr>
-                      <w:r>
-                        <w:rPr>
-                          <w:rFonts w:ascii="宋体" w:hAnsi="宋体" w:hint="eastAsia"/>
-                          <w:color w:val="000080"/>
-                        </w:rPr>
-                        <w:t>注：此处</w:t>
-                      </w:r>
-                      <w:r>
-                        <w:rPr>
-                          <w:rFonts w:ascii="宋体" w:hAnsi="宋体" w:hint="eastAsia"/>
-                          <w:color w:val="000080"/>
-                        </w:rPr>
-                        <w:t>字体：黑体、小四号、加粗；</w:t>
-                      </w:r>
-                    </w:p>
-                    <w:p>
-                      <w:pPr>
-                        <w:tabs>
-                          <w:tab w:val="left" w:pos="377"/>
-                        </w:tabs>
-                        <w:rPr>
-                          <w:rFonts w:ascii="宋体" w:hAnsi="宋体"/>
-                          <w:color w:val="000080"/>
-                        </w:rPr>
-                      </w:pPr>
-                      <w:r>
-                        <w:rPr>
-                          <w:rFonts w:ascii="宋体" w:hAnsi="宋体" w:hint="eastAsia"/>
-                          <w:color w:val="000080"/>
-                        </w:rPr>
-                        <w:t>一般选</w:t>
-                      </w:r>
-                      <w:r>
-                        <w:rPr>
-                          <w:rFonts w:ascii="宋体" w:hAnsi="宋体" w:hint="eastAsia"/>
-                          <w:color w:val="000080"/>
-                        </w:rPr>
-                        <w:t>3</w:t>
-                      </w:r>
-                      <w:r>
-                        <w:rPr>
-                          <w:rFonts w:ascii="宋体" w:hAnsi="宋体" w:hint="eastAsia"/>
-                          <w:color w:val="000080"/>
-                        </w:rPr>
-                        <w:t>-</w:t>
-                      </w:r>
-                      <w:r>
-                        <w:rPr>
-                          <w:rFonts w:ascii="宋体" w:hAnsi="宋体" w:hint="eastAsia"/>
-                          <w:color w:val="000080"/>
-                        </w:rPr>
-                        <w:t>8</w:t>
-                      </w:r>
-                      <w:r>
-                        <w:rPr>
-                          <w:rFonts w:ascii="宋体" w:hAnsi="宋体" w:hint="eastAsia"/>
-                          <w:color w:val="000080"/>
-                        </w:rPr>
-                        <w:t>个单词或专业术语，且中英文关键词须对应。</w:t>
-                      </w:r>
-                      <w:r>
-                        <w:rPr>
-                          <w:rFonts w:hint="eastAsia"/>
-                          <w:color w:val="000080"/>
-                          <w:u w:val="double"/>
-                        </w:rPr>
-                        <w:t>阅后</w:t>
-                      </w:r>
-                      <w:proofErr w:type="gramStart"/>
-                      <w:r>
-                        <w:rPr>
-                          <w:rFonts w:hint="eastAsia"/>
-                          <w:color w:val="000080"/>
-                          <w:u w:val="double"/>
-                        </w:rPr>
-                        <w:t>删除此</w:t>
-                      </w:r>
-                      <w:proofErr w:type="gramEnd"/>
-                      <w:r>
-                        <w:rPr>
-                          <w:rFonts w:hint="eastAsia"/>
-                          <w:color w:val="000080"/>
-                          <w:u w:val="double"/>
-                        </w:rPr>
-                        <w:t>文本框。</w:t>
-                      </w:r>
-                    </w:p>
-                  </w:txbxContent>
-                </v:textbox>
-              </v:shape>
-            </w:pict>
-          </mc:Fallback>
-        </mc:AlternateContent>
-      </w:r>
-    </w:p>
-    <w:p>
-      <w:pPr>
-        <w:pStyle w:val="01-"/>
-        <w:ind w:firstLine="480"/>
-        <w:rPr>
-          <w:rFonts w:ascii="宋体" w:hAnsi="宋体"/>
           <w:b/>
         </w:rPr>
         <w:sectPr>
-          <w:headerReference w:type="default" r:id="rId10"/>
-          <w:footerReference w:type="default" r:id="rId11"/>
+          <w:headerReference w:type="default" r:id="rId12"/>
+          <w:footerReference w:type="default" r:id="rId13"/>
           <w:pgSz w:w="11906" w:h="16838" w:code="9"/>
           <w:pgMar w:top="1985" w:right="1474" w:bottom="1474" w:left="1701" w:header="1361" w:footer="1134" w:gutter="0"/>
           <w:pgNumType w:fmt="upperRoman" w:start="1"/>
@@ -2761,7 +1521,52 @@
           </mc:Choice>
           <mc:Fallback>
             <w:pict>
-              <v:shape w14:anchorId="0FBB6FA2" id="圆角矩形标注 13" o:spid="_x0000_s1033" type="#_x0000_t62" style="position:absolute;left:0;text-align:left;margin-left:41.65pt;margin-top:250.45pt;width:139.2pt;height:62.4pt;z-index:251673600;visibility:visible;mso-wrap-style:square;mso-width-percent:0;mso-height-percent:0;mso-wrap-distance-left:9pt;mso-wrap-distance-top:0;mso-wrap-distance-right:9pt;mso-wrap-distance-bottom:0;mso-position-horizontal:absolute;mso-position-horizontal-relative:text;mso-position-vertical:absolute;mso-position-vertical-relative:text;mso-width-percent:0;mso-height-percent:0;mso-width-relative:page;mso-height-relative:page;v-text-anchor:top" o:gfxdata="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" adj="26401,21900" strokecolor="blue">
+              <v:shapetype w14:anchorId="0FBB6FA2" id="_x0000_t62" coordsize="21600,21600" o:spt="62" adj="1350,25920" path="m3600,qx,3600l0@8@12@24,0@9,,18000qy3600,21600l@6,21600@15@27@7,21600,18000,21600qx21600,18000l21600@9@18@30,21600@8,21600,3600qy18000,l@7,0@21@33@6,xe">
+                <v:stroke joinstyle="miter"/>
+                <v:formulas>
+                  <v:f eqn="sum 10800 0 #0"/>
+                  <v:f eqn="sum 10800 0 #1"/>
+                  <v:f eqn="sum #0 0 #1"/>
+                  <v:f eqn="sum @0 @1 0"/>
+                  <v:f eqn="sum 21600 0 #0"/>
+                  <v:f eqn="sum 21600 0 #1"/>
+                  <v:f eqn="if @0 3600 12600"/>
+                  <v:f eqn="if @0 9000 18000"/>
+                  <v:f eqn="if @1 3600 12600"/>
+                  <v:f eqn="if @1 9000 18000"/>
+                  <v:f eqn="if @2 0 #0"/>
+                  <v:f eqn="if @3 @10 0"/>
+                  <v:f eqn="if #0 0 @11"/>
+                  <v:f eqn="if @2 @6 #0"/>
+                  <v:f eqn="if @3 @6 @13"/>
+                  <v:f eqn="if @5 @6 @14"/>
+                  <v:f eqn="if @2 #0 21600"/>
+                  <v:f eqn="if @3 21600 @16"/>
+                  <v:f eqn="if @4 21600 @17"/>
+                  <v:f eqn="if @2 #0 @6"/>
+                  <v:f eqn="if @3 @19 @6"/>
+                  <v:f eqn="if #1 @6 @20"/>
+                  <v:f eqn="if @2 @8 #1"/>
+                  <v:f eqn="if @3 @22 @8"/>
+                  <v:f eqn="if #0 @8 @23"/>
+                  <v:f eqn="if @2 21600 #1"/>
+                  <v:f eqn="if @3 21600 @25"/>
+                  <v:f eqn="if @5 21600 @26"/>
+                  <v:f eqn="if @2 #1 @8"/>
+                  <v:f eqn="if @3 @8 @28"/>
+                  <v:f eqn="if @4 @8 @29"/>
+                  <v:f eqn="if @2 #1 0"/>
+                  <v:f eqn="if @3 @31 0"/>
+                  <v:f eqn="if #1 0 @32"/>
+                  <v:f eqn="val #0"/>
+                  <v:f eqn="val #1"/>
+                </v:formulas>
+                <v:path o:connecttype="custom" o:connectlocs="10800,0;0,10800;10800,21600;21600,10800;@34,@35" textboxrect="791,791,20809,20809"/>
+                <v:handles>
+                  <v:h position="#0,#1"/>
+                </v:handles>
+              </v:shapetype>
+              <v:shape id="圆角矩形标注 13" o:spid="_x0000_s1026" type="#_x0000_t62" style="position:absolute;left:0;text-align:left;margin-left:41.65pt;margin-top:250.45pt;width:139.2pt;height:62.4pt;z-index:251673600;visibility:visible;mso-wrap-style:square;mso-width-percent:0;mso-height-percent:0;mso-wrap-distance-left:9pt;mso-wrap-distance-top:0;mso-wrap-distance-right:9pt;mso-wrap-distance-bottom:0;mso-position-horizontal:absolute;mso-position-horizontal-relative:text;mso-position-vertical:absolute;mso-position-vertical-relative:text;mso-width-percent:0;mso-height-percent:0;mso-width-relative:page;mso-height-relative:page;v-text-anchor:top" o:gfxdata="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" adj="26401,21900" strokecolor="blue">
                 <v:textbox>
                   <w:txbxContent>
                     <w:p>
@@ -2801,25 +1606,7 @@
                           <w:color w:val="000080"/>
                           <w:u w:val="double"/>
                         </w:rPr>
-                        <w:t>阅后</w:t>
-                      </w:r>
-                      <w:proofErr w:type="gramStart"/>
-                      <w:r>
-                        <w:rPr>
-                          <w:rFonts w:hint="eastAsia"/>
-                          <w:color w:val="000080"/>
-                          <w:u w:val="double"/>
-                        </w:rPr>
-                        <w:t>删除此</w:t>
-                      </w:r>
-                      <w:proofErr w:type="gramEnd"/>
-                      <w:r>
-                        <w:rPr>
-                          <w:rFonts w:hint="eastAsia"/>
-                          <w:color w:val="000080"/>
-                          <w:u w:val="double"/>
-                        </w:rPr>
-                        <w:t>文本框。</w:t>
+                        <w:t>阅后删除此文本框。</w:t>
                       </w:r>
                     </w:p>
                   </w:txbxContent>
@@ -2836,552 +1623,38 @@
         <w:spacing w:before="312" w:after="312"/>
       </w:pPr>
       <w:r>
-        <w:rPr>
-          <w:rFonts w:ascii="宋体" w:hAnsi="宋体"/>
-          <w:noProof/>
-          <w:sz w:val="24"/>
-        </w:rPr>
         <w:lastRenderedPageBreak/>
-        <mc:AlternateContent>
-          <mc:Choice Requires="wps">
-            <w:drawing>
-              <wp:anchor distT="0" distB="0" distL="114300" distR="114300" simplePos="0" relativeHeight="251677696" behindDoc="0" locked="0" layoutInCell="1" allowOverlap="1" wp14:anchorId="0256DC3E" wp14:editId="349F2E7E">
-                <wp:simplePos x="0" y="0"/>
-                <wp:positionH relativeFrom="margin">
-                  <wp:posOffset>-171450</wp:posOffset>
-                </wp:positionH>
-                <wp:positionV relativeFrom="paragraph">
-                  <wp:posOffset>1006475</wp:posOffset>
-                </wp:positionV>
-                <wp:extent cx="2606040" cy="1052195"/>
-                <wp:effectExtent l="0" t="0" r="22860" b="147955"/>
-                <wp:wrapNone/>
-                <wp:docPr id="14" name="圆角矩形标注 11"/>
-                <wp:cNvGraphicFramePr>
-                  <a:graphicFrameLocks xmlns:a="http://schemas.openxmlformats.org/drawingml/2006/main"/>
-                </wp:cNvGraphicFramePr>
-                <a:graphic xmlns:a="http://schemas.openxmlformats.org/drawingml/2006/main">
-                  <a:graphicData uri="http://schemas.microsoft.com/office/word/2010/wordprocessingShape">
-                    <wps:wsp>
-                      <wps:cNvSpPr>
-                        <a:spLocks noChangeArrowheads="1"/>
-                      </wps:cNvSpPr>
-                      <wps:spPr bwMode="auto">
-                        <a:xfrm>
-                          <a:off x="0" y="0"/>
-                          <a:ext cx="2606040" cy="1052195"/>
-                        </a:xfrm>
-                        <a:prstGeom prst="wedgeRoundRectCallout">
-                          <a:avLst>
-                            <a:gd name="adj1" fmla="val 945"/>
-                            <a:gd name="adj2" fmla="val 60627"/>
-                            <a:gd name="adj3" fmla="val 16667"/>
-                          </a:avLst>
-                        </a:prstGeom>
-                        <a:solidFill>
-                          <a:srgbClr val="FFFFFF"/>
-                        </a:solidFill>
-                        <a:ln w="9525" cmpd="sng">
-                          <a:solidFill>
-                            <a:srgbClr val="0000FF"/>
-                          </a:solidFill>
-                          <a:miter lim="800000"/>
-                          <a:headEnd/>
-                          <a:tailEnd/>
-                        </a:ln>
-                      </wps:spPr>
-                      <wps:txbx>
-                        <w:txbxContent>
-                          <w:p>
-                            <w:pPr>
-                              <w:tabs>
-                                <w:tab w:val="left" w:pos="377"/>
-                              </w:tabs>
-                              <w:rPr>
-                                <w:rFonts w:ascii="宋体" w:hAnsi="宋体"/>
-                                <w:color w:val="000080"/>
-                              </w:rPr>
-                            </w:pPr>
-                            <w:r>
-                              <w:rPr>
-                                <w:rFonts w:ascii="宋体" w:hAnsi="宋体" w:hint="eastAsia"/>
-                                <w:color w:val="000080"/>
-                              </w:rPr>
-                              <w:t>注：</w:t>
-                            </w:r>
-                            <w:r>
-                              <w:rPr>
-                                <w:rFonts w:ascii="宋体" w:hAnsi="宋体" w:hint="eastAsia"/>
-                                <w:color w:val="000080"/>
-                              </w:rPr>
-                              <w:t>正文设置成每段落首行缩进</w:t>
-                            </w:r>
-                            <w:r>
-                              <w:rPr>
-                                <w:rFonts w:ascii="宋体" w:hAnsi="宋体"/>
-                                <w:color w:val="000080"/>
-                              </w:rPr>
-                              <w:t>2</w:t>
-                            </w:r>
-                            <w:r>
-                              <w:rPr>
-                                <w:rFonts w:ascii="宋体" w:hAnsi="宋体"/>
-                                <w:color w:val="000080"/>
-                              </w:rPr>
-                              <w:t>字符，字体：</w:t>
-                            </w:r>
-                            <w:r>
-                              <w:rPr>
-                                <w:rFonts w:ascii="宋体" w:hAnsi="宋体"/>
-                                <w:color w:val="000080"/>
-                              </w:rPr>
-                              <w:t>Times New Roman</w:t>
-                            </w:r>
-                            <w:r>
-                              <w:rPr>
-                                <w:rFonts w:ascii="宋体" w:hAnsi="宋体"/>
-                                <w:color w:val="000080"/>
-                              </w:rPr>
-                              <w:t>，字号：小四，行距：固定值</w:t>
-                            </w:r>
-                            <w:r>
-                              <w:rPr>
-                                <w:rFonts w:ascii="宋体" w:hAnsi="宋体"/>
-                                <w:color w:val="000080"/>
-                              </w:rPr>
-                              <w:t>22</w:t>
-                            </w:r>
-                            <w:r>
-                              <w:rPr>
-                                <w:rFonts w:ascii="宋体" w:hAnsi="宋体"/>
-                                <w:color w:val="000080"/>
-                              </w:rPr>
-                              <w:t>磅，间距：段前、段后均为</w:t>
-                            </w:r>
-                            <w:r>
-                              <w:rPr>
-                                <w:rFonts w:ascii="宋体" w:hAnsi="宋体"/>
-                                <w:color w:val="000080"/>
-                              </w:rPr>
-                              <w:t>0</w:t>
-                            </w:r>
-                            <w:r>
-                              <w:rPr>
-                                <w:rFonts w:ascii="宋体" w:hAnsi="宋体"/>
-                                <w:color w:val="000080"/>
-                              </w:rPr>
-                              <w:t>行</w:t>
-                            </w:r>
-                            <w:r>
-                              <w:rPr>
-                                <w:rFonts w:ascii="宋体" w:hAnsi="宋体" w:hint="eastAsia"/>
-                                <w:color w:val="000080"/>
-                              </w:rPr>
-                              <w:t>。</w:t>
-                            </w:r>
-                            <w:r>
-                              <w:rPr>
-                                <w:rFonts w:hint="eastAsia"/>
-                                <w:color w:val="000080"/>
-                                <w:u w:val="double"/>
-                              </w:rPr>
-                              <w:t>阅后删除此文本框。</w:t>
-                            </w:r>
-                          </w:p>
-                        </w:txbxContent>
-                      </wps:txbx>
-                      <wps:bodyPr rot="0" vert="horz" wrap="square" lIns="91440" tIns="45720" rIns="91440" bIns="45720" anchor="t" anchorCtr="0" upright="1">
-                        <a:noAutofit/>
-                      </wps:bodyPr>
-                    </wps:wsp>
-                  </a:graphicData>
-                </a:graphic>
-                <wp14:sizeRelH relativeFrom="page">
-                  <wp14:pctWidth>0</wp14:pctWidth>
-                </wp14:sizeRelH>
-                <wp14:sizeRelV relativeFrom="page">
-                  <wp14:pctHeight>0</wp14:pctHeight>
-                </wp14:sizeRelV>
-              </wp:anchor>
-            </w:drawing>
-          </mc:Choice>
-          <mc:Fallback>
-            <w:pict>
-              <v:shape w14:anchorId="0256DC3E" id="圆角矩形标注 11" o:spid="_x0000_s1034" type="#_x0000_t62" style="position:absolute;left:0;text-align:left;margin-left:-13.5pt;margin-top:79.25pt;width:205.2pt;height:82.85pt;z-index:251677696;visibility:visible;mso-wrap-style:square;mso-width-percent:0;mso-height-percent:0;mso-wrap-distance-left:9pt;mso-wrap-distance-top:0;mso-wrap-distance-right:9pt;mso-wrap-distance-bottom:0;mso-position-horizontal:absolute;mso-position-horizontal-relative:margin;mso-position-vertical:absolute;mso-position-vertical-relative:text;mso-width-percent:0;mso-height-percent:0;mso-width-relative:page;mso-height-relative:page;v-text-anchor:top" o:gfxdata="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" adj="11004,23895" strokecolor="blue">
-                <v:textbox>
-                  <w:txbxContent>
-                    <w:p>
-                      <w:pPr>
-                        <w:tabs>
-                          <w:tab w:val="left" w:pos="377"/>
-                        </w:tabs>
-                        <w:rPr>
-                          <w:rFonts w:ascii="宋体" w:hAnsi="宋体"/>
-                          <w:color w:val="000080"/>
-                        </w:rPr>
-                      </w:pPr>
-                      <w:r>
-                        <w:rPr>
-                          <w:rFonts w:ascii="宋体" w:hAnsi="宋体" w:hint="eastAsia"/>
-                          <w:color w:val="000080"/>
-                        </w:rPr>
-                        <w:t>注：</w:t>
-                      </w:r>
-                      <w:r>
-                        <w:rPr>
-                          <w:rFonts w:ascii="宋体" w:hAnsi="宋体" w:hint="eastAsia"/>
-                          <w:color w:val="000080"/>
-                        </w:rPr>
-                        <w:t>正文设置成每段落首行缩进</w:t>
-                      </w:r>
-                      <w:r>
-                        <w:rPr>
-                          <w:rFonts w:ascii="宋体" w:hAnsi="宋体"/>
-                          <w:color w:val="000080"/>
-                        </w:rPr>
-                        <w:t>2</w:t>
-                      </w:r>
-                      <w:r>
-                        <w:rPr>
-                          <w:rFonts w:ascii="宋体" w:hAnsi="宋体"/>
-                          <w:color w:val="000080"/>
-                        </w:rPr>
-                        <w:t>字符，字体：</w:t>
-                      </w:r>
-                      <w:r>
-                        <w:rPr>
-                          <w:rFonts w:ascii="宋体" w:hAnsi="宋体"/>
-                          <w:color w:val="000080"/>
-                        </w:rPr>
-                        <w:t>Times New Roman</w:t>
-                      </w:r>
-                      <w:r>
-                        <w:rPr>
-                          <w:rFonts w:ascii="宋体" w:hAnsi="宋体"/>
-                          <w:color w:val="000080"/>
-                        </w:rPr>
-                        <w:t>，字号：小四，行距：固定值</w:t>
-                      </w:r>
-                      <w:r>
-                        <w:rPr>
-                          <w:rFonts w:ascii="宋体" w:hAnsi="宋体"/>
-                          <w:color w:val="000080"/>
-                        </w:rPr>
-                        <w:t>22</w:t>
-                      </w:r>
-                      <w:r>
-                        <w:rPr>
-                          <w:rFonts w:ascii="宋体" w:hAnsi="宋体"/>
-                          <w:color w:val="000080"/>
-                        </w:rPr>
-                        <w:t>磅，间距：段前、段后均为</w:t>
-                      </w:r>
-                      <w:r>
-                        <w:rPr>
-                          <w:rFonts w:ascii="宋体" w:hAnsi="宋体"/>
-                          <w:color w:val="000080"/>
-                        </w:rPr>
-                        <w:t>0</w:t>
-                      </w:r>
-                      <w:r>
-                        <w:rPr>
-                          <w:rFonts w:ascii="宋体" w:hAnsi="宋体"/>
-                          <w:color w:val="000080"/>
-                        </w:rPr>
-                        <w:t>行</w:t>
-                      </w:r>
-                      <w:r>
-                        <w:rPr>
-                          <w:rFonts w:ascii="宋体" w:hAnsi="宋体" w:hint="eastAsia"/>
-                          <w:color w:val="000080"/>
-                        </w:rPr>
-                        <w:t>。</w:t>
-                      </w:r>
-                      <w:r>
-                        <w:rPr>
-                          <w:rFonts w:hint="eastAsia"/>
-                          <w:color w:val="000080"/>
-                          <w:u w:val="double"/>
-                        </w:rPr>
-                        <w:t>阅后</w:t>
-                      </w:r>
-                      <w:proofErr w:type="gramStart"/>
-                      <w:r>
-                        <w:rPr>
-                          <w:rFonts w:hint="eastAsia"/>
-                          <w:color w:val="000080"/>
-                          <w:u w:val="double"/>
-                        </w:rPr>
-                        <w:t>删除此</w:t>
-                      </w:r>
-                      <w:proofErr w:type="gramEnd"/>
-                      <w:r>
-                        <w:rPr>
-                          <w:rFonts w:hint="eastAsia"/>
-                          <w:color w:val="000080"/>
-                          <w:u w:val="double"/>
-                        </w:rPr>
-                        <w:t>文本框。</w:t>
-                      </w:r>
-                    </w:p>
-                  </w:txbxContent>
-                </v:textbox>
-                <w10:wrap anchorx="margin"/>
-              </v:shape>
-            </w:pict>
-          </mc:Fallback>
-        </mc:AlternateContent>
-      </w:r>
-      <w:r>
-        <w:rPr>
-          <w:b w:val="0"/>
-          <w:noProof/>
-          <w:color w:val="000000"/>
-          <w:szCs w:val="32"/>
-        </w:rPr>
-        <mc:AlternateContent>
-          <mc:Choice Requires="wps">
-            <w:drawing>
-              <wp:anchor distT="0" distB="0" distL="114300" distR="114300" simplePos="0" relativeHeight="251675648" behindDoc="0" locked="0" layoutInCell="1" allowOverlap="1" wp14:anchorId="16A4900E" wp14:editId="0BF78F73">
-                <wp:simplePos x="0" y="0"/>
-                <wp:positionH relativeFrom="margin">
-                  <wp:align>left</wp:align>
-                </wp:positionH>
-                <wp:positionV relativeFrom="paragraph">
-                  <wp:posOffset>-848360</wp:posOffset>
-                </wp:positionV>
-                <wp:extent cx="2743200" cy="1013460"/>
-                <wp:effectExtent l="0" t="0" r="57150" b="205740"/>
-                <wp:wrapNone/>
-                <wp:docPr id="10" name="圆角矩形标注 9"/>
-                <wp:cNvGraphicFramePr>
-                  <a:graphicFrameLocks xmlns:a="http://schemas.openxmlformats.org/drawingml/2006/main"/>
-                </wp:cNvGraphicFramePr>
-                <a:graphic xmlns:a="http://schemas.openxmlformats.org/drawingml/2006/main">
-                  <a:graphicData uri="http://schemas.microsoft.com/office/word/2010/wordprocessingShape">
-                    <wps:wsp>
-                      <wps:cNvSpPr>
-                        <a:spLocks noChangeArrowheads="1"/>
-                      </wps:cNvSpPr>
-                      <wps:spPr bwMode="auto">
-                        <a:xfrm>
-                          <a:off x="0" y="0"/>
-                          <a:ext cx="2743200" cy="1013460"/>
-                        </a:xfrm>
-                        <a:prstGeom prst="wedgeRoundRectCallout">
-                          <a:avLst>
-                            <a:gd name="adj1" fmla="val 48456"/>
-                            <a:gd name="adj2" fmla="val 67395"/>
-                            <a:gd name="adj3" fmla="val 16667"/>
-                          </a:avLst>
-                        </a:prstGeom>
-                        <a:solidFill>
-                          <a:srgbClr val="FFFFFF"/>
-                        </a:solidFill>
-                        <a:ln w="9525" cmpd="sng">
-                          <a:solidFill>
-                            <a:srgbClr val="0000FF"/>
-                          </a:solidFill>
-                          <a:miter lim="800000"/>
-                          <a:headEnd/>
-                          <a:tailEnd/>
-                        </a:ln>
-                      </wps:spPr>
-                      <wps:txbx>
-                        <w:txbxContent>
-                          <w:p>
-                            <w:pPr>
-                              <w:tabs>
-                                <w:tab w:val="left" w:pos="377"/>
-                              </w:tabs>
-                              <w:rPr>
-                                <w:color w:val="000080"/>
-                                <w:sz w:val="22"/>
-                              </w:rPr>
-                            </w:pPr>
-                            <w:r>
-                              <w:rPr>
-                                <w:rFonts w:hint="eastAsia"/>
-                                <w:color w:val="000080"/>
-                                <w:sz w:val="22"/>
-                              </w:rPr>
-                              <w:t>注：此处是英文题目，居中，字体：T</w:t>
-                            </w:r>
-                            <w:r>
-                              <w:rPr>
-                                <w:color w:val="000080"/>
-                                <w:sz w:val="22"/>
-                              </w:rPr>
-                              <w:t>imes New Roman</w:t>
-                            </w:r>
-                            <w:r>
-                              <w:rPr>
-                                <w:rFonts w:hint="eastAsia"/>
-                                <w:color w:val="000080"/>
-                                <w:sz w:val="22"/>
-                              </w:rPr>
-                              <w:t>，加黑，字号：三号，行距：单倍行距，间距：段前、段后均为</w:t>
-                            </w:r>
-                            <w:r>
-                              <w:rPr>
-                                <w:color w:val="000080"/>
-                                <w:sz w:val="22"/>
-                              </w:rPr>
-                              <w:t>1</w:t>
-                            </w:r>
-                            <w:r>
-                              <w:rPr>
-                                <w:rFonts w:hint="eastAsia"/>
-                                <w:color w:val="000080"/>
-                                <w:sz w:val="22"/>
-                              </w:rPr>
-                              <w:t>行，取消网格对齐选项。</w:t>
-                            </w:r>
-                            <w:r>
-                              <w:rPr>
-                                <w:rFonts w:hint="eastAsia"/>
-                                <w:color w:val="000080"/>
-                                <w:sz w:val="22"/>
-                                <w:u w:val="double"/>
-                              </w:rPr>
-                              <w:t>阅后删除此文本框。</w:t>
-                            </w:r>
-                          </w:p>
-                        </w:txbxContent>
-                      </wps:txbx>
-                      <wps:bodyPr rot="0" vert="horz" wrap="square" lIns="91440" tIns="45720" rIns="91440" bIns="45720" anchor="t" anchorCtr="0" upright="1">
-                        <a:noAutofit/>
-                      </wps:bodyPr>
-                    </wps:wsp>
-                  </a:graphicData>
-                </a:graphic>
-                <wp14:sizeRelH relativeFrom="page">
-                  <wp14:pctWidth>0</wp14:pctWidth>
-                </wp14:sizeRelH>
-                <wp14:sizeRelV relativeFrom="page">
-                  <wp14:pctHeight>0</wp14:pctHeight>
-                </wp14:sizeRelV>
-              </wp:anchor>
-            </w:drawing>
-          </mc:Choice>
-          <mc:Fallback>
-            <w:pict>
-              <v:shape w14:anchorId="16A4900E" id="圆角矩形标注 9" o:spid="_x0000_s1035" type="#_x0000_t62" style="position:absolute;left:0;text-align:left;margin-left:0;margin-top:-66.8pt;width:3in;height:79.8pt;z-index:251675648;visibility:visible;mso-wrap-style:square;mso-width-percent:0;mso-height-percent:0;mso-wrap-distance-left:9pt;mso-wrap-distance-top:0;mso-wrap-distance-right:9pt;mso-wrap-distance-bottom:0;mso-position-horizontal:left;mso-position-horizontal-relative:margin;mso-position-vertical:absolute;mso-position-vertical-relative:text;mso-width-percent:0;mso-height-percent:0;mso-width-relative:page;mso-height-relative:page;v-text-anchor:top" o:gfxdata="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" adj="21266,25357" strokecolor="blue">
-                <v:textbox>
-                  <w:txbxContent>
-                    <w:p>
-                      <w:pPr>
-                        <w:tabs>
-                          <w:tab w:val="left" w:pos="377"/>
-                        </w:tabs>
-                        <w:rPr>
-                          <w:color w:val="000080"/>
-                          <w:sz w:val="22"/>
-                        </w:rPr>
-                      </w:pPr>
-                      <w:r>
-                        <w:rPr>
-                          <w:rFonts w:hint="eastAsia"/>
-                          <w:color w:val="000080"/>
-                          <w:sz w:val="22"/>
-                        </w:rPr>
-                        <w:t>注：此处是英文题目，居中，字体：T</w:t>
-                      </w:r>
-                      <w:r>
-                        <w:rPr>
-                          <w:color w:val="000080"/>
-                          <w:sz w:val="22"/>
-                        </w:rPr>
-                        <w:t>imes New Roman</w:t>
-                      </w:r>
-                      <w:r>
-                        <w:rPr>
-                          <w:rFonts w:hint="eastAsia"/>
-                          <w:color w:val="000080"/>
-                          <w:sz w:val="22"/>
-                        </w:rPr>
-                        <w:t>，加黑，字号：三号，行距：单</w:t>
-                      </w:r>
-                      <w:proofErr w:type="gramStart"/>
-                      <w:r>
-                        <w:rPr>
-                          <w:rFonts w:hint="eastAsia"/>
-                          <w:color w:val="000080"/>
-                          <w:sz w:val="22"/>
-                        </w:rPr>
-                        <w:t>倍</w:t>
-                      </w:r>
-                      <w:proofErr w:type="gramEnd"/>
-                      <w:r>
-                        <w:rPr>
-                          <w:rFonts w:hint="eastAsia"/>
-                          <w:color w:val="000080"/>
-                          <w:sz w:val="22"/>
-                        </w:rPr>
-                        <w:t>行距，间距：段前、段后均为</w:t>
-                      </w:r>
-                      <w:r>
-                        <w:rPr>
-                          <w:color w:val="000080"/>
-                          <w:sz w:val="22"/>
-                        </w:rPr>
-                        <w:t>1</w:t>
-                      </w:r>
-                      <w:r>
-                        <w:rPr>
-                          <w:rFonts w:hint="eastAsia"/>
-                          <w:color w:val="000080"/>
-                          <w:sz w:val="22"/>
-                        </w:rPr>
-                        <w:t>行，取消网格对齐选项。</w:t>
-                      </w:r>
-                      <w:r>
-                        <w:rPr>
-                          <w:rFonts w:hint="eastAsia"/>
-                          <w:color w:val="000080"/>
-                          <w:sz w:val="22"/>
-                          <w:u w:val="double"/>
-                        </w:rPr>
-                        <w:t>阅后</w:t>
-                      </w:r>
-                      <w:proofErr w:type="gramStart"/>
-                      <w:r>
-                        <w:rPr>
-                          <w:rFonts w:hint="eastAsia"/>
-                          <w:color w:val="000080"/>
-                          <w:sz w:val="22"/>
-                          <w:u w:val="double"/>
-                        </w:rPr>
-                        <w:t>删除此</w:t>
-                      </w:r>
-                      <w:proofErr w:type="gramEnd"/>
-                      <w:r>
-                        <w:rPr>
-                          <w:rFonts w:hint="eastAsia"/>
-                          <w:color w:val="000080"/>
-                          <w:sz w:val="22"/>
-                          <w:u w:val="double"/>
-                        </w:rPr>
-                        <w:t>文本框。</w:t>
-                      </w:r>
-                    </w:p>
-                  </w:txbxContent>
-                </v:textbox>
-                <w10:wrap anchorx="margin"/>
-              </v:shape>
-            </w:pict>
-          </mc:Fallback>
-        </mc:AlternateContent>
-      </w:r>
-      <w:r>
-        <w:t>The Subject of Undergraduate Graduation Project (Thesis) of Beijing Institute of Technology</w:t>
-      </w:r>
-    </w:p>
-    <w:p>
-      <w:pPr>
-        <w:pStyle w:val="01-"/>
-        <w:ind w:firstLine="480"/>
-      </w:pPr>
+        <w:t xml:space="preserve"> </w:t>
+      </w:r>
+      <w:r>
+        <w:t>System-Level Performance Profiling of</w:t>
+      </w:r>
+      <w:r>
+        <w:rPr>
+          <w:rFonts w:hint="eastAsia"/>
+        </w:rPr>
+        <w:t xml:space="preserve"> </w:t>
+      </w:r>
+      <w:r>
+        <w:t>Perception-Inference-Execution Pipeline</w:t>
+      </w:r>
+      <w:r>
+        <w:rPr>
+          <w:rFonts w:hint="eastAsia"/>
+        </w:rPr>
+        <w:t xml:space="preserve"> </w:t>
+      </w:r>
+      <w:r>
+        <w:t xml:space="preserve">in the </w:t>
+      </w:r>
+      <w:proofErr w:type="spellStart"/>
+      <w:r>
+        <w:t>LeRobot</w:t>
+      </w:r>
+      <w:proofErr w:type="spellEnd"/>
+      <w:r>
+        <w:t xml:space="preserve"> Framework</w:t>
+      </w:r>
     </w:p>
     <w:p>
       <w:pPr>
@@ -3395,7 +1668,7 @@
           <w:szCs w:val="30"/>
         </w:rPr>
       </w:pPr>
-      <w:bookmarkStart w:id="1" w:name="_Toc8720748"/>
+      <w:bookmarkStart w:id="1" w:name="_Toc229409464"/>
       <w:r>
         <w:rPr>
           <w:rFonts w:ascii="Times New Roman" w:eastAsia="黑体" w:hAnsi="Times New Roman"/>
@@ -3412,7 +1685,31 @@
         <w:ind w:firstLine="480"/>
       </w:pPr>
       <w:r>
-        <w:t>In order to study……</w:t>
+        <w:t xml:space="preserve">In order to study the system-level performance bottlenecks of the online control loop of the ACT policy in the </w:t>
+      </w:r>
+      <w:proofErr w:type="spellStart"/>
+      <w:r>
+        <w:t>LeRobot</w:t>
+      </w:r>
+      <w:proofErr w:type="spellEnd"/>
+      <w:r>
+        <w:t xml:space="preserve"> framework on an SO-101 six-degree-of-freedom robotic arm, this work uses Raspberry Pi 5 as the edge platform and builds a four-layer profiling model covering the inference framework, runtime, kernel, and hardware I/O. Using </w:t>
+      </w:r>
+      <w:proofErr w:type="spellStart"/>
+      <w:r>
+        <w:t>ftrace</w:t>
+      </w:r>
+      <w:proofErr w:type="spellEnd"/>
+      <w:r>
+        <w:t xml:space="preserve">, </w:t>
+      </w:r>
+      <w:proofErr w:type="spellStart"/>
+      <w:r>
+        <w:t>strace</w:t>
+      </w:r>
+      <w:proofErr w:type="spellEnd"/>
+      <w:r>
+        <w:t>, and custom kernel instrumentation, the end-to-end latency and module-level time distribution are quantitatively analyzed.</w:t>
       </w:r>
     </w:p>
     <w:p>
@@ -3420,6 +1717,50 @@
         <w:pStyle w:val="22-"/>
         <w:ind w:firstLine="480"/>
       </w:pPr>
+      <w:r>
+        <w:t xml:space="preserve">The results show that, under a 30 FPS target configuration, the synchronous system reaches only about 18.7 FPS. Tool-calibration experiments show that deferred </w:t>
+      </w:r>
+      <w:proofErr w:type="spellStart"/>
+      <w:r>
+        <w:t>ftrace</w:t>
+      </w:r>
+      <w:proofErr w:type="spellEnd"/>
+      <w:r>
+        <w:t xml:space="preserve"> causes a 13.9% FPS drop, much smaller than the 40.9% drop caused by </w:t>
+      </w:r>
+      <w:proofErr w:type="spellStart"/>
+      <w:r>
+        <w:t>strace</w:t>
+      </w:r>
+      <w:proofErr w:type="spellEnd"/>
+      <w:r>
+        <w:t xml:space="preserve">, and is therefore suitable for later quantitative analysis. ACT forward inference is identified as the dominant bottleneck, with an average latency of about 1925 </w:t>
+      </w:r>
+      <w:proofErr w:type="spellStart"/>
+      <w:r>
+        <w:t>ms</w:t>
+      </w:r>
+      <w:proofErr w:type="spellEnd"/>
+      <w:r>
+        <w:t xml:space="preserve"> per full pass, while the visual encoder and Transformer account for most of the cost. After asynchronous camera prefetching, perception overhead on the main thread becomes small, and the servo write </w:t>
+      </w:r>
+      <w:proofErr w:type="spellStart"/>
+      <w:r>
+        <w:t>syscall</w:t>
+      </w:r>
+      <w:proofErr w:type="spellEnd"/>
+      <w:r>
+        <w:t xml:space="preserve"> remains at the microsecond level; the execution stage is mainly constrained by the 1 Mbps baud rate and the half-duplex bus. To address the inference bottleneck, this work designs and validates an asynchronous inference scheme. In the current single-run sweep, setting the asynchronous inference trigger threshold to 0.30 yields an effective control rate of 27.42 FPS, a 70.0% improvement over the synchronous baseline. The results show that system-level layered profiling can effectively locate the real bottlenecks of edge robotic online control, and that asynchronous inference can significantly improve control frequency without changing the model structure.</w:t>
+      </w:r>
+    </w:p>
+    <w:p>
+      <w:pPr>
+        <w:pStyle w:val="22-"/>
+        <w:ind w:firstLineChars="0" w:firstLine="0"/>
+      </w:pPr>
+      <w:r>
+        <w:tab/>
+      </w:r>
     </w:p>
     <w:p>
       <w:pPr>
@@ -3429,386 +1770,16 @@
         </w:rPr>
       </w:pPr>
       <w:r>
-        <w:t>Key Words: BIT</w:t>
-      </w:r>
-      <w:r>
-        <w:t xml:space="preserve">; </w:t>
-      </w:r>
-      <w:r>
-        <w:t>Undergraduate</w:t>
-      </w:r>
-      <w:r>
-        <w:t xml:space="preserve">; </w:t>
-      </w:r>
-      <w:r>
-        <w:t>Graduation Project (Thesis)</w:t>
-      </w:r>
-      <w:r>
-        <w:rPr>
-          <w:rFonts w:ascii="宋体" w:hAnsi="宋体"/>
-          <w:noProof/>
-        </w:rPr>
-        <mc:AlternateContent>
-          <mc:Choice Requires="wps">
-            <w:drawing>
-              <wp:anchor distT="0" distB="0" distL="114300" distR="114300" simplePos="0" relativeHeight="251679744" behindDoc="0" locked="0" layoutInCell="1" allowOverlap="1" wp14:anchorId="1E8393FE" wp14:editId="05BDE5DE">
-                <wp:simplePos x="0" y="0"/>
-                <wp:positionH relativeFrom="margin">
-                  <wp:posOffset>2139315</wp:posOffset>
-                </wp:positionH>
-                <wp:positionV relativeFrom="paragraph">
-                  <wp:posOffset>24765</wp:posOffset>
-                </wp:positionV>
-                <wp:extent cx="2967038" cy="976313"/>
-                <wp:effectExtent l="38100" t="266700" r="24130" b="14605"/>
-                <wp:wrapNone/>
-                <wp:docPr id="11" name="圆角矩形标注 11"/>
-                <wp:cNvGraphicFramePr>
-                  <a:graphicFrameLocks xmlns:a="http://schemas.openxmlformats.org/drawingml/2006/main"/>
-                </wp:cNvGraphicFramePr>
-                <a:graphic xmlns:a="http://schemas.openxmlformats.org/drawingml/2006/main">
-                  <a:graphicData uri="http://schemas.microsoft.com/office/word/2010/wordprocessingShape">
-                    <wps:wsp>
-                      <wps:cNvSpPr>
-                        <a:spLocks noChangeArrowheads="1"/>
-                      </wps:cNvSpPr>
-                      <wps:spPr bwMode="auto">
-                        <a:xfrm>
-                          <a:off x="0" y="0"/>
-                          <a:ext cx="2967038" cy="976313"/>
-                        </a:xfrm>
-                        <a:prstGeom prst="wedgeRoundRectCallout">
-                          <a:avLst>
-                            <a:gd name="adj1" fmla="val -49859"/>
-                            <a:gd name="adj2" fmla="val -74286"/>
-                            <a:gd name="adj3" fmla="val 16667"/>
-                          </a:avLst>
-                        </a:prstGeom>
-                        <a:solidFill>
-                          <a:srgbClr val="FFFFFF"/>
-                        </a:solidFill>
-                        <a:ln w="9525" cmpd="sng">
-                          <a:solidFill>
-                            <a:srgbClr val="0000FF"/>
-                          </a:solidFill>
-                          <a:miter lim="800000"/>
-                          <a:headEnd/>
-                          <a:tailEnd/>
-                        </a:ln>
-                      </wps:spPr>
-                      <wps:txbx>
-                        <w:txbxContent>
-                          <w:p>
-                            <w:pPr>
-                              <w:tabs>
-                                <w:tab w:val="left" w:pos="377"/>
-                              </w:tabs>
-                              <w:rPr>
-                                <w:rFonts w:ascii="宋体" w:hAnsi="宋体"/>
-                                <w:color w:val="000080"/>
-                              </w:rPr>
-                            </w:pPr>
-                            <w:r>
-                              <w:rPr>
-                                <w:rFonts w:ascii="宋体" w:hAnsi="宋体" w:hint="eastAsia"/>
-                                <w:color w:val="000080"/>
-                              </w:rPr>
-                              <w:t>注：</w:t>
-                            </w:r>
-                            <w:r>
-                              <w:rPr>
-                                <w:rFonts w:ascii="宋体" w:hAnsi="宋体" w:hint="eastAsia"/>
-                                <w:color w:val="000080"/>
-                              </w:rPr>
-                              <w:t xml:space="preserve">Key </w:t>
-                            </w:r>
-                            <w:r>
-                              <w:rPr>
-                                <w:rFonts w:ascii="宋体" w:hAnsi="宋体"/>
-                                <w:color w:val="000080"/>
-                              </w:rPr>
-                              <w:t>W</w:t>
-                            </w:r>
-                            <w:r>
-                              <w:rPr>
-                                <w:rFonts w:ascii="宋体" w:hAnsi="宋体" w:hint="eastAsia"/>
-                                <w:color w:val="000080"/>
-                              </w:rPr>
-                              <w:t>ords</w:t>
-                            </w:r>
-                            <w:r>
-                              <w:rPr>
-                                <w:rFonts w:ascii="宋体" w:hAnsi="宋体" w:hint="eastAsia"/>
-                                <w:color w:val="000080"/>
-                              </w:rPr>
-                              <w:t>与摘要正文之间空一行。</w:t>
-                            </w:r>
-                            <w:r>
-                              <w:rPr>
-                                <w:rFonts w:ascii="宋体" w:hAnsi="宋体" w:hint="eastAsia"/>
-                                <w:color w:val="000080"/>
-                              </w:rPr>
-                              <w:t xml:space="preserve">Key </w:t>
-                            </w:r>
-                            <w:r>
-                              <w:rPr>
-                                <w:rFonts w:ascii="宋体" w:hAnsi="宋体"/>
-                                <w:color w:val="000080"/>
-                              </w:rPr>
-                              <w:t>W</w:t>
-                            </w:r>
-                            <w:r>
-                              <w:rPr>
-                                <w:rFonts w:ascii="宋体" w:hAnsi="宋体" w:hint="eastAsia"/>
-                                <w:color w:val="000080"/>
-                              </w:rPr>
-                              <w:t>ords</w:t>
-                            </w:r>
-                            <w:r>
-                              <w:rPr>
-                                <w:rFonts w:ascii="宋体" w:hAnsi="宋体" w:hint="eastAsia"/>
-                                <w:color w:val="000080"/>
-                              </w:rPr>
-                              <w:t>与中文“关键词”一致</w:t>
-                            </w:r>
-                            <w:r>
-                              <w:rPr>
-                                <w:rFonts w:ascii="宋体" w:hAnsi="宋体" w:hint="eastAsia"/>
-                                <w:color w:val="000080"/>
-                              </w:rPr>
-                              <w:t>（</w:t>
-                            </w:r>
-                            <w:r>
-                              <w:rPr>
-                                <w:rFonts w:ascii="宋体" w:hAnsi="宋体"/>
-                                <w:color w:val="000080"/>
-                              </w:rPr>
-                              <w:t>3-8</w:t>
-                            </w:r>
-                            <w:r>
-                              <w:rPr>
-                                <w:rFonts w:ascii="宋体" w:hAnsi="宋体" w:hint="eastAsia"/>
-                                <w:color w:val="000080"/>
-                              </w:rPr>
-                              <w:t>个）。词间用分号间隔，末尾不加标点</w:t>
-                            </w:r>
-                            <w:r>
-                              <w:rPr>
-                                <w:rFonts w:ascii="宋体" w:hAnsi="宋体" w:hint="eastAsia"/>
-                                <w:color w:val="000080"/>
-                              </w:rPr>
-                              <w:t>；</w:t>
-                            </w:r>
-                            <w:r>
-                              <w:rPr>
-                                <w:rFonts w:ascii="宋体" w:hAnsi="宋体" w:hint="eastAsia"/>
-                                <w:color w:val="000080"/>
-                              </w:rPr>
-                              <w:t>Times New Roman</w:t>
-                            </w:r>
-                            <w:r>
-                              <w:rPr>
-                                <w:rFonts w:ascii="宋体" w:hAnsi="宋体" w:hint="eastAsia"/>
-                                <w:color w:val="000080"/>
-                              </w:rPr>
-                              <w:t>，小四，加粗。</w:t>
-                            </w:r>
-                            <w:r>
-                              <w:rPr>
-                                <w:rFonts w:hint="eastAsia"/>
-                                <w:color w:val="000080"/>
-                                <w:u w:val="double"/>
-                              </w:rPr>
-                              <w:t>阅后删除此文本框。</w:t>
-                            </w:r>
-                          </w:p>
-                        </w:txbxContent>
-                      </wps:txbx>
-                      <wps:bodyPr rot="0" vert="horz" wrap="square" lIns="91440" tIns="45720" rIns="91440" bIns="45720" anchor="t" anchorCtr="0" upright="1">
-                        <a:noAutofit/>
-                      </wps:bodyPr>
-                    </wps:wsp>
-                  </a:graphicData>
-                </a:graphic>
-                <wp14:sizeRelH relativeFrom="page">
-                  <wp14:pctWidth>0</wp14:pctWidth>
-                </wp14:sizeRelH>
-                <wp14:sizeRelV relativeFrom="page">
-                  <wp14:pctHeight>0</wp14:pctHeight>
-                </wp14:sizeRelV>
-              </wp:anchor>
-            </w:drawing>
-          </mc:Choice>
-          <mc:Fallback>
-            <w:pict>
-              <v:shape w14:anchorId="1E8393FE" id="_x0000_s1036" type="#_x0000_t62" style="position:absolute;margin-left:168.45pt;margin-top:1.95pt;width:233.65pt;height:76.9pt;z-index:251679744;visibility:visible;mso-wrap-style:square;mso-width-percent:0;mso-height-percent:0;mso-wrap-distance-left:9pt;mso-wrap-distance-top:0;mso-wrap-distance-right:9pt;mso-wrap-distance-bottom:0;mso-position-horizontal:absolute;mso-position-horizontal-relative:margin;mso-position-vertical:absolute;mso-position-vertical-relative:text;mso-width-percent:0;mso-height-percent:0;mso-width-relative:page;mso-height-relative:page;v-text-anchor:top" o:gfxdata="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" adj="30,-5246" strokecolor="blue">
-                <v:textbox>
-                  <w:txbxContent>
-                    <w:p>
-                      <w:pPr>
-                        <w:tabs>
-                          <w:tab w:val="left" w:pos="377"/>
-                        </w:tabs>
-                        <w:rPr>
-                          <w:rFonts w:ascii="宋体" w:hAnsi="宋体"/>
-                          <w:color w:val="000080"/>
-                        </w:rPr>
-                      </w:pPr>
-                      <w:r>
-                        <w:rPr>
-                          <w:rFonts w:ascii="宋体" w:hAnsi="宋体" w:hint="eastAsia"/>
-                          <w:color w:val="000080"/>
-                        </w:rPr>
-                        <w:t>注：</w:t>
-                      </w:r>
-                      <w:r>
-                        <w:rPr>
-                          <w:rFonts w:ascii="宋体" w:hAnsi="宋体" w:hint="eastAsia"/>
-                          <w:color w:val="000080"/>
-                        </w:rPr>
-                        <w:t xml:space="preserve">Key </w:t>
-                      </w:r>
-                      <w:r>
-                        <w:rPr>
-                          <w:rFonts w:ascii="宋体" w:hAnsi="宋体"/>
-                          <w:color w:val="000080"/>
-                        </w:rPr>
-                        <w:t>W</w:t>
-                      </w:r>
-                      <w:r>
-                        <w:rPr>
-                          <w:rFonts w:ascii="宋体" w:hAnsi="宋体" w:hint="eastAsia"/>
-                          <w:color w:val="000080"/>
-                        </w:rPr>
-                        <w:t>ords</w:t>
-                      </w:r>
-                      <w:r>
-                        <w:rPr>
-                          <w:rFonts w:ascii="宋体" w:hAnsi="宋体" w:hint="eastAsia"/>
-                          <w:color w:val="000080"/>
-                        </w:rPr>
-                        <w:t>与摘要正文之间空一行。</w:t>
-                      </w:r>
-                      <w:r>
-                        <w:rPr>
-                          <w:rFonts w:ascii="宋体" w:hAnsi="宋体" w:hint="eastAsia"/>
-                          <w:color w:val="000080"/>
-                        </w:rPr>
-                        <w:t xml:space="preserve">Key </w:t>
-                      </w:r>
-                      <w:r>
-                        <w:rPr>
-                          <w:rFonts w:ascii="宋体" w:hAnsi="宋体"/>
-                          <w:color w:val="000080"/>
-                        </w:rPr>
-                        <w:t>W</w:t>
-                      </w:r>
-                      <w:r>
-                        <w:rPr>
-                          <w:rFonts w:ascii="宋体" w:hAnsi="宋体" w:hint="eastAsia"/>
-                          <w:color w:val="000080"/>
-                        </w:rPr>
-                        <w:t>ords</w:t>
-                      </w:r>
-                      <w:r>
-                        <w:rPr>
-                          <w:rFonts w:ascii="宋体" w:hAnsi="宋体" w:hint="eastAsia"/>
-                          <w:color w:val="000080"/>
-                        </w:rPr>
-                        <w:t>与中文“关键词”一致</w:t>
-                      </w:r>
-                      <w:r>
-                        <w:rPr>
-                          <w:rFonts w:ascii="宋体" w:hAnsi="宋体" w:hint="eastAsia"/>
-                          <w:color w:val="000080"/>
-                        </w:rPr>
-                        <w:t>（</w:t>
-                      </w:r>
-                      <w:r>
-                        <w:rPr>
-                          <w:rFonts w:ascii="宋体" w:hAnsi="宋体"/>
-                          <w:color w:val="000080"/>
-                        </w:rPr>
-                        <w:t>3-8</w:t>
-                      </w:r>
-                      <w:r>
-                        <w:rPr>
-                          <w:rFonts w:ascii="宋体" w:hAnsi="宋体" w:hint="eastAsia"/>
-                          <w:color w:val="000080"/>
-                        </w:rPr>
-                        <w:t>个）。词间用分号间隔，末尾不加标点</w:t>
-                      </w:r>
-                      <w:r>
-                        <w:rPr>
-                          <w:rFonts w:ascii="宋体" w:hAnsi="宋体" w:hint="eastAsia"/>
-                          <w:color w:val="000080"/>
-                        </w:rPr>
-                        <w:t>；</w:t>
-                      </w:r>
-                      <w:r>
-                        <w:rPr>
-                          <w:rFonts w:ascii="宋体" w:hAnsi="宋体" w:hint="eastAsia"/>
-                          <w:color w:val="000080"/>
-                        </w:rPr>
-                        <w:t>Times New Roman</w:t>
-                      </w:r>
-                      <w:r>
-                        <w:rPr>
-                          <w:rFonts w:ascii="宋体" w:hAnsi="宋体" w:hint="eastAsia"/>
-                          <w:color w:val="000080"/>
-                        </w:rPr>
-                        <w:t>，小四，加粗。</w:t>
-                      </w:r>
-                      <w:r>
-                        <w:rPr>
-                          <w:rFonts w:hint="eastAsia"/>
-                          <w:color w:val="000080"/>
-                          <w:u w:val="double"/>
-                        </w:rPr>
-                        <w:t>阅后</w:t>
-                      </w:r>
-                      <w:proofErr w:type="gramStart"/>
-                      <w:r>
-                        <w:rPr>
-                          <w:rFonts w:hint="eastAsia"/>
-                          <w:color w:val="000080"/>
-                          <w:u w:val="double"/>
-                        </w:rPr>
-                        <w:t>删除此</w:t>
-                      </w:r>
-                      <w:proofErr w:type="gramEnd"/>
-                      <w:r>
-                        <w:rPr>
-                          <w:rFonts w:hint="eastAsia"/>
-                          <w:color w:val="000080"/>
-                          <w:u w:val="double"/>
-                        </w:rPr>
-                        <w:t>文本框。</w:t>
-                      </w:r>
-                    </w:p>
-                  </w:txbxContent>
-                </v:textbox>
-                <w10:wrap anchorx="margin"/>
-              </v:shape>
-            </w:pict>
-          </mc:Fallback>
-        </mc:AlternateContent>
-      </w:r>
-    </w:p>
-    <w:p>
-      <w:pPr>
-        <w:widowControl/>
-        <w:jc w:val="left"/>
-        <w:rPr>
-          <w:rFonts w:eastAsia="黑体"/>
-        </w:rPr>
-      </w:pPr>
-      <w:r>
-        <w:rPr>
-          <w:rFonts w:eastAsia="黑体"/>
-        </w:rPr>
-        <w:br w:type="page"/>
-      </w:r>
+        <w:t xml:space="preserve">Key Words: </w:t>
+      </w:r>
+      <w:r>
+        <w:t xml:space="preserve">fundamental software; Linux kernel; system-level performance profiling; asynchronous inference; robotic control; ACT policy; </w:t>
+      </w:r>
+      <w:proofErr w:type="spellStart"/>
+      <w:r>
+        <w:t>LeRobot</w:t>
+      </w:r>
+      <w:proofErr w:type="spellEnd"/>
     </w:p>
     <w:p>
       <w:pPr>
@@ -3818,240 +1789,34 @@
       <w:r>
         <w:rPr>
           <w:rFonts w:hint="eastAsia"/>
-          <w:sz w:val="48"/>
-          <w:szCs w:val="36"/>
         </w:rPr>
         <w:lastRenderedPageBreak/>
-        <mc:AlternateContent>
-          <mc:Choice Requires="wps">
-            <w:drawing>
-              <wp:anchor distT="0" distB="0" distL="114300" distR="114300" simplePos="0" relativeHeight="251681792" behindDoc="0" locked="0" layoutInCell="1" allowOverlap="1" wp14:anchorId="5FDC2280" wp14:editId="12EB67FF">
-                <wp:simplePos x="0" y="0"/>
-                <wp:positionH relativeFrom="column">
-                  <wp:posOffset>3767772</wp:posOffset>
-                </wp:positionH>
-                <wp:positionV relativeFrom="paragraph">
-                  <wp:posOffset>134938</wp:posOffset>
-                </wp:positionV>
-                <wp:extent cx="1440180" cy="556260"/>
-                <wp:effectExtent l="628650" t="0" r="26670" b="15240"/>
-                <wp:wrapNone/>
-                <wp:docPr id="16" name="圆角矩形标注 16"/>
-                <wp:cNvGraphicFramePr>
-                  <a:graphicFrameLocks xmlns:a="http://schemas.openxmlformats.org/drawingml/2006/main"/>
-                </wp:cNvGraphicFramePr>
-                <a:graphic xmlns:a="http://schemas.openxmlformats.org/drawingml/2006/main">
-                  <a:graphicData uri="http://schemas.microsoft.com/office/word/2010/wordprocessingShape">
-                    <wps:wsp>
-                      <wps:cNvSpPr>
-                        <a:spLocks noChangeArrowheads="1"/>
-                      </wps:cNvSpPr>
-                      <wps:spPr bwMode="auto">
-                        <a:xfrm>
-                          <a:off x="0" y="0"/>
-                          <a:ext cx="1440180" cy="556260"/>
-                        </a:xfrm>
-                        <a:prstGeom prst="wedgeRoundRectCallout">
-                          <a:avLst>
-                            <a:gd name="adj1" fmla="val -90473"/>
-                            <a:gd name="adj2" fmla="val -39647"/>
-                            <a:gd name="adj3" fmla="val 16667"/>
-                          </a:avLst>
-                        </a:prstGeom>
-                        <a:solidFill>
-                          <a:srgbClr val="FFFFFF"/>
-                        </a:solidFill>
-                        <a:ln w="9525" cmpd="sng">
-                          <a:solidFill>
-                            <a:srgbClr val="0000FF"/>
-                          </a:solidFill>
-                          <a:miter lim="800000"/>
-                          <a:headEnd/>
-                          <a:tailEnd/>
-                        </a:ln>
-                      </wps:spPr>
-                      <wps:txbx>
-                        <w:txbxContent>
-                          <w:p>
-                            <w:pPr>
-                              <w:tabs>
-                                <w:tab w:val="left" w:pos="377"/>
-                              </w:tabs>
-                              <w:rPr>
-                                <w:color w:val="000080"/>
-                              </w:rPr>
-                            </w:pPr>
-                            <w:r>
-                              <w:rPr>
-                                <w:rFonts w:hint="eastAsia"/>
-                                <w:color w:val="000080"/>
-                              </w:rPr>
-                              <w:t>注：此处无需更改。</w:t>
-                            </w:r>
-                            <w:r>
-                              <w:rPr>
-                                <w:rFonts w:hint="eastAsia"/>
-                                <w:color w:val="000080"/>
-                                <w:u w:val="double"/>
-                              </w:rPr>
-                              <w:t>阅后删除此文本框。</w:t>
-                            </w:r>
-                          </w:p>
-                          <w:p>
-                            <w:pPr>
-                              <w:tabs>
-                                <w:tab w:val="left" w:pos="377"/>
-                              </w:tabs>
-                              <w:ind w:firstLine="420"/>
-                              <w:rPr>
-                                <w:color w:val="000080"/>
-                              </w:rPr>
-                            </w:pPr>
-                          </w:p>
-                          <w:p>
-                            <w:pPr>
-                              <w:tabs>
-                                <w:tab w:val="left" w:pos="377"/>
-                              </w:tabs>
-                              <w:ind w:firstLine="420"/>
-                              <w:rPr>
-                                <w:color w:val="000080"/>
-                              </w:rPr>
-                            </w:pPr>
-                          </w:p>
-                          <w:p>
-                            <w:pPr>
-                              <w:tabs>
-                                <w:tab w:val="left" w:pos="377"/>
-                              </w:tabs>
-                              <w:ind w:firstLine="420"/>
-                              <w:rPr>
-                                <w:color w:val="000080"/>
-                              </w:rPr>
-                            </w:pPr>
-                          </w:p>
-                        </w:txbxContent>
-                      </wps:txbx>
-                      <wps:bodyPr rot="0" vert="horz" wrap="square" lIns="91440" tIns="45720" rIns="91440" bIns="45720" anchor="t" anchorCtr="0" upright="1">
-                        <a:noAutofit/>
-                      </wps:bodyPr>
-                    </wps:wsp>
-                  </a:graphicData>
-                </a:graphic>
-                <wp14:sizeRelH relativeFrom="page">
-                  <wp14:pctWidth>0</wp14:pctWidth>
-                </wp14:sizeRelH>
-                <wp14:sizeRelV relativeFrom="page">
-                  <wp14:pctHeight>0</wp14:pctHeight>
-                </wp14:sizeRelV>
-              </wp:anchor>
-            </w:drawing>
-          </mc:Choice>
-          <mc:Fallback>
-            <w:pict>
-              <v:shape w14:anchorId="5FDC2280" id="圆角矩形标注 16" o:spid="_x0000_s1037" type="#_x0000_t62" style="position:absolute;left:0;text-align:left;margin-left:296.65pt;margin-top:10.65pt;width:113.4pt;height:43.8pt;z-index:251681792;visibility:visible;mso-wrap-style:square;mso-width-percent:0;mso-height-percent:0;mso-wrap-distance-left:9pt;mso-wrap-distance-top:0;mso-wrap-distance-right:9pt;mso-wrap-distance-bottom:0;mso-position-horizontal:absolute;mso-position-horizontal-relative:text;mso-position-vertical:absolute;mso-position-vertical-relative:text;mso-width-percent:0;mso-height-percent:0;mso-width-relative:page;mso-height-relative:page;v-text-anchor:top" o:gfxdata="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" adj="-8742,2236" strokecolor="blue">
-                <v:textbox>
-                  <w:txbxContent>
-                    <w:p>
-                      <w:pPr>
-                        <w:tabs>
-                          <w:tab w:val="left" w:pos="377"/>
-                        </w:tabs>
-                        <w:rPr>
-                          <w:color w:val="000080"/>
-                        </w:rPr>
-                      </w:pPr>
-                      <w:r>
-                        <w:rPr>
-                          <w:rFonts w:hint="eastAsia"/>
-                          <w:color w:val="000080"/>
-                        </w:rPr>
-                        <w:t>注：此处无需更改。</w:t>
-                      </w:r>
-                      <w:r>
-                        <w:rPr>
-                          <w:rFonts w:hint="eastAsia"/>
-                          <w:color w:val="000080"/>
-                          <w:u w:val="double"/>
-                        </w:rPr>
-                        <w:t>阅后</w:t>
-                      </w:r>
-                      <w:proofErr w:type="gramStart"/>
-                      <w:r>
-                        <w:rPr>
-                          <w:rFonts w:hint="eastAsia"/>
-                          <w:color w:val="000080"/>
-                          <w:u w:val="double"/>
-                        </w:rPr>
-                        <w:t>删除此</w:t>
-                      </w:r>
-                      <w:proofErr w:type="gramEnd"/>
-                      <w:r>
-                        <w:rPr>
-                          <w:rFonts w:hint="eastAsia"/>
-                          <w:color w:val="000080"/>
-                          <w:u w:val="double"/>
-                        </w:rPr>
-                        <w:t>文本框。</w:t>
-                      </w:r>
-                    </w:p>
-                    <w:p>
-                      <w:pPr>
-                        <w:tabs>
-                          <w:tab w:val="left" w:pos="377"/>
-                        </w:tabs>
-                        <w:ind w:firstLine="420"/>
-                        <w:rPr>
-                          <w:color w:val="000080"/>
-                        </w:rPr>
-                      </w:pPr>
-                    </w:p>
-                    <w:p>
-                      <w:pPr>
-                        <w:tabs>
-                          <w:tab w:val="left" w:pos="377"/>
-                        </w:tabs>
-                        <w:ind w:firstLine="420"/>
-                        <w:rPr>
-                          <w:color w:val="000080"/>
-                        </w:rPr>
-                      </w:pPr>
-                    </w:p>
-                    <w:p>
-                      <w:pPr>
-                        <w:tabs>
-                          <w:tab w:val="left" w:pos="377"/>
-                        </w:tabs>
-                        <w:ind w:firstLine="420"/>
-                        <w:rPr>
-                          <w:color w:val="000080"/>
-                        </w:rPr>
-                      </w:pPr>
-                    </w:p>
-                  </w:txbxContent>
-                </v:textbox>
-              </v:shape>
-            </w:pict>
-          </mc:Fallback>
-        </mc:AlternateContent>
-      </w:r>
-      <w:r>
-        <w:rPr>
-          <w:rFonts w:hint="eastAsia"/>
-        </w:rPr>
         <w:t>目　录</w:t>
       </w:r>
     </w:p>
     <w:p>
       <w:pPr>
-        <w:pStyle w:val="24-"/>
-      </w:pPr>
-      <w:r>
-        <w:rPr>
-          <w:rFonts w:hAnsi="宋体" w:cs="Arial"/>
+        <w:pStyle w:val="TOC1"/>
+        <w:tabs>
+          <w:tab w:val="right" w:leader="dot" w:pos="8721"/>
+        </w:tabs>
+        <w:rPr>
+          <w:noProof/>
+          <w:sz w:val="22"/>
+          <w:szCs w:val="24"/>
+          <w14:ligatures w14:val="standardContextual"/>
+        </w:rPr>
+      </w:pPr>
+      <w:r>
+        <w:rPr>
+          <w:rFonts w:ascii="宋体" w:eastAsia="宋体" w:hAnsi="宋体" w:cs="Arial"/>
           <w:bCs/>
           <w:caps/>
+          <w:noProof/>
           <w:spacing w:val="60"/>
+          <w:kern w:val="44"/>
+          <w:sz w:val="24"/>
+          <w:szCs w:val="20"/>
         </w:rPr>
         <w:fldChar w:fldCharType="begin"/>
       </w:r>
@@ -4063,59 +1828,70 @@
       </w:r>
       <w:r>
         <w:rPr>
-          <w:rFonts w:hAnsi="宋体" w:cs="Arial"/>
+          <w:rFonts w:ascii="宋体" w:eastAsia="宋体" w:hAnsi="宋体" w:cs="Arial"/>
           <w:bCs/>
           <w:caps/>
+          <w:noProof/>
           <w:spacing w:val="60"/>
+          <w:kern w:val="44"/>
+          <w:sz w:val="24"/>
+          <w:szCs w:val="20"/>
         </w:rPr>
         <w:fldChar w:fldCharType="separate"/>
       </w:r>
-      <w:hyperlink w:anchor="_Toc8720747" w:history="1">
+      <w:hyperlink w:anchor="_Toc229409463" w:history="1">
         <w:r>
           <w:rPr>
             <w:rStyle w:val="a8"/>
-            <w:rFonts w:ascii="宋体" w:hAnsi="宋体" w:cs="宋体" w:hint="eastAsia"/>
-            <w:color w:val="auto"/>
+            <w:rFonts w:ascii="黑体" w:eastAsia="黑体"/>
+            <w:noProof/>
           </w:rPr>
           <w:t>摘　要</w:t>
         </w:r>
         <w:r>
           <w:rPr>
+            <w:noProof/>
             <w:webHidden/>
           </w:rPr>
           <w:tab/>
         </w:r>
         <w:r>
           <w:rPr>
+            <w:noProof/>
             <w:webHidden/>
           </w:rPr>
           <w:fldChar w:fldCharType="begin"/>
         </w:r>
         <w:r>
           <w:rPr>
+            <w:noProof/>
             <w:webHidden/>
           </w:rPr>
-          <w:instrText xml:space="preserve"> PAGEREF _Toc8720747 \h </w:instrText>
+          <w:instrText xml:space="preserve"> PAGEREF _Toc229409463 \h </w:instrText>
         </w:r>
         <w:r>
           <w:rPr>
+            <w:noProof/>
             <w:webHidden/>
           </w:rPr>
         </w:r>
         <w:r>
           <w:rPr>
+            <w:noProof/>
             <w:webHidden/>
           </w:rPr>
           <w:fldChar w:fldCharType="separate"/>
         </w:r>
         <w:r>
           <w:rPr>
+            <w:noProof/>
             <w:webHidden/>
           </w:rPr>
           <w:t>I</w:t>
         </w:r>
         <w:r>
           <w:rPr>
+            <w:noProof/>
             <w:webHidden/>
           </w:rPr>
           <w:fldChar w:fldCharType="end"/>
@@ -4124,54 +1900,70 @@
     </w:p>
     <w:p>
       <w:pPr>
-        <w:pStyle w:val="24-"/>
-      </w:pPr>
-      <w:hyperlink w:anchor="_Toc8720748" w:history="1">
+        <w:pStyle w:val="TOC1"/>
+        <w:tabs>
+          <w:tab w:val="right" w:leader="dot" w:pos="8721"/>
+        </w:tabs>
+        <w:rPr>
+          <w:noProof/>
+          <w:sz w:val="22"/>
+          <w:szCs w:val="24"/>
+          <w14:ligatures w14:val="standardContextual"/>
+        </w:rPr>
+      </w:pPr>
+      <w:hyperlink w:anchor="_Toc229409464" w:history="1">
         <w:r>
           <w:rPr>
             <w:rStyle w:val="a8"/>
-            <w:rFonts w:ascii="宋体" w:hAnsi="宋体" w:cs="宋体"/>
-            <w:color w:val="auto"/>
+            <w:rFonts w:ascii="Times New Roman" w:eastAsia="黑体" w:hAnsi="Times New Roman"/>
+            <w:noProof/>
           </w:rPr>
           <w:t>Abstract</w:t>
         </w:r>
         <w:r>
           <w:rPr>
+            <w:noProof/>
             <w:webHidden/>
           </w:rPr>
           <w:tab/>
         </w:r>
         <w:r>
           <w:rPr>
+            <w:noProof/>
             <w:webHidden/>
           </w:rPr>
           <w:fldChar w:fldCharType="begin"/>
         </w:r>
         <w:r>
           <w:rPr>
+            <w:noProof/>
             <w:webHidden/>
           </w:rPr>
-          <w:instrText xml:space="preserve"> PAGEREF _Toc8720748 \h </w:instrText>
+          <w:instrText xml:space="preserve"> PAGEREF _Toc229409464 \h </w:instrText>
         </w:r>
         <w:r>
           <w:rPr>
+            <w:noProof/>
             <w:webHidden/>
           </w:rPr>
         </w:r>
         <w:r>
           <w:rPr>
+            <w:noProof/>
             <w:webHidden/>
           </w:rPr>
           <w:fldChar w:fldCharType="separate"/>
         </w:r>
         <w:r>
           <w:rPr>
+            <w:noProof/>
             <w:webHidden/>
           </w:rPr>
           <w:t>II</w:t>
         </w:r>
         <w:r>
           <w:rPr>
+            <w:noProof/>
             <w:webHidden/>
           </w:rPr>
           <w:fldChar w:fldCharType="end"/>
@@ -4180,85 +1972,97 @@
     </w:p>
     <w:p>
       <w:pPr>
-        <w:pStyle w:val="24-"/>
-        <w:rPr>
-          <w:rFonts w:cstheme="minorBidi"/>
-          <w:bCs/>
-          <w:sz w:val="21"/>
-          <w:szCs w:val="22"/>
-        </w:rPr>
-      </w:pPr>
-      <w:hyperlink w:anchor="_Toc8720749" w:history="1">
+        <w:pStyle w:val="TOC1"/>
+        <w:tabs>
+          <w:tab w:val="right" w:leader="dot" w:pos="8721"/>
+        </w:tabs>
+        <w:rPr>
+          <w:noProof/>
+          <w:sz w:val="22"/>
+          <w:szCs w:val="24"/>
+          <w14:ligatures w14:val="standardContextual"/>
+        </w:rPr>
+      </w:pPr>
+      <w:hyperlink w:anchor="_Toc229409465" w:history="1">
         <w:r>
           <w:rPr>
             <w:rStyle w:val="a8"/>
-            <w:rFonts w:hint="eastAsia"/>
+            <w:noProof/>
           </w:rPr>
           <w:t>第</w:t>
         </w:r>
         <w:r>
           <w:rPr>
             <w:rStyle w:val="a8"/>
+            <w:noProof/>
           </w:rPr>
           <w:t>1</w:t>
         </w:r>
         <w:r>
           <w:rPr>
             <w:rStyle w:val="a8"/>
-            <w:rFonts w:hint="eastAsia"/>
+            <w:noProof/>
           </w:rPr>
           <w:t>章</w:t>
         </w:r>
         <w:r>
           <w:rPr>
             <w:rStyle w:val="a8"/>
+            <w:noProof/>
           </w:rPr>
           <w:t xml:space="preserve"> </w:t>
         </w:r>
         <w:r>
           <w:rPr>
             <w:rStyle w:val="a8"/>
-            <w:rFonts w:hint="eastAsia"/>
+            <w:noProof/>
           </w:rPr>
-          <w:t>一级题目</w:t>
+          <w:t>引言</w:t>
         </w:r>
         <w:r>
           <w:rPr>
+            <w:noProof/>
             <w:webHidden/>
           </w:rPr>
           <w:tab/>
         </w:r>
         <w:r>
           <w:rPr>
+            <w:noProof/>
             <w:webHidden/>
           </w:rPr>
           <w:fldChar w:fldCharType="begin"/>
         </w:r>
         <w:r>
           <w:rPr>
+            <w:noProof/>
             <w:webHidden/>
           </w:rPr>
-          <w:instrText xml:space="preserve"> PAGEREF _Toc8720749 \h </w:instrText>
+          <w:instrText xml:space="preserve"> PAGEREF _Toc229409465 \h </w:instrText>
         </w:r>
         <w:r>
           <w:rPr>
+            <w:noProof/>
             <w:webHidden/>
           </w:rPr>
         </w:r>
         <w:r>
           <w:rPr>
+            <w:noProof/>
             <w:webHidden/>
           </w:rPr>
           <w:fldChar w:fldCharType="separate"/>
         </w:r>
         <w:r>
           <w:rPr>
+            <w:noProof/>
             <w:webHidden/>
           </w:rPr>
           <w:t>1</w:t>
         </w:r>
         <w:r>
           <w:rPr>
+            <w:noProof/>
             <w:webHidden/>
           </w:rPr>
           <w:fldChar w:fldCharType="end"/>
@@ -4267,63 +2071,76 @@
     </w:p>
     <w:p>
       <w:pPr>
-        <w:pStyle w:val="25-"/>
-        <w:ind w:firstLine="480"/>
-      </w:pPr>
-      <w:hyperlink w:anchor="_Toc8720750" w:history="1">
+        <w:pStyle w:val="TOC2"/>
+        <w:tabs>
+          <w:tab w:val="right" w:leader="dot" w:pos="8721"/>
+        </w:tabs>
+        <w:rPr>
+          <w:noProof/>
+          <w:sz w:val="22"/>
+          <w:szCs w:val="24"/>
+          <w14:ligatures w14:val="standardContextual"/>
+        </w:rPr>
+      </w:pPr>
+      <w:hyperlink w:anchor="_Toc229409466" w:history="1">
         <w:r>
           <w:rPr>
             <w:rStyle w:val="a8"/>
-            <w:rFonts w:ascii="宋体" w:hAnsi="宋体" w:cs="Times New Roman"/>
-            <w:color w:val="auto"/>
+            <w:noProof/>
           </w:rPr>
           <w:t xml:space="preserve">1.1 </w:t>
         </w:r>
         <w:r>
           <w:rPr>
             <w:rStyle w:val="a8"/>
-            <w:rFonts w:ascii="宋体" w:hAnsi="宋体" w:cs="Times New Roman" w:hint="eastAsia"/>
-            <w:color w:val="auto"/>
+            <w:noProof/>
           </w:rPr>
-          <w:t>二级题目</w:t>
+          <w:t>研究背景与意义</w:t>
         </w:r>
         <w:r>
           <w:rPr>
+            <w:noProof/>
             <w:webHidden/>
           </w:rPr>
           <w:tab/>
         </w:r>
         <w:r>
           <w:rPr>
+            <w:noProof/>
             <w:webHidden/>
           </w:rPr>
           <w:fldChar w:fldCharType="begin"/>
         </w:r>
         <w:r>
           <w:rPr>
+            <w:noProof/>
             <w:webHidden/>
           </w:rPr>
-          <w:instrText xml:space="preserve"> PAGEREF _Toc8720750 \h </w:instrText>
+          <w:instrText xml:space="preserve"> PAGEREF _Toc229409466 \h </w:instrText>
         </w:r>
         <w:r>
           <w:rPr>
+            <w:noProof/>
             <w:webHidden/>
           </w:rPr>
         </w:r>
         <w:r>
           <w:rPr>
+            <w:noProof/>
             <w:webHidden/>
           </w:rPr>
           <w:fldChar w:fldCharType="separate"/>
         </w:r>
         <w:r>
           <w:rPr>
+            <w:noProof/>
             <w:webHidden/>
           </w:rPr>
           <w:t>1</w:t>
         </w:r>
         <w:r>
           <w:rPr>
+            <w:noProof/>
             <w:webHidden/>
           </w:rPr>
           <w:fldChar w:fldCharType="end"/>
@@ -4332,63 +2149,76 @@
     </w:p>
     <w:p>
       <w:pPr>
-        <w:pStyle w:val="26-"/>
-        <w:ind w:firstLine="960"/>
-      </w:pPr>
-      <w:hyperlink w:anchor="_Toc8720751" w:history="1">
+        <w:pStyle w:val="TOC3"/>
+        <w:tabs>
+          <w:tab w:val="right" w:leader="dot" w:pos="8721"/>
+        </w:tabs>
+        <w:rPr>
+          <w:noProof/>
+          <w:sz w:val="22"/>
+          <w:szCs w:val="24"/>
+          <w14:ligatures w14:val="standardContextual"/>
+        </w:rPr>
+      </w:pPr>
+      <w:hyperlink w:anchor="_Toc229409467" w:history="1">
         <w:r>
           <w:rPr>
             <w:rStyle w:val="a8"/>
-            <w:rFonts w:ascii="宋体" w:hAnsi="宋体" w:cs="Times New Roman"/>
-            <w:color w:val="auto"/>
+            <w:noProof/>
           </w:rPr>
           <w:t xml:space="preserve">1.1.1 </w:t>
         </w:r>
         <w:r>
           <w:rPr>
             <w:rStyle w:val="a8"/>
-            <w:rFonts w:ascii="宋体" w:hAnsi="宋体" w:cs="Times New Roman" w:hint="eastAsia"/>
-            <w:color w:val="auto"/>
+            <w:noProof/>
           </w:rPr>
           <w:t>三级题目</w:t>
         </w:r>
         <w:r>
           <w:rPr>
+            <w:noProof/>
             <w:webHidden/>
           </w:rPr>
           <w:tab/>
         </w:r>
         <w:r>
           <w:rPr>
+            <w:noProof/>
             <w:webHidden/>
           </w:rPr>
           <w:fldChar w:fldCharType="begin"/>
         </w:r>
         <w:r>
           <w:rPr>
+            <w:noProof/>
             <w:webHidden/>
           </w:rPr>
-          <w:instrText xml:space="preserve"> PAGEREF _Toc8720751 \h </w:instrText>
+          <w:instrText xml:space="preserve"> PAGEREF _Toc229409467 \h </w:instrText>
         </w:r>
         <w:r>
           <w:rPr>
+            <w:noProof/>
             <w:webHidden/>
           </w:rPr>
         </w:r>
         <w:r>
           <w:rPr>
+            <w:noProof/>
             <w:webHidden/>
           </w:rPr>
           <w:fldChar w:fldCharType="separate"/>
         </w:r>
         <w:r>
           <w:rPr>
+            <w:noProof/>
             <w:webHidden/>
           </w:rPr>
           <w:t>1</w:t>
         </w:r>
         <w:r>
           <w:rPr>
+            <w:noProof/>
             <w:webHidden/>
           </w:rPr>
           <w:fldChar w:fldCharType="end"/>
@@ -4397,54 +2227,76 @@
     </w:p>
     <w:p>
       <w:pPr>
-        <w:pStyle w:val="24-"/>
-      </w:pPr>
-      <w:hyperlink w:anchor="_Toc8720752" w:history="1">
+        <w:pStyle w:val="TOC2"/>
+        <w:tabs>
+          <w:tab w:val="right" w:leader="dot" w:pos="8721"/>
+        </w:tabs>
+        <w:rPr>
+          <w:noProof/>
+          <w:sz w:val="22"/>
+          <w:szCs w:val="24"/>
+          <w14:ligatures w14:val="standardContextual"/>
+        </w:rPr>
+      </w:pPr>
+      <w:hyperlink w:anchor="_Toc229409468" w:history="1">
         <w:r>
           <w:rPr>
             <w:rStyle w:val="a8"/>
-            <w:rFonts w:ascii="宋体" w:hAnsi="宋体" w:cs="宋体" w:hint="eastAsia"/>
-            <w:color w:val="auto"/>
+            <w:noProof/>
           </w:rPr>
-          <w:t>结　论</w:t>
+          <w:t xml:space="preserve">1.2 </w:t>
         </w:r>
         <w:r>
           <w:rPr>
+            <w:rStyle w:val="a8"/>
+            <w:noProof/>
+          </w:rPr>
+          <w:t>国内外研究现状</w:t>
+        </w:r>
+        <w:r>
+          <w:rPr>
+            <w:noProof/>
             <w:webHidden/>
           </w:rPr>
           <w:tab/>
         </w:r>
         <w:r>
           <w:rPr>
+            <w:noProof/>
             <w:webHidden/>
           </w:rPr>
           <w:fldChar w:fldCharType="begin"/>
         </w:r>
         <w:r>
           <w:rPr>
+            <w:noProof/>
             <w:webHidden/>
           </w:rPr>
-          <w:instrText xml:space="preserve"> PAGEREF _Toc8720752 \h </w:instrText>
+          <w:instrText xml:space="preserve"> PAGEREF _Toc229409468 \h </w:instrText>
         </w:r>
         <w:r>
           <w:rPr>
+            <w:noProof/>
             <w:webHidden/>
           </w:rPr>
         </w:r>
         <w:r>
           <w:rPr>
+            <w:noProof/>
             <w:webHidden/>
           </w:rPr>
           <w:fldChar w:fldCharType="separate"/>
         </w:r>
         <w:r>
           <w:rPr>
+            <w:noProof/>
             <w:webHidden/>
           </w:rPr>
-          <w:t>3</w:t>
+          <w:t>2</w:t>
         </w:r>
         <w:r>
           <w:rPr>
+            <w:noProof/>
             <w:webHidden/>
           </w:rPr>
           <w:fldChar w:fldCharType="end"/>
@@ -4453,54 +2305,69 @@
     </w:p>
     <w:p>
       <w:pPr>
-        <w:pStyle w:val="24-"/>
-      </w:pPr>
-      <w:hyperlink w:anchor="_Toc8720753" w:history="1">
+        <w:pStyle w:val="TOC1"/>
+        <w:tabs>
+          <w:tab w:val="right" w:leader="dot" w:pos="8721"/>
+        </w:tabs>
+        <w:rPr>
+          <w:noProof/>
+          <w:sz w:val="22"/>
+          <w:szCs w:val="24"/>
+          <w14:ligatures w14:val="standardContextual"/>
+        </w:rPr>
+      </w:pPr>
+      <w:hyperlink w:anchor="_Toc229409469" w:history="1">
         <w:r>
           <w:rPr>
             <w:rStyle w:val="a8"/>
-            <w:rFonts w:ascii="宋体" w:hAnsi="宋体" w:cs="宋体" w:hint="eastAsia"/>
-            <w:color w:val="auto"/>
+            <w:noProof/>
           </w:rPr>
-          <w:t>参考文献</w:t>
+          <w:t>结　论</w:t>
         </w:r>
         <w:r>
           <w:rPr>
+            <w:noProof/>
             <w:webHidden/>
           </w:rPr>
           <w:tab/>
         </w:r>
         <w:r>
           <w:rPr>
+            <w:noProof/>
             <w:webHidden/>
           </w:rPr>
           <w:fldChar w:fldCharType="begin"/>
         </w:r>
         <w:r>
           <w:rPr>
+            <w:noProof/>
             <w:webHidden/>
           </w:rPr>
-          <w:instrText xml:space="preserve"> PAGEREF _Toc8720753 \h </w:instrText>
+          <w:instrText xml:space="preserve"> PAGEREF _Toc229409469 \h </w:instrText>
         </w:r>
         <w:r>
           <w:rPr>
+            <w:noProof/>
             <w:webHidden/>
           </w:rPr>
         </w:r>
         <w:r>
           <w:rPr>
+            <w:noProof/>
             <w:webHidden/>
           </w:rPr>
           <w:fldChar w:fldCharType="separate"/>
         </w:r>
         <w:r>
           <w:rPr>
+            <w:noProof/>
             <w:webHidden/>
           </w:rPr>
-          <w:t>4</w:t>
+          <w:t>5</w:t>
         </w:r>
         <w:r>
           <w:rPr>
+            <w:noProof/>
             <w:webHidden/>
           </w:rPr>
           <w:fldChar w:fldCharType="end"/>
@@ -4509,54 +2376,69 @@
     </w:p>
     <w:p>
       <w:pPr>
-        <w:pStyle w:val="24-"/>
-      </w:pPr>
-      <w:hyperlink w:anchor="_Toc8720754" w:history="1">
+        <w:pStyle w:val="TOC1"/>
+        <w:tabs>
+          <w:tab w:val="right" w:leader="dot" w:pos="8721"/>
+        </w:tabs>
+        <w:rPr>
+          <w:noProof/>
+          <w:sz w:val="22"/>
+          <w:szCs w:val="24"/>
+          <w14:ligatures w14:val="standardContextual"/>
+        </w:rPr>
+      </w:pPr>
+      <w:hyperlink w:anchor="_Toc229409470" w:history="1">
         <w:r>
           <w:rPr>
             <w:rStyle w:val="a8"/>
-            <w:rFonts w:ascii="宋体" w:hAnsi="宋体" w:cs="宋体" w:hint="eastAsia"/>
-            <w:color w:val="auto"/>
+            <w:noProof/>
           </w:rPr>
-          <w:t>附　录</w:t>
+          <w:t>参考文献</w:t>
         </w:r>
         <w:r>
           <w:rPr>
+            <w:noProof/>
             <w:webHidden/>
           </w:rPr>
           <w:tab/>
         </w:r>
         <w:r>
           <w:rPr>
+            <w:noProof/>
             <w:webHidden/>
           </w:rPr>
           <w:fldChar w:fldCharType="begin"/>
         </w:r>
         <w:r>
           <w:rPr>
+            <w:noProof/>
             <w:webHidden/>
           </w:rPr>
-          <w:instrText xml:space="preserve"> PAGEREF _Toc8720754 \h </w:instrText>
+          <w:instrText xml:space="preserve"> PAGEREF _Toc229409470 \h </w:instrText>
         </w:r>
         <w:r>
           <w:rPr>
+            <w:noProof/>
             <w:webHidden/>
           </w:rPr>
         </w:r>
         <w:r>
           <w:rPr>
+            <w:noProof/>
             <w:webHidden/>
           </w:rPr>
           <w:fldChar w:fldCharType="separate"/>
         </w:r>
         <w:r>
           <w:rPr>
+            <w:noProof/>
             <w:webHidden/>
           </w:rPr>
           <w:t>6</w:t>
         </w:r>
         <w:r>
           <w:rPr>
+            <w:noProof/>
             <w:webHidden/>
           </w:rPr>
           <w:fldChar w:fldCharType="end"/>
@@ -4565,54 +2447,140 @@
     </w:p>
     <w:p>
       <w:pPr>
-        <w:pStyle w:val="24-"/>
-      </w:pPr>
-      <w:hyperlink w:anchor="_Toc8720755" w:history="1">
+        <w:pStyle w:val="TOC1"/>
+        <w:tabs>
+          <w:tab w:val="right" w:leader="dot" w:pos="8721"/>
+        </w:tabs>
+        <w:rPr>
+          <w:noProof/>
+          <w:sz w:val="22"/>
+          <w:szCs w:val="24"/>
+          <w14:ligatures w14:val="standardContextual"/>
+        </w:rPr>
+      </w:pPr>
+      <w:hyperlink w:anchor="_Toc229409471" w:history="1">
         <w:r>
           <w:rPr>
             <w:rStyle w:val="a8"/>
-            <w:rFonts w:ascii="宋体" w:hAnsi="宋体" w:cs="宋体" w:hint="eastAsia"/>
-            <w:color w:val="auto"/>
+            <w:noProof/>
           </w:rPr>
-          <w:t>致　谢</w:t>
+          <w:t>附　录</w:t>
         </w:r>
         <w:r>
           <w:rPr>
+            <w:noProof/>
             <w:webHidden/>
           </w:rPr>
           <w:tab/>
         </w:r>
         <w:r>
           <w:rPr>
+            <w:noProof/>
             <w:webHidden/>
           </w:rPr>
           <w:fldChar w:fldCharType="begin"/>
         </w:r>
         <w:r>
           <w:rPr>
+            <w:noProof/>
             <w:webHidden/>
           </w:rPr>
-          <w:instrText xml:space="preserve"> PAGEREF _Toc8720755 \h </w:instrText>
+          <w:instrText xml:space="preserve"> PAGEREF _Toc229409471 \h </w:instrText>
         </w:r>
         <w:r>
           <w:rPr>
+            <w:noProof/>
             <w:webHidden/>
           </w:rPr>
         </w:r>
         <w:r>
           <w:rPr>
+            <w:noProof/>
             <w:webHidden/>
           </w:rPr>
           <w:fldChar w:fldCharType="separate"/>
         </w:r>
         <w:r>
           <w:rPr>
+            <w:noProof/>
             <w:webHidden/>
           </w:rPr>
-          <w:t>7</w:t>
+          <w:t>8</w:t>
         </w:r>
         <w:r>
           <w:rPr>
+            <w:noProof/>
+            <w:webHidden/>
+          </w:rPr>
+          <w:fldChar w:fldCharType="end"/>
+        </w:r>
+      </w:hyperlink>
+    </w:p>
+    <w:p>
+      <w:pPr>
+        <w:pStyle w:val="TOC1"/>
+        <w:tabs>
+          <w:tab w:val="right" w:leader="dot" w:pos="8721"/>
+        </w:tabs>
+        <w:rPr>
+          <w:noProof/>
+          <w:sz w:val="22"/>
+          <w:szCs w:val="24"/>
+          <w14:ligatures w14:val="standardContextual"/>
+        </w:rPr>
+      </w:pPr>
+      <w:hyperlink w:anchor="_Toc229409472" w:history="1">
+        <w:r>
+          <w:rPr>
+            <w:rStyle w:val="a8"/>
+            <w:noProof/>
+          </w:rPr>
+          <w:t>致　谢</w:t>
+        </w:r>
+        <w:r>
+          <w:rPr>
+            <w:noProof/>
+            <w:webHidden/>
+          </w:rPr>
+          <w:tab/>
+        </w:r>
+        <w:r>
+          <w:rPr>
+            <w:noProof/>
+            <w:webHidden/>
+          </w:rPr>
+          <w:fldChar w:fldCharType="begin"/>
+        </w:r>
+        <w:r>
+          <w:rPr>
+            <w:noProof/>
+            <w:webHidden/>
+          </w:rPr>
+          <w:instrText xml:space="preserve"> PAGEREF _Toc229409472 \h </w:instrText>
+        </w:r>
+        <w:r>
+          <w:rPr>
+            <w:noProof/>
+            <w:webHidden/>
+          </w:rPr>
+        </w:r>
+        <w:r>
+          <w:rPr>
+            <w:noProof/>
+            <w:webHidden/>
+          </w:rPr>
+          <w:fldChar w:fldCharType="separate"/>
+        </w:r>
+        <w:r>
+          <w:rPr>
+            <w:noProof/>
+            <w:webHidden/>
+          </w:rPr>
+          <w:t>9</w:t>
+        </w:r>
+        <w:r>
+          <w:rPr>
+            <w:noProof/>
             <w:webHidden/>
           </w:rPr>
           <w:fldChar w:fldCharType="end"/>
@@ -4737,7 +2705,7 @@
           </mc:Choice>
           <mc:Fallback>
             <w:pict>
-              <v:shape w14:anchorId="6D5429BC" id="圆角矩形标注 15" o:spid="_x0000_s1038" type="#_x0000_t62" style="position:absolute;left:0;text-align:left;margin-left:86.2pt;margin-top:9.1pt;width:204pt;height:96.6pt;z-index:251683840;visibility:visible;mso-wrap-style:square;mso-width-percent:0;mso-height-percent:0;mso-wrap-distance-left:9pt;mso-wrap-distance-top:0;mso-wrap-distance-right:9pt;mso-wrap-distance-bottom:0;mso-position-horizontal:absolute;mso-position-horizontal-relative:text;mso-position-vertical:absolute;mso-position-vertical-relative:text;mso-width-percent:0;mso-height-percent:0;mso-width-relative:page;mso-height-relative:page;v-text-anchor:top" o:gfxdata="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" adj="-1483,-6520" strokecolor="blue">
+              <v:shape w14:anchorId="6D5429BC" id="圆角矩形标注 15" o:spid="_x0000_s1027" type="#_x0000_t62" style="position:absolute;left:0;text-align:left;margin-left:86.2pt;margin-top:9.1pt;width:204pt;height:96.6pt;z-index:251683840;visibility:visible;mso-wrap-style:square;mso-width-percent:0;mso-height-percent:0;mso-wrap-distance-left:9pt;mso-wrap-distance-top:0;mso-wrap-distance-right:9pt;mso-wrap-distance-bottom:0;mso-position-horizontal:absolute;mso-position-horizontal-relative:text;mso-position-vertical:absolute;mso-position-vertical-relative:text;mso-width-percent:0;mso-height-percent:0;mso-width-relative:page;mso-height-relative:page;v-text-anchor:top" o:gfxdata="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" adj="-1483,-6520" strokecolor="blue">
                 <v:textbox>
                   <w:txbxContent>
                     <w:p>
@@ -4764,27 +2732,7 @@
                           <w:sz w:val="22"/>
                           <w:u w:val="double"/>
                         </w:rPr>
-                        <w:t>阅后</w:t>
-                      </w:r>
-                      <w:proofErr w:type="gramStart"/>
-                      <w:r>
-                        <w:rPr>
-                          <w:rFonts w:hint="eastAsia"/>
-                          <w:color w:val="000080"/>
-                          <w:sz w:val="22"/>
-                          <w:u w:val="double"/>
-                        </w:rPr>
-                        <w:t>删除此</w:t>
-                      </w:r>
-                      <w:proofErr w:type="gramEnd"/>
-                      <w:r>
-                        <w:rPr>
-                          <w:rFonts w:hint="eastAsia"/>
-                          <w:color w:val="000080"/>
-                          <w:sz w:val="22"/>
-                          <w:u w:val="double"/>
-                        </w:rPr>
-                        <w:t>文本框。</w:t>
+                        <w:t>阅后删除此文本框。</w:t>
                       </w:r>
                     </w:p>
                   </w:txbxContent>
@@ -4799,12 +2747,15 @@
       <w:pPr>
         <w:pStyle w:val="02-"/>
         <w:spacing w:before="156" w:after="312"/>
+        <w:rPr>
+          <w:rFonts w:hint="eastAsia"/>
+        </w:rPr>
       </w:pPr>
       <w:bookmarkStart w:id="2" w:name="_Toc229134689"/>
       <w:bookmarkStart w:id="3" w:name="_Toc229135343"/>
       <w:bookmarkStart w:id="4" w:name="_Toc229135486"/>
       <w:bookmarkStart w:id="5" w:name="_Toc229136156"/>
-      <w:bookmarkStart w:id="6" w:name="_Toc8720749"/>
+      <w:bookmarkStart w:id="6" w:name="_Toc229409465"/>
       <w:r>
         <w:rPr>
           <w:rFonts w:hint="eastAsia"/>
@@ -4820,7 +2771,7 @@
         <w:rPr>
           <w:rFonts w:hint="eastAsia"/>
         </w:rPr>
-        <w:t>一级题目</w:t>
+        <w:t>引言</w:t>
       </w:r>
       <w:bookmarkEnd w:id="6"/>
     </w:p>
@@ -4834,7 +2785,7 @@
       <w:bookmarkStart w:id="9" w:name="_Toc229135344"/>
       <w:bookmarkStart w:id="10" w:name="_Toc229135487"/>
       <w:bookmarkStart w:id="11" w:name="_Toc229136157"/>
-      <w:bookmarkStart w:id="12" w:name="_Toc8720750"/>
+      <w:bookmarkStart w:id="12" w:name="_Toc229409466"/>
       <w:r>
         <w:t xml:space="preserve">1.1 </w:t>
       </w:r>
@@ -4847,7 +2798,7 @@
         <w:rPr>
           <w:rFonts w:hint="eastAsia"/>
         </w:rPr>
-        <w:t>二级题目</w:t>
+        <w:t>研究背景与意义</w:t>
       </w:r>
       <w:bookmarkEnd w:id="12"/>
     </w:p>
@@ -4856,7 +2807,7 @@
         <w:pStyle w:val="04-"/>
         <w:spacing w:before="156"/>
       </w:pPr>
-      <w:bookmarkStart w:id="13" w:name="_Toc8720751"/>
+      <w:bookmarkStart w:id="13" w:name="_Toc229409467"/>
       <w:r>
         <w:t>1.</w:t>
       </w:r>
@@ -4880,11 +2831,2250 @@
         <w:ind w:firstLine="480"/>
       </w:pPr>
       <w:r>
-        <w:rPr>
-          <w:rFonts w:hint="eastAsia"/>
-        </w:rPr>
-        <w:t>正文……</w:t>
-      </w:r>
+        <w:t>近年来，协作机器人与自主移动机器人在工业制造、仓储物流、医疗服务等领域加速落地，成为推动产业智能化转型的核心载体。视觉</w:t>
+      </w:r>
+      <w:r>
+        <w:t>-</w:t>
+      </w:r>
+      <w:r>
+        <w:t>语言</w:t>
+      </w:r>
+      <w:r>
+        <w:t>-</w:t>
+      </w:r>
+      <w:r>
+        <w:t>动作（</w:t>
+      </w:r>
+      <w:r>
+        <w:t>Vision-Language-</w:t>
+      </w:r>
+      <w:proofErr w:type="spellStart"/>
+      <w:r>
+        <w:t>Action,VLA</w:t>
+      </w:r>
+      <w:proofErr w:type="spellEnd"/>
+      <w:r>
+        <w:t>）大模型将视觉感知与动作决策统一到端到端神经网络中，显著拓展了机器人在开放场景下的泛化能力。在此背景下，如何在资源受限的边缘平台上高效、可靠地运行机器人智能软件，已成为制约机器人大规模部署的关键问题。</w:t>
+      </w:r>
+    </w:p>
+    <w:p>
+      <w:pPr>
+        <w:pStyle w:val="01-"/>
+        <w:ind w:firstLine="480"/>
+      </w:pPr>
+      <w:r>
+        <w:t>从技术栈角度看，机器人系统通常由三个层次组成。硬件层涵盖上位机（嵌入式计算板）、传感器（摄像头、力传感器）、执行器（电机、舵机）与机械结构，决定机器人的物理感知与运动能力；算法层包括视觉感知、策略规划与运动控制，以</w:t>
+      </w:r>
+      <w:r>
+        <w:t>ACT</w:t>
+      </w:r>
+      <w:r>
+        <w:t>和</w:t>
+      </w:r>
+      <w:r>
+        <w:t>Diffusion Policy</w:t>
+      </w:r>
+      <w:r>
+        <w:t>等端到端模型为代表；基础软件层则由操作系统、通信中间件和推理框架构成，向下管理硬件资源，向上支撑算法模型的运行。本文的研究聚焦于基础软件层：操作系统的内核调度策略、系统调用路径与设备驱动模型，以及推理框架的线程管理与算子调度，共同决定着机器人系统的硬件生态兼容性、推理性能、决策准确性、运行可靠性和系统安全性，是整个机器人软件栈性能与可信度的基础。</w:t>
+      </w:r>
+    </w:p>
+    <w:p>
+      <w:pPr>
+        <w:pStyle w:val="01-"/>
+        <w:ind w:firstLine="480"/>
+      </w:pPr>
+      <w:r>
+        <w:t>面向机器人基础软件的研究已有大量探索，但仍存在明显不足。广义上，机器人基础软件涵盖三个方向：操作系统内核、推理库、以及专用于机器人的通信工具。</w:t>
+      </w:r>
+    </w:p>
+    <w:p>
+      <w:pPr>
+        <w:pStyle w:val="01-"/>
+        <w:ind w:firstLine="480"/>
+      </w:pPr>
+      <w:r>
+        <w:t>在操作系统内核层面，</w:t>
+      </w:r>
+      <w:r>
+        <w:t>Linux</w:t>
+      </w:r>
+      <w:r>
+        <w:t>及其实时化改造方案仍是机器人系统最常见的承载平台，其通信栈、调度器行为与内核抢占机制会直接影响控制循环的时延和抖动；而更轻量的实时系统虽然在调度开销上更有优势，却往往难以直接承载完整的深度学习推理栈和复杂设备生态。</w:t>
+      </w:r>
+    </w:p>
+    <w:p>
+      <w:pPr>
+        <w:pStyle w:val="01-"/>
+        <w:ind w:firstLine="480"/>
+      </w:pPr>
+      <w:r>
+        <w:t>在推理库层面，</w:t>
+      </w:r>
+      <w:proofErr w:type="spellStart"/>
+      <w:r>
+        <w:t>PyTorch</w:t>
+      </w:r>
+      <w:proofErr w:type="spellEnd"/>
+      <w:r>
+        <w:t>、</w:t>
+      </w:r>
+      <w:proofErr w:type="spellStart"/>
+      <w:r>
+        <w:t>TFLite</w:t>
+      </w:r>
+      <w:proofErr w:type="spellEnd"/>
+      <w:r>
+        <w:t>等框架各有侧重，均以</w:t>
+      </w:r>
+      <w:r>
+        <w:t>“</w:t>
+      </w:r>
+      <w:r>
+        <w:t>外挂式</w:t>
+      </w:r>
+      <w:r>
+        <w:t>”</w:t>
+      </w:r>
+      <w:r>
+        <w:t>方式接入操作系统：其内置线程池（</w:t>
+      </w:r>
+      <w:r>
+        <w:t>OpenMP</w:t>
+      </w:r>
+      <w:r>
+        <w:t>）的调度与</w:t>
+      </w:r>
+      <w:r>
+        <w:t>OS</w:t>
+      </w:r>
+      <w:r>
+        <w:t>内核</w:t>
+      </w:r>
+      <w:r>
+        <w:t>CFS</w:t>
+      </w:r>
+      <w:r>
+        <w:t>（</w:t>
+      </w:r>
+      <w:r>
+        <w:t>Completely Fair Scheduler</w:t>
+      </w:r>
+      <w:r>
+        <w:t>，完全公平调度器）相互独立，在资源受限平台上容易引发调度冲突，造成额外的上下文切换与</w:t>
+      </w:r>
+      <w:proofErr w:type="spellStart"/>
+      <w:r>
+        <w:t>futex</w:t>
+      </w:r>
+      <w:proofErr w:type="spellEnd"/>
+      <w:r>
+        <w:t>等待开销。</w:t>
+      </w:r>
+    </w:p>
+    <w:p>
+      <w:pPr>
+        <w:pStyle w:val="01-"/>
+        <w:ind w:firstLine="480"/>
+      </w:pPr>
+      <w:r>
+        <w:t>在机器人专用通信工具层面，</w:t>
+      </w:r>
+      <w:r>
+        <w:t>ROS/ROS2</w:t>
+      </w:r>
+      <w:r>
+        <w:t>显著降低了多节点系统的开发门槛，其组件化工作进一步改善了节点部署与通信组织方式，</w:t>
+      </w:r>
+      <w:r>
+        <w:t>ros2_tracing</w:t>
+      </w:r>
+      <w:r>
+        <w:t>等追踪框架也为系</w:t>
+      </w:r>
+      <w:r>
+        <w:lastRenderedPageBreak/>
+        <w:t>统分析提供了更好的观测手段，但节点通信、执行时序与消息传递延迟仍然受到底层操作系统调度与中间件实现的共同影响。</w:t>
+      </w:r>
+    </w:p>
+    <w:p>
+      <w:pPr>
+        <w:pStyle w:val="01-"/>
+        <w:ind w:firstLine="480"/>
+      </w:pPr>
+      <w:r>
+        <w:t>更根本的问题在于，现有性能优化与分析工作多聚焦于单一层次。主流优化路径往往集中在模型压缩、模型结构改进或硬件通信链路调优上，而对推理运行时、</w:t>
+      </w:r>
+      <w:r>
+        <w:t>Python</w:t>
+      </w:r>
+      <w:r>
+        <w:t>线程行为、</w:t>
+      </w:r>
+      <w:r>
+        <w:t>OS</w:t>
+      </w:r>
+      <w:r>
+        <w:t>内核调度、系统调用阻塞与设备</w:t>
+      </w:r>
+      <w:r>
+        <w:t>I/O</w:t>
+      </w:r>
+      <w:r>
+        <w:t>栈等基础软件因素关注不足。系统性能分析方法论强调，应从应用、运行时、操作系统和硬件路径联合定位瓶颈。近期</w:t>
+      </w:r>
+      <w:r>
+        <w:t>AMS</w:t>
+      </w:r>
+      <w:r>
+        <w:t>也表明，</w:t>
+      </w:r>
+      <w:r>
+        <w:t>OS</w:t>
+      </w:r>
+      <w:r>
+        <w:t>层原语会直接影响机器人推理管理的性能与可靠性。这使得许多工作虽然能够报告端到端延迟或单点优化收益，却缺乏从</w:t>
+      </w:r>
+      <w:r>
+        <w:t>AI</w:t>
+      </w:r>
+      <w:r>
+        <w:t>推理框架层到</w:t>
+      </w:r>
+      <w:r>
+        <w:t>OS</w:t>
+      </w:r>
+      <w:r>
+        <w:t>内核层的跨层次联合剖析，难以回答</w:t>
+      </w:r>
+      <w:r>
+        <w:t>“</w:t>
+      </w:r>
+      <w:r>
+        <w:t>瓶颈究竟在哪一层、由什么原因导致</w:t>
+      </w:r>
+      <w:r>
+        <w:t>”</w:t>
+      </w:r>
+      <w:r>
+        <w:t>等关键问题。</w:t>
+      </w:r>
+    </w:p>
+    <w:p>
+      <w:pPr>
+        <w:pStyle w:val="01-"/>
+        <w:ind w:firstLine="480"/>
+      </w:pPr>
+      <w:r>
+        <w:t>针对上述研究缺口，本文以</w:t>
+      </w:r>
+      <w:proofErr w:type="spellStart"/>
+      <w:r>
+        <w:t>HuggingFace</w:t>
+      </w:r>
+      <w:proofErr w:type="spellEnd"/>
+      <w:r>
+        <w:t xml:space="preserve"> </w:t>
+      </w:r>
+      <w:proofErr w:type="spellStart"/>
+      <w:r>
+        <w:t>LeRobot</w:t>
+      </w:r>
+      <w:proofErr w:type="spellEnd"/>
+      <w:r>
+        <w:t>框架下</w:t>
+      </w:r>
+      <w:r>
+        <w:t>ACT</w:t>
+      </w:r>
+      <w:r>
+        <w:t>策略在树莓派</w:t>
+      </w:r>
+      <w:r>
+        <w:t>5</w:t>
+      </w:r>
+      <w:r>
+        <w:t>（</w:t>
+      </w:r>
+      <w:r>
+        <w:t>4</w:t>
+      </w:r>
+      <w:r>
+        <w:t>核</w:t>
+      </w:r>
+      <w:r>
+        <w:t>ARM Cortex-A76</w:t>
+      </w:r>
+      <w:r>
+        <w:t>处理器，</w:t>
+      </w:r>
+      <w:r>
+        <w:t>4GB LPDDR4X</w:t>
+      </w:r>
+      <w:r>
+        <w:t>，无</w:t>
+      </w:r>
+      <w:r>
+        <w:t>GPU</w:t>
+      </w:r>
+      <w:r>
+        <w:t>）上的在线推理为研究对象，系统开展机器人基础软件的跨层次性能剖析。本文实验表明，单次</w:t>
+      </w:r>
+      <w:r>
+        <w:t>ACT</w:t>
+      </w:r>
+      <w:r>
+        <w:t>完整推理耗时</w:t>
+      </w:r>
+      <w:r>
+        <w:t>1924.8ms</w:t>
+      </w:r>
+      <w:r>
+        <w:t>，其中</w:t>
+      </w:r>
+      <w:r>
+        <w:t>ResNet18</w:t>
+      </w:r>
+      <w:r>
+        <w:t>视觉编码器占</w:t>
+      </w:r>
+      <w:r>
+        <w:t>66.6%</w:t>
+      </w:r>
+      <w:r>
+        <w:t>（</w:t>
+      </w:r>
+      <w:r>
+        <w:t>1281ms</w:t>
+      </w:r>
+      <w:r>
+        <w:t>）为第一瓶颈；在</w:t>
+      </w:r>
+      <w:proofErr w:type="spellStart"/>
+      <w:r>
+        <w:t>chunk_size</w:t>
+      </w:r>
+      <w:proofErr w:type="spellEnd"/>
+      <w:r>
+        <w:t>=100</w:t>
+      </w:r>
+      <w:r>
+        <w:t>的同步推理配置下实测帧率仅</w:t>
+      </w:r>
+      <w:r>
+        <w:t>18.7fps</w:t>
+      </w:r>
+      <w:r>
+        <w:t>，距</w:t>
+      </w:r>
+      <w:r>
+        <w:t>30fps</w:t>
+      </w:r>
+      <w:r>
+        <w:t>目标仍有约</w:t>
+      </w:r>
+      <w:r>
+        <w:t>38%</w:t>
+      </w:r>
+      <w:r>
+        <w:t>缺口。通过推理异步化优化（异步推理触发阈值取</w:t>
+      </w:r>
+      <w:r>
+        <w:t>0.30</w:t>
+      </w:r>
+      <w:r>
+        <w:t>），有效帧率提升至</w:t>
+      </w:r>
+      <w:r>
+        <w:t>27.42fps</w:t>
+      </w:r>
+      <w:r>
+        <w:t>（相对提升</w:t>
+      </w:r>
+      <w:r>
+        <w:t>70%</w:t>
+      </w:r>
+      <w:r>
+        <w:t>），基本接近实时目标。本文提出覆盖</w:t>
+      </w:r>
+      <w:r>
+        <w:t>AI</w:t>
+      </w:r>
+      <w:r>
+        <w:t>推理框架层、</w:t>
+      </w:r>
+      <w:r>
+        <w:t>Python</w:t>
+      </w:r>
+      <w:r>
+        <w:t>运行时层、</w:t>
+      </w:r>
+      <w:r>
+        <w:t>OS</w:t>
+      </w:r>
+      <w:r>
+        <w:t>内核层和硬件</w:t>
+      </w:r>
+      <w:r>
+        <w:t>I/O</w:t>
+      </w:r>
+      <w:r>
+        <w:t>层的四层性能分析模型，建立面向</w:t>
+      </w:r>
+      <w:r>
+        <w:t>“</w:t>
+      </w:r>
+      <w:r>
+        <w:t>观测</w:t>
+      </w:r>
+      <w:r>
+        <w:t>-</w:t>
+      </w:r>
+      <w:r>
+        <w:t>推理</w:t>
+      </w:r>
+      <w:r>
+        <w:t>-</w:t>
+      </w:r>
+      <w:r>
+        <w:t>执行</w:t>
+      </w:r>
+      <w:r>
+        <w:t>”</w:t>
+      </w:r>
+      <w:r>
+        <w:t>紧耦合场景的多工具联合剖析方法，通过</w:t>
+      </w:r>
+      <w:r>
+        <w:t>Python</w:t>
+      </w:r>
+      <w:r>
+        <w:t>阶段计时、</w:t>
+      </w:r>
+      <w:proofErr w:type="spellStart"/>
+      <w:r>
+        <w:t>strace</w:t>
+      </w:r>
+      <w:proofErr w:type="spellEnd"/>
+      <w:r>
+        <w:t>工具校准、</w:t>
+      </w:r>
+      <w:proofErr w:type="spellStart"/>
+      <w:r>
+        <w:t>ftrace</w:t>
+      </w:r>
+      <w:proofErr w:type="spellEnd"/>
+      <w:r>
+        <w:t>追踪与内核自定义插桩，端到端量化各阶段时间开销，定位</w:t>
+      </w:r>
+      <w:r>
+        <w:t>ResNet18</w:t>
+      </w:r>
+      <w:r>
+        <w:t>编码器为第一瓶颈（占</w:t>
+      </w:r>
+      <w:r>
+        <w:t>66.6%</w:t>
+      </w:r>
+      <w:r>
+        <w:t>），揭示</w:t>
+      </w:r>
+      <w:proofErr w:type="spellStart"/>
+      <w:r>
+        <w:t>strace</w:t>
+      </w:r>
+      <w:proofErr w:type="spellEnd"/>
+      <w:r>
+        <w:t>带来</w:t>
+      </w:r>
+      <w:r>
+        <w:t>40.9%FPS</w:t>
+      </w:r>
+      <w:r>
+        <w:t>下降，验证</w:t>
+      </w:r>
+      <w:proofErr w:type="spellStart"/>
+      <w:r>
+        <w:t>ftrace</w:t>
+      </w:r>
+      <w:proofErr w:type="spellEnd"/>
+      <w:r>
+        <w:t>的低扰动必要性，为嵌入式机器人基础软件的性能优化提供明确的优先级依据。</w:t>
+      </w:r>
+    </w:p>
+    <w:p>
+      <w:pPr>
+        <w:pStyle w:val="03-"/>
+        <w:spacing w:before="156"/>
+        <w:rPr>
+          <w:rFonts w:hint="eastAsia"/>
+        </w:rPr>
+      </w:pPr>
+      <w:bookmarkStart w:id="14" w:name="_Toc229409468"/>
+      <w:r>
+        <w:t>1.</w:t>
+      </w:r>
+      <w:r>
+        <w:rPr>
+          <w:rFonts w:hint="eastAsia"/>
+        </w:rPr>
+        <w:t>2 国内外研究现状</w:t>
+      </w:r>
+      <w:bookmarkEnd w:id="14"/>
+    </w:p>
+    <w:p>
+      <w:pPr>
+        <w:pStyle w:val="01-"/>
+        <w:ind w:firstLine="480"/>
+        <w:rPr>
+          <w:rFonts w:hint="eastAsia"/>
+        </w:rPr>
+      </w:pPr>
+      <w:r>
+        <w:t>机器人基础软件层面的研究可大致归为三个方向：操作系统、通信构件与开发</w:t>
+      </w:r>
+      <w:r>
+        <w:t>SDK</w:t>
+      </w:r>
+      <w:r>
+        <w:t>；本节按此三个方向梳理国内外现有工作，并指出研究空白。</w:t>
+      </w:r>
+    </w:p>
+    <w:p>
+      <w:pPr>
+        <w:pStyle w:val="01-"/>
+        <w:ind w:firstLine="480"/>
+        <w:rPr>
+          <w:rFonts w:hint="eastAsia"/>
+        </w:rPr>
+      </w:pPr>
+      <w:r>
+        <w:t>在操作系统层面，研究核心是实时性保证。标准</w:t>
+      </w:r>
+      <w:r>
+        <w:t>Linux</w:t>
+      </w:r>
+      <w:r>
+        <w:t>内核基于</w:t>
+      </w:r>
+      <w:r>
+        <w:t>CFS</w:t>
+      </w:r>
+      <w:r>
+        <w:t>公平调度，不提供硬实时保证；</w:t>
+      </w:r>
+      <w:r>
+        <w:t>PREEMPT-RT</w:t>
+      </w:r>
+      <w:r>
+        <w:t>补丁通过把内核大段代码改为可抢占，将</w:t>
+      </w:r>
+      <w:r>
+        <w:t>ARM</w:t>
+      </w:r>
+      <w:r>
+        <w:t>嵌入式平台上的网络通信最坏延迟降低，是目前机器人控制系统最主流的</w:t>
+      </w:r>
+      <w:r>
+        <w:t>Linux</w:t>
+      </w:r>
+      <w:r>
+        <w:t>实时化方案；但仅有</w:t>
+      </w:r>
+      <w:r>
+        <w:t>PREEMPT-RT</w:t>
+      </w:r>
+      <w:r>
+        <w:t>还不够，并发流量下仍需</w:t>
+      </w:r>
+      <w:proofErr w:type="spellStart"/>
+      <w:r>
+        <w:t>cpusets</w:t>
+      </w:r>
+      <w:proofErr w:type="spellEnd"/>
+      <w:r>
+        <w:t xml:space="preserve"> CPU</w:t>
+      </w:r>
+      <w:r>
+        <w:t>绑核隔离才能维持有界延迟。</w:t>
+      </w:r>
+      <w:r>
+        <w:t>ROS2</w:t>
+      </w:r>
+      <w:r>
+        <w:t>实时性研究综述进一步指出，内核</w:t>
+      </w:r>
+      <w:r>
+        <w:t>Executor</w:t>
+      </w:r>
+      <w:r>
+        <w:t>与定制调度器是该方向</w:t>
+      </w:r>
+      <w:r>
+        <w:lastRenderedPageBreak/>
+        <w:t>密集投入的研究分支。近期</w:t>
+      </w:r>
+      <w:r>
+        <w:t>AMS</w:t>
+      </w:r>
+      <w:r>
+        <w:t>将</w:t>
+      </w:r>
+      <w:r>
+        <w:t>action context</w:t>
+      </w:r>
+      <w:r>
+        <w:t>、</w:t>
+      </w:r>
+      <w:r>
+        <w:t>action exception</w:t>
+      </w:r>
+      <w:r>
+        <w:t>、</w:t>
+      </w:r>
+      <w:r>
+        <w:t>action replay</w:t>
+      </w:r>
+      <w:r>
+        <w:t>三个</w:t>
+      </w:r>
+      <w:r>
+        <w:t>OS</w:t>
+      </w:r>
+      <w:r>
+        <w:t>原语融入</w:t>
+      </w:r>
+      <w:r>
+        <w:t>VLA</w:t>
+      </w:r>
+      <w:r>
+        <w:t>推理管理，在真实机械臂任务上将成功率提升，执行步数减少，表明</w:t>
+      </w:r>
+      <w:r>
+        <w:t>OS</w:t>
+      </w:r>
+      <w:r>
+        <w:t>层机制对机器人推理的性能与可靠性具有直接影响。</w:t>
+      </w:r>
+    </w:p>
+    <w:p>
+      <w:pPr>
+        <w:pStyle w:val="01-"/>
+        <w:ind w:firstLine="480"/>
+        <w:rPr>
+          <w:rFonts w:hint="eastAsia"/>
+        </w:rPr>
+      </w:pPr>
+      <w:r>
+        <w:t>在通信构件层面，</w:t>
+      </w:r>
+      <w:r>
+        <w:t>ROS2</w:t>
+      </w:r>
+      <w:r>
+        <w:t>以</w:t>
+      </w:r>
+      <w:r>
+        <w:t>DDS</w:t>
+      </w:r>
+      <w:r>
+        <w:t>（</w:t>
+      </w:r>
+      <w:r>
+        <w:t>Data Distribution Service</w:t>
+      </w:r>
+      <w:r>
+        <w:t>）为底层通信层，是学术界与工业界的事实标准；但其节点调度仍依赖</w:t>
+      </w:r>
+      <w:r>
+        <w:t>Linux CFS</w:t>
+      </w:r>
+      <w:r>
+        <w:t>，无硬实时保证。针对</w:t>
+      </w:r>
+      <w:r>
+        <w:t>ARM</w:t>
+      </w:r>
+      <w:r>
+        <w:t>嵌入式平台的实测表明，节点组合方式对</w:t>
+      </w:r>
+      <w:r>
+        <w:t>CPU</w:t>
+      </w:r>
+      <w:r>
+        <w:t>占用与消息延迟有显著影响；在树莓派</w:t>
+      </w:r>
+      <w:r>
+        <w:t>3/4</w:t>
+      </w:r>
+      <w:r>
+        <w:t>等平台上，</w:t>
+      </w:r>
+      <w:r>
+        <w:t>Linux</w:t>
+      </w:r>
+      <w:r>
+        <w:t>网络栈被发现是制约硬实时以太网通信的主要瓶颈。为支撑此类分析，</w:t>
+      </w:r>
+      <w:r>
+        <w:t>ros2_tracing</w:t>
+      </w:r>
+      <w:r>
+        <w:t>提供了基于</w:t>
+      </w:r>
+      <w:proofErr w:type="spellStart"/>
+      <w:r>
+        <w:t>LTTng</w:t>
+      </w:r>
+      <w:proofErr w:type="spellEnd"/>
+      <w:r>
+        <w:t>的低开销追踪框架，可在不显著扰动主循环的条件下获取</w:t>
+      </w:r>
+      <w:r>
+        <w:t>ROS2</w:t>
+      </w:r>
+      <w:r>
+        <w:t>节点调度与消息传递的精细时序。</w:t>
+      </w:r>
+    </w:p>
+    <w:p>
+      <w:pPr>
+        <w:pStyle w:val="01-"/>
+        <w:ind w:firstLine="480"/>
+        <w:rPr>
+          <w:rFonts w:hint="eastAsia"/>
+        </w:rPr>
+      </w:pPr>
+      <w:r>
+        <w:t>在</w:t>
+      </w:r>
+      <w:r>
+        <w:t>SDK</w:t>
+      </w:r>
+      <w:r>
+        <w:t>层面，深度学习推理框架是机器人基础软件最核心的组成之一。</w:t>
+      </w:r>
+      <w:proofErr w:type="spellStart"/>
+      <w:r>
+        <w:t>TFLite</w:t>
+      </w:r>
+      <w:proofErr w:type="spellEnd"/>
+      <w:r>
+        <w:t>面向</w:t>
+      </w:r>
+      <w:r>
+        <w:t>MCU</w:t>
+      </w:r>
+      <w:r>
+        <w:t>级极端受限场景，支持</w:t>
+      </w:r>
+      <w:r>
+        <w:t>INT8</w:t>
+      </w:r>
+      <w:r>
+        <w:t>量化与</w:t>
+      </w:r>
+      <w:r>
+        <w:t>ARM NEON SIMD</w:t>
+      </w:r>
+      <w:r>
+        <w:t>加速；</w:t>
+      </w:r>
+      <w:r>
+        <w:t>ONNX Runtime</w:t>
+      </w:r>
+      <w:r>
+        <w:t>通过</w:t>
+      </w:r>
+      <w:proofErr w:type="spellStart"/>
+      <w:r>
+        <w:t>KleidiAI</w:t>
+      </w:r>
+      <w:proofErr w:type="spellEnd"/>
+      <w:r>
+        <w:t>算子库在</w:t>
+      </w:r>
+      <w:r>
+        <w:t>ARM64</w:t>
+      </w:r>
+      <w:r>
+        <w:t>上实现性能提升；</w:t>
+      </w:r>
+      <w:proofErr w:type="spellStart"/>
+      <w:r>
+        <w:t>PyTorch</w:t>
+      </w:r>
+      <w:proofErr w:type="spellEnd"/>
+      <w:r>
+        <w:t>则提供</w:t>
+      </w:r>
+      <w:proofErr w:type="spellStart"/>
+      <w:r>
+        <w:t>TorchScript</w:t>
+      </w:r>
+      <w:proofErr w:type="spellEnd"/>
+      <w:r>
+        <w:t>与</w:t>
+      </w:r>
+      <w:r>
+        <w:t>CPU</w:t>
+      </w:r>
+      <w:r>
+        <w:t>优化，是</w:t>
+      </w:r>
+      <w:proofErr w:type="spellStart"/>
+      <w:r>
+        <w:t>LeRobot</w:t>
+      </w:r>
+      <w:proofErr w:type="spellEnd"/>
+      <w:r>
+        <w:t>等机器人开源框架的默认推理后端。在机器人生态软件方面，</w:t>
+      </w:r>
+      <w:proofErr w:type="spellStart"/>
+      <w:r>
+        <w:t>HuggingFace</w:t>
+      </w:r>
+      <w:proofErr w:type="spellEnd"/>
+      <w:r>
+        <w:t xml:space="preserve"> </w:t>
+      </w:r>
+      <w:proofErr w:type="spellStart"/>
+      <w:r>
+        <w:t>LeRobot</w:t>
+      </w:r>
+      <w:proofErr w:type="spellEnd"/>
+      <w:r>
+        <w:t>等以</w:t>
+      </w:r>
+      <w:r>
+        <w:t>Python</w:t>
+      </w:r>
+      <w:r>
+        <w:t>为主的开源框架快速降低了</w:t>
+      </w:r>
+      <w:r>
+        <w:t>ACT</w:t>
+      </w:r>
+      <w:r>
+        <w:t>、</w:t>
+      </w:r>
+      <w:r>
+        <w:t>Diffusion Policy</w:t>
+      </w:r>
+      <w:r>
+        <w:t>等策略的训练与部署门槛，但围绕其性能特性的研究仍以模型精度与吞吐量为主要评估维度。更关键的是，上述推理框架与生态软件均以</w:t>
+      </w:r>
+      <w:r>
+        <w:t>“</w:t>
+      </w:r>
+      <w:r>
+        <w:t>外挂式</w:t>
+      </w:r>
+      <w:r>
+        <w:t>”</w:t>
+      </w:r>
+      <w:r>
+        <w:t>方式接入操作系统：其内置线程池（</w:t>
+      </w:r>
+      <w:r>
+        <w:t>OpenMP</w:t>
+      </w:r>
+      <w:r>
+        <w:t>）的调度与</w:t>
+      </w:r>
+      <w:r>
+        <w:t>OS</w:t>
+      </w:r>
+      <w:r>
+        <w:t>内核</w:t>
+      </w:r>
+      <w:r>
+        <w:t>CFS</w:t>
+      </w:r>
+      <w:r>
+        <w:t>调度器相互独立，在资源受限平台上容易引发调度冲突，引入额外的</w:t>
+      </w:r>
+      <w:proofErr w:type="spellStart"/>
+      <w:r>
+        <w:t>futex</w:t>
+      </w:r>
+      <w:proofErr w:type="spellEnd"/>
+      <w:r>
+        <w:t>阻塞与上下文切换开销，而这一类内核层耦合开销迄今缺乏系统性量化。</w:t>
+      </w:r>
+    </w:p>
+    <w:p>
+      <w:pPr>
+        <w:pStyle w:val="01-"/>
+        <w:ind w:firstLine="480"/>
+      </w:pPr>
+      <w:r>
+        <w:t>综上，已有工作多聚焦于上述三个层面中的单一层面：或针对内核做实时化改造、或评估通信中间件的延迟、或优化推理框架的算子性能；即便涉及多层（如</w:t>
+      </w:r>
+      <w:r>
+        <w:t>ros2_tracing</w:t>
+      </w:r>
+      <w:r>
+        <w:t>联合用户态</w:t>
+      </w:r>
+      <w:r>
+        <w:t>-</w:t>
+      </w:r>
+      <w:r>
+        <w:t>内核态追踪），其覆盖范围也仅限于</w:t>
+      </w:r>
+      <w:r>
+        <w:t>ROS2</w:t>
+      </w:r>
+      <w:r>
+        <w:t>通信链路。从</w:t>
+      </w:r>
+      <w:r>
+        <w:t>Python</w:t>
+      </w:r>
+      <w:r>
+        <w:t>运行时到</w:t>
+      </w:r>
+      <w:r>
+        <w:t>AI</w:t>
+      </w:r>
+      <w:r>
+        <w:t>推理框架再到</w:t>
+      </w:r>
+      <w:r>
+        <w:t>Linux</w:t>
+      </w:r>
+      <w:r>
+        <w:t>内核这条贯穿机器人推理主循环的端到端调用链，迄今仍缺乏系统性的跨层次联合剖析。本文的研究方向正是跨层次联合延迟分析：建立覆盖</w:t>
+      </w:r>
+      <w:r>
+        <w:t>AI</w:t>
+      </w:r>
+      <w:r>
+        <w:t>推理框架层、</w:t>
+      </w:r>
+      <w:r>
+        <w:t>Python</w:t>
+      </w:r>
+      <w:r>
+        <w:t>运行时层、</w:t>
+      </w:r>
+      <w:r>
+        <w:t>OS</w:t>
+      </w:r>
+      <w:r>
+        <w:t>内核层与硬件</w:t>
+      </w:r>
+      <w:r>
+        <w:t>I/O</w:t>
+      </w:r>
+      <w:r>
+        <w:t>层的四层性能模型，通过</w:t>
+      </w:r>
+      <w:proofErr w:type="spellStart"/>
+      <w:r>
+        <w:t>ftrace</w:t>
+      </w:r>
+      <w:proofErr w:type="spellEnd"/>
+      <w:r>
+        <w:t>等工具联合剖析，端到端定位</w:t>
+      </w:r>
+      <w:r>
+        <w:t>ARM</w:t>
+      </w:r>
+      <w:r>
+        <w:t>嵌入式平台上机器人推理主循环的真实瓶颈所在。</w:t>
+      </w:r>
+    </w:p>
+    <w:p>
+      <w:pPr>
+        <w:pStyle w:val="03-"/>
+        <w:spacing w:before="156"/>
+        <w:rPr>
+          <w:rFonts w:hint="eastAsia"/>
+        </w:rPr>
+      </w:pPr>
+      <w:r>
+        <w:t>1.</w:t>
+      </w:r>
+      <w:r>
+        <w:rPr>
+          <w:rFonts w:hint="eastAsia"/>
+        </w:rPr>
+        <w:t xml:space="preserve">2 </w:t>
+      </w:r>
+      <w:r>
+        <w:rPr>
+          <w:rFonts w:hint="eastAsia"/>
+        </w:rPr>
+        <w:t>研究目标</w:t>
+      </w:r>
+    </w:p>
+    <w:p>
+      <w:pPr>
+        <w:pStyle w:val="01-"/>
+        <w:ind w:firstLine="480"/>
+      </w:pPr>
+      <w:r>
+        <w:lastRenderedPageBreak/>
+        <w:t>本文以</w:t>
+      </w:r>
+      <w:proofErr w:type="spellStart"/>
+      <w:r>
+        <w:t>LeRobot</w:t>
+      </w:r>
+      <w:proofErr w:type="spellEnd"/>
+      <w:r>
+        <w:t>为代表的机器人软硬件栈为研究对象，构建覆盖</w:t>
+      </w:r>
+      <w:r>
+        <w:t>AI</w:t>
+      </w:r>
+      <w:r>
+        <w:t>推理框架层、</w:t>
+      </w:r>
+      <w:r>
+        <w:t>Python</w:t>
+      </w:r>
+      <w:r>
+        <w:t>运行时层、</w:t>
+      </w:r>
+      <w:r>
+        <w:t>OS</w:t>
+      </w:r>
+      <w:r>
+        <w:t>内核层与硬件</w:t>
+      </w:r>
+      <w:r>
+        <w:t>I/O</w:t>
+      </w:r>
+      <w:r>
+        <w:t>层的跨层次性能分析框架，弥补现有工作偏重模型或硬件通信单点优化、较少量化基础软件影响的不足，发现各阶段性能瓶颈，进行系统性量化测量，为后续性能优化提供实验依据。</w:t>
+      </w:r>
+    </w:p>
+    <w:p>
+      <w:pPr>
+        <w:pStyle w:val="02-"/>
+        <w:spacing w:before="156" w:after="312"/>
+        <w:rPr>
+          <w:rFonts w:hint="eastAsia"/>
+        </w:rPr>
+      </w:pPr>
+      <w:r>
+        <w:rPr>
+          <w:rFonts w:hint="eastAsia"/>
+        </w:rPr>
+        <w:t>第</w:t>
+      </w:r>
+      <w:r>
+        <w:rPr>
+          <w:rFonts w:hint="eastAsia"/>
+        </w:rPr>
+        <w:t>2</w:t>
+      </w:r>
+      <w:r>
+        <w:rPr>
+          <w:rFonts w:hint="eastAsia"/>
+        </w:rPr>
+        <w:t xml:space="preserve">章 </w:t>
+      </w:r>
+      <w:r>
+        <w:rPr>
+          <w:rFonts w:hint="eastAsia"/>
+        </w:rPr>
+        <w:t>实验环境构建</w:t>
+      </w:r>
+    </w:p>
+    <w:p>
+      <w:pPr>
+        <w:pStyle w:val="03-"/>
+        <w:spacing w:before="156"/>
+        <w:rPr>
+          <w:rFonts w:hint="eastAsia"/>
+        </w:rPr>
+      </w:pPr>
+      <w:r>
+        <w:t>2.1</w:t>
+      </w:r>
+      <w:r>
+        <w:rPr>
+          <w:rFonts w:hint="eastAsia"/>
+        </w:rPr>
+        <w:t xml:space="preserve"> </w:t>
+      </w:r>
+      <w:r>
+        <w:rPr>
+          <w:rFonts w:hint="eastAsia"/>
+        </w:rPr>
+        <w:t>实验平台选型</w:t>
+      </w:r>
+    </w:p>
+    <w:p>
+      <w:pPr>
+        <w:pStyle w:val="01-"/>
+        <w:ind w:firstLine="480"/>
+        <w:rPr>
+          <w:rFonts w:hint="eastAsia"/>
+        </w:rPr>
+      </w:pPr>
+      <w:r>
+        <w:t>本文选用</w:t>
+      </w:r>
+      <w:proofErr w:type="spellStart"/>
+      <w:r>
+        <w:t>LeRobot</w:t>
+      </w:r>
+      <w:proofErr w:type="spellEnd"/>
+      <w:r>
+        <w:t>——</w:t>
+      </w:r>
+      <w:proofErr w:type="spellStart"/>
+      <w:r>
+        <w:t>HuggingFace</w:t>
+      </w:r>
+      <w:proofErr w:type="spellEnd"/>
+      <w:r>
+        <w:t>推出的开源机器人学习库，官方定位为</w:t>
+      </w:r>
+      <w:r>
+        <w:t>“</w:t>
+      </w:r>
+      <w:r>
+        <w:t>通过端到端学习让机器人</w:t>
+      </w:r>
+      <w:r>
+        <w:t>AI</w:t>
+      </w:r>
+      <w:r>
+        <w:t>更易获取</w:t>
+      </w:r>
+      <w:r>
+        <w:t>”</w:t>
+      </w:r>
+      <w:r>
+        <w:t>，提供从数据采集、模型训练到在线部署的完整工具链，支持</w:t>
+      </w:r>
+      <w:r>
+        <w:t>ACT</w:t>
+      </w:r>
+      <w:r>
+        <w:t>、</w:t>
+      </w:r>
+      <w:r>
+        <w:t>Diffusion Policy</w:t>
+      </w:r>
+      <w:r>
+        <w:t>等模仿学习策略。</w:t>
+      </w:r>
+      <w:proofErr w:type="spellStart"/>
+      <w:r>
+        <w:t>LeRobot</w:t>
+      </w:r>
+      <w:proofErr w:type="spellEnd"/>
+      <w:r>
+        <w:t>以单进程</w:t>
+      </w:r>
+      <w:r>
+        <w:t>Python</w:t>
+      </w:r>
+      <w:r>
+        <w:t>脚本串行执行观测</w:t>
+      </w:r>
+      <w:r>
+        <w:t>-</w:t>
+      </w:r>
+      <w:r>
+        <w:t>推理</w:t>
+      </w:r>
+      <w:r>
+        <w:t>-</w:t>
+      </w:r>
+      <w:r>
+        <w:t>执行三阶段，无分布式依赖；相比之下，基于</w:t>
+      </w:r>
+      <w:r>
+        <w:t>ROS2</w:t>
+      </w:r>
+      <w:r>
+        <w:t>的方案以</w:t>
+      </w:r>
+      <w:r>
+        <w:t>DDS</w:t>
+      </w:r>
+      <w:r>
+        <w:t>为底层通信中间件，单次跨节点消息传递引入</w:t>
+      </w:r>
+      <w:r>
+        <w:t>1–5ms</w:t>
+      </w:r>
+      <w:r>
+        <w:t>延迟，</w:t>
+      </w:r>
+      <w:r>
+        <w:t>DDS</w:t>
+      </w:r>
+      <w:r>
+        <w:t>守护进程还额外占用</w:t>
+      </w:r>
+      <w:r>
+        <w:t>CPU</w:t>
+      </w:r>
+      <w:r>
+        <w:t>与内存；第</w:t>
+      </w:r>
+      <w:r>
+        <w:t>4</w:t>
+      </w:r>
+      <w:r>
+        <w:t>章的剖析将表明通信开销远低于推理开销，引入</w:t>
+      </w:r>
+      <w:r>
+        <w:t>ROS2</w:t>
+      </w:r>
+      <w:r>
+        <w:t>只会带来不必要的测量干扰。</w:t>
+      </w:r>
+    </w:p>
+    <w:p>
+      <w:pPr>
+        <w:pStyle w:val="01-"/>
+        <w:ind w:firstLine="480"/>
+      </w:pPr>
+      <w:r>
+        <w:t>推理主机选用树莓派</w:t>
+      </w:r>
+      <w:r>
+        <w:t>5</w:t>
+      </w:r>
+      <w:r>
+        <w:t>（</w:t>
+      </w:r>
+      <w:r>
+        <w:t>ARM Cortex-A76</w:t>
+      </w:r>
+      <w:r>
+        <w:t>，</w:t>
+      </w:r>
+      <w:r>
+        <w:t>4</w:t>
+      </w:r>
+      <w:r>
+        <w:t>核，</w:t>
+      </w:r>
+      <w:r>
+        <w:t>4GB LPDDR4X</w:t>
+      </w:r>
+      <w:r>
+        <w:t>，无</w:t>
+      </w:r>
+      <w:r>
+        <w:t>GPU</w:t>
+      </w:r>
+      <w:r>
+        <w:t>），搭配</w:t>
+      </w:r>
+      <w:r>
+        <w:t>SO-101</w:t>
+      </w:r>
+      <w:r>
+        <w:t>六自由度机械臂与两路</w:t>
+      </w:r>
+      <w:r>
+        <w:t>USB</w:t>
+      </w:r>
+      <w:r>
+        <w:t>摄像头。</w:t>
+      </w:r>
+      <w:r>
+        <w:t>SO-101</w:t>
+      </w:r>
+      <w:r>
+        <w:t>是</w:t>
+      </w:r>
+      <w:proofErr w:type="spellStart"/>
+      <w:r>
+        <w:t>LeRobot</w:t>
+      </w:r>
+      <w:proofErr w:type="spellEnd"/>
+      <w:r>
+        <w:t>配套的低成本开源机械臂，结构件可</w:t>
+      </w:r>
+      <w:r>
+        <w:t>3D</w:t>
+      </w:r>
+      <w:r>
+        <w:t>打印，具备完整的遥操作与部署支持。实验搭建了两个</w:t>
+      </w:r>
+      <w:r>
+        <w:t>SO-101 follower</w:t>
+      </w:r>
+      <w:r>
+        <w:t>，每个含</w:t>
+      </w:r>
+      <w:r>
+        <w:t>6</w:t>
+      </w:r>
+      <w:r>
+        <w:t>个舵机，由一块驱动板统一控制；在线推理实验只使用其中一个</w:t>
+      </w:r>
+      <w:r>
+        <w:t>follower</w:t>
+      </w:r>
+      <w:r>
+        <w:t>，两路摄像头（手眼与固定）均通过</w:t>
+      </w:r>
+      <w:r>
+        <w:t>OpenCV</w:t>
+      </w:r>
+      <w:r>
+        <w:t>采集。</w:t>
+      </w:r>
+    </w:p>
+    <w:p>
+      <w:pPr>
+        <w:pStyle w:val="01-"/>
+        <w:ind w:firstLineChars="83" w:firstLine="199"/>
+        <w:rPr>
+          <w:rFonts w:hint="eastAsia"/>
+        </w:rPr>
+      </w:pPr>
+    </w:p>
+    <w:p>
+      <w:pPr>
+        <w:pStyle w:val="07-"/>
+      </w:pPr>
+      <w:r>
+        <w:rPr>
+          <w:rFonts w:hint="eastAsia"/>
+        </w:rPr>
+        <w:t>表</w:t>
+      </w:r>
+      <w:r>
+        <w:rPr>
+          <w:rFonts w:hint="eastAsia"/>
+        </w:rPr>
+        <w:t>2</w:t>
+      </w:r>
+      <w:r>
+        <w:t>-</w:t>
+      </w:r>
+      <w:r>
+        <w:rPr>
+          <w:rFonts w:hint="eastAsia"/>
+        </w:rPr>
+        <w:t>1</w:t>
+      </w:r>
+      <w:r>
+        <w:t xml:space="preserve"> </w:t>
+      </w:r>
+      <w:r>
+        <w:t>SO-101机械臂关节与相机编号说明</w:t>
+      </w:r>
+    </w:p>
+    <w:tbl>
+      <w:tblPr>
+        <w:tblW w:w="0" w:type="auto"/>
+        <w:jc w:val="center"/>
+        <w:tblBorders>
+          <w:top w:val="single" w:sz="4" w:space="0" w:color="auto"/>
+          <w:bottom w:val="single" w:sz="4" w:space="0" w:color="auto"/>
+        </w:tblBorders>
+        <w:tblLayout w:type="fixed"/>
+        <w:tblLook w:val="0000" w:firstRow="0" w:lastRow="0" w:firstColumn="0" w:lastColumn="0" w:noHBand="0" w:noVBand="0"/>
+      </w:tblPr>
+      <w:tblGrid>
+        <w:gridCol w:w="993"/>
+        <w:gridCol w:w="2268"/>
+        <w:gridCol w:w="4819"/>
+      </w:tblGrid>
+      <w:tr>
+        <w:trPr>
+          <w:trHeight w:val="374"/>
+          <w:jc w:val="center"/>
+        </w:trPr>
+        <w:tc>
+          <w:tcPr>
+            <w:tcW w:w="993" w:type="dxa"/>
+            <w:tcBorders>
+              <w:top w:val="single" w:sz="4" w:space="0" w:color="auto"/>
+              <w:bottom w:val="single" w:sz="4" w:space="0" w:color="auto"/>
+              <w:right w:val="nil"/>
+            </w:tcBorders>
+            <w:vAlign w:val="center"/>
+          </w:tcPr>
+          <w:p>
+            <w:pPr>
+              <w:pStyle w:val="07-1"/>
+            </w:pPr>
+            <w:r>
+              <w:rPr>
+                <w:rFonts w:hint="eastAsia"/>
+              </w:rPr>
+              <w:t>编号</w:t>
+            </w:r>
+          </w:p>
+        </w:tc>
+        <w:tc>
+          <w:tcPr>
+            <w:tcW w:w="2268" w:type="dxa"/>
+            <w:tcBorders>
+              <w:top w:val="single" w:sz="4" w:space="0" w:color="auto"/>
+              <w:left w:val="nil"/>
+              <w:bottom w:val="single" w:sz="4" w:space="0" w:color="auto"/>
+              <w:right w:val="nil"/>
+            </w:tcBorders>
+            <w:vAlign w:val="center"/>
+          </w:tcPr>
+          <w:p>
+            <w:pPr>
+              <w:pStyle w:val="07-1"/>
+            </w:pPr>
+            <w:r>
+              <w:rPr>
+                <w:rFonts w:hint="eastAsia"/>
+              </w:rPr>
+              <w:t>名称</w:t>
+            </w:r>
+          </w:p>
+        </w:tc>
+        <w:tc>
+          <w:tcPr>
+            <w:tcW w:w="4819" w:type="dxa"/>
+            <w:tcBorders>
+              <w:top w:val="single" w:sz="4" w:space="0" w:color="auto"/>
+              <w:left w:val="nil"/>
+              <w:bottom w:val="single" w:sz="4" w:space="0" w:color="auto"/>
+              <w:right w:val="nil"/>
+            </w:tcBorders>
+            <w:vAlign w:val="center"/>
+          </w:tcPr>
+          <w:p>
+            <w:pPr>
+              <w:pStyle w:val="07-1"/>
+            </w:pPr>
+            <w:r>
+              <w:rPr>
+                <w:rFonts w:hint="eastAsia"/>
+              </w:rPr>
+              <w:t>说明</w:t>
+            </w:r>
+          </w:p>
+        </w:tc>
+      </w:tr>
+      <w:tr>
+        <w:trPr>
+          <w:trHeight w:val="374"/>
+          <w:jc w:val="center"/>
+        </w:trPr>
+        <w:tc>
+          <w:tcPr>
+            <w:tcW w:w="993" w:type="dxa"/>
+            <w:tcBorders>
+              <w:top w:val="single" w:sz="4" w:space="0" w:color="auto"/>
+            </w:tcBorders>
+            <w:vAlign w:val="center"/>
+          </w:tcPr>
+          <w:p>
+            <w:pPr>
+              <w:pStyle w:val="07-1"/>
+            </w:pPr>
+            <w:r>
+              <w:rPr>
+                <w:rFonts w:hint="eastAsia"/>
+              </w:rPr>
+              <w:t>1</w:t>
+            </w:r>
+          </w:p>
+        </w:tc>
+        <w:tc>
+          <w:tcPr>
+            <w:tcW w:w="2268" w:type="dxa"/>
+            <w:tcBorders>
+              <w:top w:val="single" w:sz="4" w:space="0" w:color="auto"/>
+            </w:tcBorders>
+            <w:vAlign w:val="center"/>
+          </w:tcPr>
+          <w:p>
+            <w:pPr>
+              <w:pStyle w:val="07-1"/>
+            </w:pPr>
+            <w:proofErr w:type="spellStart"/>
+            <w:r>
+              <w:t>shoulder_pan</w:t>
+            </w:r>
+            <w:proofErr w:type="spellEnd"/>
+          </w:p>
+        </w:tc>
+        <w:tc>
+          <w:tcPr>
+            <w:tcW w:w="4819" w:type="dxa"/>
+            <w:tcBorders>
+              <w:top w:val="single" w:sz="4" w:space="0" w:color="auto"/>
+            </w:tcBorders>
+            <w:vAlign w:val="center"/>
+          </w:tcPr>
+          <w:p>
+            <w:pPr>
+              <w:pStyle w:val="07-1"/>
+            </w:pPr>
+            <w:r>
+              <w:t>底座水平旋转关节</w:t>
+            </w:r>
+          </w:p>
+        </w:tc>
+      </w:tr>
+      <w:tr>
+        <w:trPr>
+          <w:trHeight w:val="374"/>
+          <w:jc w:val="center"/>
+        </w:trPr>
+        <w:tc>
+          <w:tcPr>
+            <w:tcW w:w="993" w:type="dxa"/>
+            <w:vAlign w:val="center"/>
+          </w:tcPr>
+          <w:p>
+            <w:pPr>
+              <w:pStyle w:val="07-1"/>
+            </w:pPr>
+            <w:r>
+              <w:rPr>
+                <w:rFonts w:hint="eastAsia"/>
+              </w:rPr>
+              <w:t>2</w:t>
+            </w:r>
+          </w:p>
+        </w:tc>
+        <w:tc>
+          <w:tcPr>
+            <w:tcW w:w="2268" w:type="dxa"/>
+            <w:vAlign w:val="center"/>
+          </w:tcPr>
+          <w:p>
+            <w:pPr>
+              <w:pStyle w:val="07-1"/>
+            </w:pPr>
+            <w:proofErr w:type="spellStart"/>
+            <w:r>
+              <w:t>shoulder_lift</w:t>
+            </w:r>
+            <w:proofErr w:type="spellEnd"/>
+          </w:p>
+        </w:tc>
+        <w:tc>
+          <w:tcPr>
+            <w:tcW w:w="4819" w:type="dxa"/>
+            <w:vAlign w:val="center"/>
+          </w:tcPr>
+          <w:p>
+            <w:pPr>
+              <w:pStyle w:val="07-1"/>
+            </w:pPr>
+            <w:r>
+              <w:t>肩部俯仰关节</w:t>
+            </w:r>
+          </w:p>
+        </w:tc>
+      </w:tr>
+      <w:tr>
+        <w:trPr>
+          <w:trHeight w:val="374"/>
+          <w:jc w:val="center"/>
+        </w:trPr>
+        <w:tc>
+          <w:tcPr>
+            <w:tcW w:w="993" w:type="dxa"/>
+            <w:vAlign w:val="center"/>
+          </w:tcPr>
+          <w:p>
+            <w:pPr>
+              <w:pStyle w:val="07-1"/>
+              <w:rPr>
+                <w:rFonts w:hint="eastAsia"/>
+              </w:rPr>
+            </w:pPr>
+            <w:r>
+              <w:rPr>
+                <w:rFonts w:hint="eastAsia"/>
+              </w:rPr>
+              <w:t>3</w:t>
+            </w:r>
+          </w:p>
+        </w:tc>
+        <w:tc>
+          <w:tcPr>
+            <w:tcW w:w="2268" w:type="dxa"/>
+            <w:vAlign w:val="center"/>
+          </w:tcPr>
+          <w:p>
+            <w:pPr>
+              <w:pStyle w:val="07-1"/>
+              <w:rPr>
+                <w:rFonts w:hint="eastAsia"/>
+              </w:rPr>
+            </w:pPr>
+            <w:proofErr w:type="spellStart"/>
+            <w:r>
+              <w:t>elbow_flex</w:t>
+            </w:r>
+            <w:proofErr w:type="spellEnd"/>
+          </w:p>
+        </w:tc>
+        <w:tc>
+          <w:tcPr>
+            <w:tcW w:w="4819" w:type="dxa"/>
+            <w:vAlign w:val="center"/>
+          </w:tcPr>
+          <w:p>
+            <w:pPr>
+              <w:pStyle w:val="07-1"/>
+              <w:rPr>
+                <w:rFonts w:hint="eastAsia"/>
+              </w:rPr>
+            </w:pPr>
+            <w:r>
+              <w:t>肘部弯曲关节</w:t>
+            </w:r>
+          </w:p>
+        </w:tc>
+      </w:tr>
+      <w:tr>
+        <w:trPr>
+          <w:trHeight w:val="374"/>
+          <w:jc w:val="center"/>
+        </w:trPr>
+        <w:tc>
+          <w:tcPr>
+            <w:tcW w:w="993" w:type="dxa"/>
+            <w:vAlign w:val="center"/>
+          </w:tcPr>
+          <w:p>
+            <w:pPr>
+              <w:pStyle w:val="07-1"/>
+              <w:rPr>
+                <w:rFonts w:hint="eastAsia"/>
+              </w:rPr>
+            </w:pPr>
+            <w:r>
+              <w:rPr>
+                <w:rFonts w:hint="eastAsia"/>
+              </w:rPr>
+              <w:t>4</w:t>
+            </w:r>
+          </w:p>
+        </w:tc>
+        <w:tc>
+          <w:tcPr>
+            <w:tcW w:w="2268" w:type="dxa"/>
+            <w:vAlign w:val="center"/>
+          </w:tcPr>
+          <w:p>
+            <w:pPr>
+              <w:pStyle w:val="07-1"/>
+              <w:rPr>
+                <w:rFonts w:hint="eastAsia"/>
+              </w:rPr>
+            </w:pPr>
+            <w:proofErr w:type="spellStart"/>
+            <w:r>
+              <w:t>wrist_flex</w:t>
+            </w:r>
+            <w:proofErr w:type="spellEnd"/>
+          </w:p>
+        </w:tc>
+        <w:tc>
+          <w:tcPr>
+            <w:tcW w:w="4819" w:type="dxa"/>
+            <w:vAlign w:val="center"/>
+          </w:tcPr>
+          <w:p>
+            <w:pPr>
+              <w:pStyle w:val="07-1"/>
+              <w:rPr>
+                <w:rFonts w:hint="eastAsia"/>
+              </w:rPr>
+            </w:pPr>
+            <w:r>
+              <w:t>腕部弯曲关节</w:t>
+            </w:r>
+          </w:p>
+        </w:tc>
+      </w:tr>
+      <w:tr>
+        <w:trPr>
+          <w:trHeight w:val="374"/>
+          <w:jc w:val="center"/>
+        </w:trPr>
+        <w:tc>
+          <w:tcPr>
+            <w:tcW w:w="993" w:type="dxa"/>
+            <w:vAlign w:val="center"/>
+          </w:tcPr>
+          <w:p>
+            <w:pPr>
+              <w:pStyle w:val="07-1"/>
+              <w:rPr>
+                <w:rFonts w:hint="eastAsia"/>
+              </w:rPr>
+            </w:pPr>
+            <w:r>
+              <w:rPr>
+                <w:rFonts w:hint="eastAsia"/>
+              </w:rPr>
+              <w:t>5</w:t>
+            </w:r>
+          </w:p>
+        </w:tc>
+        <w:tc>
+          <w:tcPr>
+            <w:tcW w:w="2268" w:type="dxa"/>
+            <w:vAlign w:val="center"/>
+          </w:tcPr>
+          <w:p>
+            <w:pPr>
+              <w:pStyle w:val="07-1"/>
+              <w:rPr>
+                <w:rFonts w:hint="eastAsia"/>
+              </w:rPr>
+            </w:pPr>
+            <w:proofErr w:type="spellStart"/>
+            <w:r>
+              <w:t>wrist_roll</w:t>
+            </w:r>
+            <w:proofErr w:type="spellEnd"/>
+          </w:p>
+        </w:tc>
+        <w:tc>
+          <w:tcPr>
+            <w:tcW w:w="4819" w:type="dxa"/>
+            <w:vAlign w:val="center"/>
+          </w:tcPr>
+          <w:p>
+            <w:pPr>
+              <w:pStyle w:val="07-1"/>
+              <w:rPr>
+                <w:rFonts w:hint="eastAsia"/>
+              </w:rPr>
+            </w:pPr>
+            <w:r>
+              <w:t>腕部滚转关节</w:t>
+            </w:r>
+          </w:p>
+        </w:tc>
+      </w:tr>
+      <w:tr>
+        <w:trPr>
+          <w:trHeight w:val="374"/>
+          <w:jc w:val="center"/>
+        </w:trPr>
+        <w:tc>
+          <w:tcPr>
+            <w:tcW w:w="993" w:type="dxa"/>
+            <w:vAlign w:val="center"/>
+          </w:tcPr>
+          <w:p>
+            <w:pPr>
+              <w:pStyle w:val="07-1"/>
+            </w:pPr>
+            <w:r>
+              <w:rPr>
+                <w:rFonts w:hint="eastAsia"/>
+              </w:rPr>
+              <w:t>6</w:t>
+            </w:r>
+          </w:p>
+        </w:tc>
+        <w:tc>
+          <w:tcPr>
+            <w:tcW w:w="2268" w:type="dxa"/>
+            <w:vAlign w:val="center"/>
+          </w:tcPr>
+          <w:p>
+            <w:pPr>
+              <w:pStyle w:val="07-1"/>
+            </w:pPr>
+            <w:r>
+              <w:t>gripper</w:t>
+            </w:r>
+          </w:p>
+        </w:tc>
+        <w:tc>
+          <w:tcPr>
+            <w:tcW w:w="4819" w:type="dxa"/>
+            <w:vAlign w:val="center"/>
+          </w:tcPr>
+          <w:p>
+            <w:pPr>
+              <w:pStyle w:val="07-1"/>
+            </w:pPr>
+            <w:r>
+              <w:t>夹爪（末端执行器）</w:t>
+            </w:r>
+          </w:p>
+        </w:tc>
+      </w:tr>
+      <w:tr>
+        <w:trPr>
+          <w:trHeight w:val="374"/>
+          <w:jc w:val="center"/>
+        </w:trPr>
+        <w:tc>
+          <w:tcPr>
+            <w:tcW w:w="993" w:type="dxa"/>
+            <w:tcBorders>
+              <w:top w:val="single" w:sz="4" w:space="0" w:color="auto"/>
+              <w:bottom w:val="single" w:sz="4" w:space="0" w:color="auto"/>
+            </w:tcBorders>
+            <w:vAlign w:val="center"/>
+          </w:tcPr>
+          <w:p>
+            <w:pPr>
+              <w:pStyle w:val="07-1"/>
+              <w:rPr>
+                <w:rFonts w:hint="eastAsia"/>
+              </w:rPr>
+            </w:pPr>
+            <w:r>
+              <w:rPr>
+                <w:rFonts w:hint="eastAsia"/>
+              </w:rPr>
+              <w:t>C1</w:t>
+            </w:r>
+          </w:p>
+        </w:tc>
+        <w:tc>
+          <w:tcPr>
+            <w:tcW w:w="2268" w:type="dxa"/>
+            <w:tcBorders>
+              <w:top w:val="single" w:sz="4" w:space="0" w:color="auto"/>
+              <w:bottom w:val="single" w:sz="4" w:space="0" w:color="auto"/>
+            </w:tcBorders>
+            <w:vAlign w:val="center"/>
+          </w:tcPr>
+          <w:p>
+            <w:pPr>
+              <w:pStyle w:val="07-1"/>
+              <w:rPr>
+                <w:rFonts w:hint="eastAsia"/>
+              </w:rPr>
+            </w:pPr>
+            <w:proofErr w:type="spellStart"/>
+            <w:r>
+              <w:t>handeye</w:t>
+            </w:r>
+            <w:proofErr w:type="spellEnd"/>
+            <w:r>
+              <w:t xml:space="preserve"> camera</w:t>
+            </w:r>
+          </w:p>
+        </w:tc>
+        <w:tc>
+          <w:tcPr>
+            <w:tcW w:w="4819" w:type="dxa"/>
+            <w:tcBorders>
+              <w:top w:val="single" w:sz="4" w:space="0" w:color="auto"/>
+              <w:bottom w:val="single" w:sz="4" w:space="0" w:color="auto"/>
+            </w:tcBorders>
+            <w:vAlign w:val="center"/>
+          </w:tcPr>
+          <w:p>
+            <w:pPr>
+              <w:pStyle w:val="07-1"/>
+              <w:rPr>
+                <w:rFonts w:hint="eastAsia"/>
+              </w:rPr>
+            </w:pPr>
+            <w:r>
+              <w:t>手眼相机，随臂运动，采集末端视角图像</w:t>
+            </w:r>
+          </w:p>
+        </w:tc>
+      </w:tr>
+      <w:tr>
+        <w:trPr>
+          <w:trHeight w:val="374"/>
+          <w:jc w:val="center"/>
+        </w:trPr>
+        <w:tc>
+          <w:tcPr>
+            <w:tcW w:w="993" w:type="dxa"/>
+            <w:tcBorders>
+              <w:top w:val="single" w:sz="4" w:space="0" w:color="auto"/>
+              <w:bottom w:val="single" w:sz="4" w:space="0" w:color="auto"/>
+            </w:tcBorders>
+            <w:vAlign w:val="center"/>
+          </w:tcPr>
+          <w:p>
+            <w:pPr>
+              <w:pStyle w:val="07-1"/>
+            </w:pPr>
+            <w:r>
+              <w:rPr>
+                <w:rFonts w:hint="eastAsia"/>
+              </w:rPr>
+              <w:t>C2</w:t>
+            </w:r>
+          </w:p>
+        </w:tc>
+        <w:tc>
+          <w:tcPr>
+            <w:tcW w:w="2268" w:type="dxa"/>
+            <w:tcBorders>
+              <w:top w:val="single" w:sz="4" w:space="0" w:color="auto"/>
+              <w:bottom w:val="single" w:sz="4" w:space="0" w:color="auto"/>
+            </w:tcBorders>
+            <w:vAlign w:val="center"/>
+          </w:tcPr>
+          <w:p>
+            <w:pPr>
+              <w:pStyle w:val="07-1"/>
+            </w:pPr>
+            <w:r>
+              <w:t>fixed camera</w:t>
+            </w:r>
+          </w:p>
+        </w:tc>
+        <w:tc>
+          <w:tcPr>
+            <w:tcW w:w="4819" w:type="dxa"/>
+            <w:tcBorders>
+              <w:top w:val="single" w:sz="4" w:space="0" w:color="auto"/>
+              <w:bottom w:val="single" w:sz="4" w:space="0" w:color="auto"/>
+            </w:tcBorders>
+            <w:vAlign w:val="center"/>
+          </w:tcPr>
+          <w:p>
+            <w:pPr>
+              <w:pStyle w:val="07-1"/>
+            </w:pPr>
+            <w:r>
+              <w:t>固定相机，俯视工作台，采集场景全局图像</w:t>
+            </w:r>
+          </w:p>
+        </w:tc>
+      </w:tr>
+    </w:tbl>
+    <w:p>
+      <w:pPr>
+        <w:pStyle w:val="01-"/>
+        <w:ind w:firstLine="480"/>
+      </w:pPr>
+      <w:r>
+        <w:rPr>
+          <w:noProof/>
+        </w:rPr>
+        <w:lastRenderedPageBreak/>
+        <mc:AlternateContent>
+          <mc:Choice Requires="wps">
+            <w:drawing>
+              <wp:anchor distT="0" distB="0" distL="114300" distR="114300" simplePos="0" relativeHeight="251697152" behindDoc="0" locked="0" layoutInCell="1" allowOverlap="1" wp14:anchorId="6E469164" wp14:editId="3C38FFBF">
+                <wp:simplePos x="0" y="0"/>
+                <wp:positionH relativeFrom="column">
+                  <wp:posOffset>1131570</wp:posOffset>
+                </wp:positionH>
+                <wp:positionV relativeFrom="paragraph">
+                  <wp:posOffset>4400550</wp:posOffset>
+                </wp:positionV>
+                <wp:extent cx="3302000" cy="635"/>
+                <wp:effectExtent l="0" t="0" r="0" b="12065"/>
+                <wp:wrapTopAndBottom/>
+                <wp:docPr id="1951566098" name="文本框 1"/>
+                <wp:cNvGraphicFramePr/>
+                <a:graphic xmlns:a="http://schemas.openxmlformats.org/drawingml/2006/main">
+                  <a:graphicData uri="http://schemas.microsoft.com/office/word/2010/wordprocessingShape">
+                    <wps:wsp>
+                      <wps:cNvSpPr txBox="1"/>
+                      <wps:spPr>
+                        <a:xfrm>
+                          <a:off x="0" y="0"/>
+                          <a:ext cx="3302000" cy="635"/>
+                        </a:xfrm>
+                        <a:prstGeom prst="rect">
+                          <a:avLst/>
+                        </a:prstGeom>
+                        <a:solidFill>
+                          <a:prstClr val="white"/>
+                        </a:solidFill>
+                        <a:ln>
+                          <a:noFill/>
+                        </a:ln>
+                      </wps:spPr>
+                      <wps:txbx>
+                        <w:txbxContent>
+                          <w:p>
+                            <w:pPr>
+                              <w:pStyle w:val="07-"/>
+                              <w:rPr>
+                                <w:rFonts w:hint="eastAsia"/>
+                              </w:rPr>
+                            </w:pPr>
+                            <w:r>
+                              <w:rPr>
+                                <w:rFonts w:hint="eastAsia"/>
+                              </w:rPr>
+                              <w:t>图</w:t>
+                            </w:r>
+                            <w:r>
+                              <w:rPr>
+                                <w:rFonts w:hint="eastAsia"/>
+                              </w:rPr>
+                              <w:t>2</w:t>
+                            </w:r>
+                            <w:r>
+                              <w:t xml:space="preserve">-1 </w:t>
+                            </w:r>
+                            <w:r>
+                              <w:rPr>
+                                <w:rFonts w:hint="eastAsia"/>
+                              </w:rPr>
+                              <w:t>SO-101</w:t>
+                            </w:r>
+                            <w:r>
+                              <w:t>机械臂实物</w:t>
+                            </w:r>
+                          </w:p>
+                        </w:txbxContent>
+                      </wps:txbx>
+                      <wps:bodyPr rot="0" spcFirstLastPara="0" vertOverflow="overflow" horzOverflow="overflow" vert="horz" wrap="square" lIns="0" tIns="0" rIns="0" bIns="0" numCol="1" spcCol="0" rtlCol="0" fromWordArt="0" anchor="t" anchorCtr="0" forceAA="0" compatLnSpc="1">
+                        <a:prstTxWarp prst="textNoShape">
+                          <a:avLst/>
+                        </a:prstTxWarp>
+                        <a:spAutoFit/>
+                      </wps:bodyPr>
+                    </wps:wsp>
+                  </a:graphicData>
+                </a:graphic>
+              </wp:anchor>
+            </w:drawing>
+          </mc:Choice>
+          <mc:Fallback>
+            <w:pict>
+              <v:shapetype w14:anchorId="6E469164" id="_x0000_t202" coordsize="21600,21600" o:spt="202" path="m,l,21600r21600,l21600,xe">
+                <v:stroke joinstyle="miter"/>
+                <v:path gradientshapeok="t" o:connecttype="rect"/>
+              </v:shapetype>
+              <v:shape id="文本框 1" o:spid="_x0000_s1028" type="#_x0000_t202" style="position:absolute;left:0;text-align:left;margin-left:89.1pt;margin-top:346.5pt;width:260pt;height:.05pt;z-index:251697152;visibility:visible;mso-wrap-style:square;mso-wrap-distance-left:9pt;mso-wrap-distance-top:0;mso-wrap-distance-right:9pt;mso-wrap-distance-bottom:0;mso-position-horizontal:absolute;mso-position-horizontal-relative:text;mso-position-vertical:absolute;mso-position-vertical-relative:text;v-text-anchor:top" o:gfxdata="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" stroked="f">
+                <v:textbox style="mso-fit-shape-to-text:t" inset="0,0,0,0">
+                  <w:txbxContent>
+                    <w:p>
+                      <w:pPr>
+                        <w:pStyle w:val="07-"/>
+                        <w:rPr>
+                          <w:rFonts w:hint="eastAsia"/>
+                        </w:rPr>
+                      </w:pPr>
+                      <w:r>
+                        <w:rPr>
+                          <w:rFonts w:hint="eastAsia"/>
+                        </w:rPr>
+                        <w:t>图</w:t>
+                      </w:r>
+                      <w:r>
+                        <w:rPr>
+                          <w:rFonts w:hint="eastAsia"/>
+                        </w:rPr>
+                        <w:t>2</w:t>
+                      </w:r>
+                      <w:r>
+                        <w:t xml:space="preserve">-1 </w:t>
+                      </w:r>
+                      <w:r>
+                        <w:rPr>
+                          <w:rFonts w:hint="eastAsia"/>
+                        </w:rPr>
+                        <w:t>SO-101</w:t>
+                      </w:r>
+                      <w:r>
+                        <w:t>机械臂实物</w:t>
+                      </w:r>
+                    </w:p>
+                  </w:txbxContent>
+                </v:textbox>
+                <w10:wrap type="topAndBottom"/>
+              </v:shape>
+            </w:pict>
+          </mc:Fallback>
+        </mc:AlternateContent>
+      </w:r>
+      <w:r>
+        <w:rPr>
+          <w:noProof/>
+        </w:rPr>
+        <w:drawing>
+          <wp:anchor distT="0" distB="0" distL="114300" distR="114300" simplePos="0" relativeHeight="251695104" behindDoc="0" locked="0" layoutInCell="1" allowOverlap="1" wp14:anchorId="426EF282" wp14:editId="04C5372C">
+            <wp:simplePos x="0" y="0"/>
+            <wp:positionH relativeFrom="column">
+              <wp:posOffset>1131686</wp:posOffset>
+            </wp:positionH>
+            <wp:positionV relativeFrom="paragraph">
+              <wp:posOffset>57</wp:posOffset>
+            </wp:positionV>
+            <wp:extent cx="3302000" cy="4343400"/>
+            <wp:effectExtent l="0" t="0" r="0" b="0"/>
+            <wp:wrapTopAndBottom/>
+            <wp:docPr id="1229480123" name="图片 8"/>
+            <wp:cNvGraphicFramePr>
+              <a:graphicFrameLocks xmlns:a="http://schemas.openxmlformats.org/drawingml/2006/main" noChangeAspect="1"/>
+            </wp:cNvGraphicFramePr>
+            <a:graphic xmlns:a="http://schemas.openxmlformats.org/drawingml/2006/main">
+              <a:graphicData uri="http://schemas.openxmlformats.org/drawingml/2006/picture">
+                <pic:pic xmlns:pic="http://schemas.openxmlformats.org/drawingml/2006/picture">
+                  <pic:nvPicPr>
+                    <pic:cNvPr id="1229480123" name="图片 1229480123"/>
+                    <pic:cNvPicPr/>
+                  </pic:nvPicPr>
+                  <pic:blipFill>
+                    <a:blip r:embed="rId14" cstate="print">
+                      <a:extLst>
+                        <a:ext uri="{28A0092B-C50C-407E-A947-70E740481C1C}">
+                          <a14:useLocalDpi xmlns:a14="http://schemas.microsoft.com/office/drawing/2010/main" val="0"/>
+                        </a:ext>
+                      </a:extLst>
+                    </a:blip>
+                    <a:stretch>
+                      <a:fillRect/>
+                    </a:stretch>
+                  </pic:blipFill>
+                  <pic:spPr>
+                    <a:xfrm>
+                      <a:off x="0" y="0"/>
+                      <a:ext cx="3302000" cy="4343400"/>
+                    </a:xfrm>
+                    <a:prstGeom prst="rect">
+                      <a:avLst/>
+                    </a:prstGeom>
+                  </pic:spPr>
+                </pic:pic>
+              </a:graphicData>
+            </a:graphic>
+            <wp14:sizeRelH relativeFrom="page">
+              <wp14:pctWidth>0</wp14:pctWidth>
+            </wp14:sizeRelH>
+            <wp14:sizeRelV relativeFrom="page">
+              <wp14:pctHeight>0</wp14:pctHeight>
+            </wp14:sizeRelV>
+          </wp:anchor>
+        </w:drawing>
+      </w:r>
+    </w:p>
+    <w:p>
+      <w:pPr>
+        <w:pStyle w:val="01-"/>
+        <w:ind w:firstLine="480"/>
+      </w:pPr>
+    </w:p>
+    <w:p>
+      <w:pPr>
+        <w:pStyle w:val="01-"/>
+        <w:ind w:firstLine="480"/>
+      </w:pPr>
+    </w:p>
+    <w:p>
+      <w:pPr>
+        <w:pStyle w:val="01-"/>
+        <w:ind w:firstLine="480"/>
+      </w:pPr>
+    </w:p>
+    <w:p>
+      <w:pPr>
+        <w:pStyle w:val="01-"/>
+        <w:ind w:firstLine="480"/>
+      </w:pPr>
+    </w:p>
+    <w:p>
+      <w:pPr>
+        <w:pStyle w:val="01-"/>
+        <w:ind w:firstLine="480"/>
+      </w:pPr>
+    </w:p>
+    <w:p>
+      <w:pPr>
+        <w:pStyle w:val="01-"/>
+        <w:ind w:firstLine="480"/>
+      </w:pPr>
+    </w:p>
+    <w:p>
+      <w:pPr>
+        <w:pStyle w:val="01-"/>
+        <w:ind w:firstLine="480"/>
+      </w:pPr>
+    </w:p>
+    <w:p>
+      <w:pPr>
+        <w:pStyle w:val="01-"/>
+        <w:ind w:firstLine="480"/>
+      </w:pPr>
+    </w:p>
+    <w:p>
+      <w:pPr>
+        <w:pStyle w:val="01-"/>
+        <w:ind w:firstLine="480"/>
+        <w:rPr>
+          <w:rFonts w:hint="eastAsia"/>
+        </w:rPr>
+      </w:pPr>
+    </w:p>
+    <w:p>
+      <w:pPr>
+        <w:pStyle w:val="01-"/>
+        <w:ind w:firstLine="480"/>
+      </w:pPr>
+    </w:p>
+    <w:p>
+      <w:pPr>
+        <w:pStyle w:val="01-"/>
+        <w:ind w:firstLine="480"/>
+      </w:pPr>
+    </w:p>
+    <w:p>
+      <w:pPr>
+        <w:pStyle w:val="01-"/>
+        <w:ind w:firstLine="480"/>
+      </w:pPr>
+    </w:p>
+    <w:p>
+      <w:pPr>
+        <w:pStyle w:val="01-"/>
+        <w:ind w:firstLine="480"/>
+      </w:pPr>
+    </w:p>
+    <w:p>
+      <w:pPr>
+        <w:pStyle w:val="01-"/>
+        <w:ind w:firstLine="480"/>
+      </w:pPr>
+    </w:p>
+    <w:p>
+      <w:pPr>
+        <w:pStyle w:val="01-"/>
+        <w:ind w:firstLine="480"/>
+      </w:pPr>
+    </w:p>
+    <w:p>
+      <w:pPr>
+        <w:pStyle w:val="01-"/>
+        <w:ind w:firstLine="480"/>
+      </w:pPr>
+    </w:p>
+    <w:p>
+      <w:pPr>
+        <w:pStyle w:val="01-"/>
+        <w:ind w:firstLine="480"/>
+      </w:pPr>
+    </w:p>
+    <w:p>
+      <w:pPr>
+        <w:pStyle w:val="01-"/>
+        <w:ind w:firstLine="480"/>
+      </w:pPr>
+    </w:p>
+    <w:p>
+      <w:pPr>
+        <w:pStyle w:val="01-"/>
+        <w:ind w:firstLine="480"/>
+        <w:rPr>
+          <w:rFonts w:hint="eastAsia"/>
+        </w:rPr>
+      </w:pPr>
     </w:p>
     <w:p>
       <w:pPr>
@@ -5053,7 +5243,7 @@
                     <pic:cNvPicPr/>
                   </pic:nvPicPr>
                   <pic:blipFill>
-                    <a:blip r:embed="rId12"/>
+                    <a:blip r:embed="rId15"/>
                     <a:stretch>
                       <a:fillRect/>
                     </a:stretch>
@@ -5732,7 +5922,6 @@
         <w:rPr>
           <w:rFonts w:hint="eastAsia"/>
         </w:rPr>
-        <w:lastRenderedPageBreak/>
         <w:t>公式标注应于该公式所在行的最右侧。对于较长的公式只可在符号处（</w:t>
       </w:r>
       <w:r>
@@ -5801,11 +5990,11 @@
         </w:rPr>
         <w:t>【</w:t>
       </w:r>
-      <w:bookmarkStart w:id="14" w:name="_Toc128898878"/>
-      <w:bookmarkStart w:id="15" w:name="_Toc229134745"/>
-      <w:bookmarkStart w:id="16" w:name="_Toc229135399"/>
-      <w:bookmarkStart w:id="17" w:name="_Toc229135544"/>
-      <w:bookmarkStart w:id="18" w:name="_Toc229136213"/>
+      <w:bookmarkStart w:id="15" w:name="_Toc128898878"/>
+      <w:bookmarkStart w:id="16" w:name="_Toc229134745"/>
+      <w:bookmarkStart w:id="17" w:name="_Toc229135399"/>
+      <w:bookmarkStart w:id="18" w:name="_Toc229135544"/>
+      <w:bookmarkStart w:id="19" w:name="_Toc229136213"/>
       <w:r>
         <w:rPr>
           <w:rFonts w:hint="eastAsia"/>
@@ -5902,10 +6091,10 @@
             <v:path o:extrusionok="f" gradientshapeok="t" o:connecttype="rect"/>
             <o:lock v:ext="edit" aspectratio="t"/>
           </v:shapetype>
-          <v:shape id="_x0000_i1025" type="#_x0000_t75" alt="" style="width:138.15pt;height:44.35pt;mso-wrap-style:square;mso-width-percent:0;mso-height-percent:0;mso-position-horizontal-relative:page;mso-position-vertical-relative:page;mso-width-percent:0;mso-height-percent:0" o:ole="">
-            <v:imagedata r:id="rId13" o:title=""/>
+          <v:shape id="_x0000_i1025" type="#_x0000_t75" alt="" style="width:138.15pt;height:44.4pt;mso-wrap-style:square;mso-width-percent:0;mso-height-percent:0;mso-position-horizontal-relative:page;mso-position-vertical-relative:page;mso-width-percent:0;mso-height-percent:0" o:ole="">
+            <v:imagedata r:id="rId16" o:title=""/>
           </v:shape>
-          <o:OLEObject Type="Embed" ProgID="Equation.3" ShapeID="_x0000_i1025" DrawAspect="Content" ObjectID="_1838197291" r:id="rId14"/>
+          <o:OLEObject Type="Embed" ProgID="Equation.3" ShapeID="_x0000_i1025" DrawAspect="Content" ObjectID="_1840023546" r:id="rId17"/>
         </w:object>
       </w:r>
       <w:r>
@@ -5936,237 +6125,17 @@
         <w:br w:type="page"/>
       </w:r>
     </w:p>
-    <w:bookmarkStart w:id="19" w:name="_Toc8720752"/>
     <w:p>
       <w:pPr>
         <w:pStyle w:val="09-"/>
         <w:spacing w:after="312"/>
       </w:pPr>
-      <w:r>
-        <w:rPr>
-          <w:rFonts w:hint="eastAsia"/>
-          <w:noProof/>
-          <w:sz w:val="48"/>
-          <w:szCs w:val="36"/>
+      <w:bookmarkStart w:id="20" w:name="_Toc229409469"/>
+      <w:r>
+        <w:rPr>
+          <w:rFonts w:hint="eastAsia"/>
         </w:rPr>
         <w:lastRenderedPageBreak/>
-        <mc:AlternateContent>
-          <mc:Choice Requires="wps">
-            <w:drawing>
-              <wp:anchor distT="0" distB="0" distL="114300" distR="114300" simplePos="0" relativeHeight="251685888" behindDoc="0" locked="0" layoutInCell="1" allowOverlap="1" wp14:anchorId="15793D3F" wp14:editId="77B66925">
-                <wp:simplePos x="0" y="0"/>
-                <wp:positionH relativeFrom="column">
-                  <wp:posOffset>3719513</wp:posOffset>
-                </wp:positionH>
-                <wp:positionV relativeFrom="paragraph">
-                  <wp:posOffset>199390</wp:posOffset>
-                </wp:positionV>
-                <wp:extent cx="1440180" cy="556260"/>
-                <wp:effectExtent l="609600" t="76200" r="26670" b="15240"/>
-                <wp:wrapNone/>
-                <wp:docPr id="17" name="圆角矩形标注 14"/>
-                <wp:cNvGraphicFramePr>
-                  <a:graphicFrameLocks xmlns:a="http://schemas.openxmlformats.org/drawingml/2006/main"/>
-                </wp:cNvGraphicFramePr>
-                <a:graphic xmlns:a="http://schemas.openxmlformats.org/drawingml/2006/main">
-                  <a:graphicData uri="http://schemas.microsoft.com/office/word/2010/wordprocessingShape">
-                    <wps:wsp>
-                      <wps:cNvSpPr>
-                        <a:spLocks noChangeArrowheads="1"/>
-                      </wps:cNvSpPr>
-                      <wps:spPr bwMode="auto">
-                        <a:xfrm>
-                          <a:off x="0" y="0"/>
-                          <a:ext cx="1440180" cy="556260"/>
-                        </a:xfrm>
-                        <a:prstGeom prst="wedgeRoundRectCallout">
-                          <a:avLst>
-                            <a:gd name="adj1" fmla="val -89349"/>
-                            <a:gd name="adj2" fmla="val -58311"/>
-                            <a:gd name="adj3" fmla="val 16667"/>
-                          </a:avLst>
-                        </a:prstGeom>
-                        <a:solidFill>
-                          <a:srgbClr val="FFFFFF"/>
-                        </a:solidFill>
-                        <a:ln w="9525" cmpd="sng">
-                          <a:solidFill>
-                            <a:srgbClr val="0000FF"/>
-                          </a:solidFill>
-                          <a:miter lim="800000"/>
-                          <a:headEnd/>
-                          <a:tailEnd/>
-                        </a:ln>
-                      </wps:spPr>
-                      <wps:txbx>
-                        <w:txbxContent>
-                          <w:p>
-                            <w:pPr>
-                              <w:tabs>
-                                <w:tab w:val="left" w:pos="377"/>
-                              </w:tabs>
-                              <w:rPr>
-                                <w:color w:val="000080"/>
-                              </w:rPr>
-                            </w:pPr>
-                            <w:r>
-                              <w:rPr>
-                                <w:rFonts w:hint="eastAsia"/>
-                                <w:color w:val="000080"/>
-                              </w:rPr>
-                              <w:t>注：此处无需更改。</w:t>
-                            </w:r>
-                            <w:r>
-                              <w:rPr>
-                                <w:rFonts w:hint="eastAsia"/>
-                                <w:color w:val="000080"/>
-                                <w:u w:val="double"/>
-                              </w:rPr>
-                              <w:t>阅后删除此文本框。</w:t>
-                            </w:r>
-                          </w:p>
-                          <w:p>
-                            <w:pPr>
-                              <w:tabs>
-                                <w:tab w:val="left" w:pos="377"/>
-                              </w:tabs>
-                              <w:ind w:firstLine="420"/>
-                              <w:rPr>
-                                <w:color w:val="000080"/>
-                              </w:rPr>
-                            </w:pPr>
-                          </w:p>
-                          <w:p>
-                            <w:pPr>
-                              <w:tabs>
-                                <w:tab w:val="left" w:pos="377"/>
-                              </w:tabs>
-                              <w:ind w:firstLine="420"/>
-                              <w:rPr>
-                                <w:color w:val="000080"/>
-                              </w:rPr>
-                            </w:pPr>
-                          </w:p>
-                          <w:p>
-                            <w:pPr>
-                              <w:tabs>
-                                <w:tab w:val="left" w:pos="377"/>
-                              </w:tabs>
-                              <w:ind w:firstLine="420"/>
-                              <w:rPr>
-                                <w:color w:val="000080"/>
-                              </w:rPr>
-                            </w:pPr>
-                          </w:p>
-                        </w:txbxContent>
-                      </wps:txbx>
-                      <wps:bodyPr rot="0" vert="horz" wrap="square" lIns="91440" tIns="45720" rIns="91440" bIns="45720" anchor="t" anchorCtr="0" upright="1">
-                        <a:noAutofit/>
-                      </wps:bodyPr>
-                    </wps:wsp>
-                  </a:graphicData>
-                </a:graphic>
-                <wp14:sizeRelH relativeFrom="page">
-                  <wp14:pctWidth>0</wp14:pctWidth>
-                </wp14:sizeRelH>
-                <wp14:sizeRelV relativeFrom="page">
-                  <wp14:pctHeight>0</wp14:pctHeight>
-                </wp14:sizeRelV>
-              </wp:anchor>
-            </w:drawing>
-          </mc:Choice>
-          <mc:Fallback>
-            <w:pict>
-              <v:shape w14:anchorId="15793D3F" id="圆角矩形标注 14" o:spid="_x0000_s1039" type="#_x0000_t62" style="position:absolute;left:0;text-align:left;margin-left:292.9pt;margin-top:15.7pt;width:113.4pt;height:43.8pt;z-index:251685888;visibility:visible;mso-wrap-style:square;mso-width-percent:0;mso-height-percent:0;mso-wrap-distance-left:9pt;mso-wrap-distance-top:0;mso-wrap-distance-right:9pt;mso-wrap-distance-bottom:0;mso-position-horizontal:absolute;mso-position-horizontal-relative:text;mso-position-vertical:absolute;mso-position-vertical-relative:text;mso-width-percent:0;mso-height-percent:0;mso-width-relative:page;mso-height-relative:page;v-text-anchor:top" o:gfxdata="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" adj="-8499,-1795" strokecolor="blue">
-                <v:textbox>
-                  <w:txbxContent>
-                    <w:p>
-                      <w:pPr>
-                        <w:tabs>
-                          <w:tab w:val="left" w:pos="377"/>
-                        </w:tabs>
-                        <w:rPr>
-                          <w:color w:val="000080"/>
-                        </w:rPr>
-                      </w:pPr>
-                      <w:r>
-                        <w:rPr>
-                          <w:rFonts w:hint="eastAsia"/>
-                          <w:color w:val="000080"/>
-                        </w:rPr>
-                        <w:t>注：此处无需更改。</w:t>
-                      </w:r>
-                      <w:r>
-                        <w:rPr>
-                          <w:rFonts w:hint="eastAsia"/>
-                          <w:color w:val="000080"/>
-                          <w:u w:val="double"/>
-                        </w:rPr>
-                        <w:t>阅后</w:t>
-                      </w:r>
-                      <w:proofErr w:type="gramStart"/>
-                      <w:r>
-                        <w:rPr>
-                          <w:rFonts w:hint="eastAsia"/>
-                          <w:color w:val="000080"/>
-                          <w:u w:val="double"/>
-                        </w:rPr>
-                        <w:t>删除此</w:t>
-                      </w:r>
-                      <w:proofErr w:type="gramEnd"/>
-                      <w:r>
-                        <w:rPr>
-                          <w:rFonts w:hint="eastAsia"/>
-                          <w:color w:val="000080"/>
-                          <w:u w:val="double"/>
-                        </w:rPr>
-                        <w:t>文本框。</w:t>
-                      </w:r>
-                    </w:p>
-                    <w:p>
-                      <w:pPr>
-                        <w:tabs>
-                          <w:tab w:val="left" w:pos="377"/>
-                        </w:tabs>
-                        <w:ind w:firstLine="420"/>
-                        <w:rPr>
-                          <w:color w:val="000080"/>
-                        </w:rPr>
-                      </w:pPr>
-                    </w:p>
-                    <w:p>
-                      <w:pPr>
-                        <w:tabs>
-                          <w:tab w:val="left" w:pos="377"/>
-                        </w:tabs>
-                        <w:ind w:firstLine="420"/>
-                        <w:rPr>
-                          <w:color w:val="000080"/>
-                        </w:rPr>
-                      </w:pPr>
-                    </w:p>
-                    <w:p>
-                      <w:pPr>
-                        <w:tabs>
-                          <w:tab w:val="left" w:pos="377"/>
-                        </w:tabs>
-                        <w:ind w:firstLine="420"/>
-                        <w:rPr>
-                          <w:color w:val="000080"/>
-                        </w:rPr>
-                      </w:pPr>
-                    </w:p>
-                  </w:txbxContent>
-                </v:textbox>
-              </v:shape>
-            </w:pict>
-          </mc:Fallback>
-        </mc:AlternateContent>
-      </w:r>
-      <w:r>
-        <w:rPr>
-          <w:rFonts w:hint="eastAsia"/>
-        </w:rPr>
         <w:t>结</w:t>
       </w:r>
       <w:r>
@@ -6181,12 +6150,12 @@
         </w:rPr>
         <w:t>论</w:t>
       </w:r>
-      <w:bookmarkEnd w:id="14"/>
       <w:bookmarkEnd w:id="15"/>
       <w:bookmarkEnd w:id="16"/>
       <w:bookmarkEnd w:id="17"/>
       <w:bookmarkEnd w:id="18"/>
       <w:bookmarkEnd w:id="19"/>
+      <w:bookmarkEnd w:id="20"/>
     </w:p>
     <w:p>
       <w:pPr>
@@ -6209,7 +6178,19 @@
         <w:rPr>
           <w:rFonts w:hint="eastAsia"/>
         </w:rPr>
-        <w:t>结论作为毕业设计（论文）正文的最后部分单独排写，但不加章号。结论是对整个论文主要结果的总结。在结论中应明确指出本研究的创新点，对其应用前景和社会、经济价值等加以预测和评价，并指出今后进一步在本研究方向进行研究工作的展望与设想。结论部分的撰写应简明扼要，突出创新性。</w:t>
+        <w:t>结论作为毕业设计（论文）正文的最后部分单独排写，但不加章号。结论是对整个论文主要结果的总结</w:t>
+      </w:r>
+      <w:r>
+        <w:rPr>
+          <w:rFonts w:hint="eastAsia"/>
+        </w:rPr>
+        <w:t>啊实打实的，是大家</w:t>
+      </w:r>
+      <w:r>
+        <w:rPr>
+          <w:rFonts w:hint="eastAsia"/>
+        </w:rPr>
+        <w:t>。在结论中应明确指出本研究的创新点，对其应用前景和社会、经济价值等加以预测和评价，并指出今后进一步在本研究方向进行研究工作的展望与设想。结论部分的撰写应简明扼要，突出创新性。</w:t>
       </w:r>
       <w:r>
         <w:rPr>
@@ -6283,12 +6264,6 @@
         </w:rPr>
         <w:t>】</w:t>
       </w:r>
-    </w:p>
-    <w:p>
-      <w:pPr>
-        <w:pStyle w:val="01-"/>
-        <w:ind w:firstLine="480"/>
-      </w:pPr>
     </w:p>
     <w:p>
       <w:pPr>
@@ -6305,12 +6280,18 @@
         <w:br w:type="page"/>
       </w:r>
     </w:p>
-    <w:bookmarkStart w:id="20" w:name="_Toc8720753"/>
+    <w:p>
+      <w:pPr>
+        <w:pStyle w:val="01-"/>
+        <w:ind w:firstLine="480"/>
+      </w:pPr>
+    </w:p>
     <w:p>
       <w:pPr>
         <w:pStyle w:val="09-"/>
         <w:spacing w:after="312"/>
       </w:pPr>
+      <w:bookmarkStart w:id="21" w:name="_Toc229409470"/>
       <w:r>
         <w:rPr>
           <w:rFonts w:hint="eastAsia"/>
@@ -6318,7 +6299,6 @@
           <w:sz w:val="48"/>
           <w:szCs w:val="36"/>
         </w:rPr>
-        <w:lastRenderedPageBreak/>
         <mc:AlternateContent>
           <mc:Choice Requires="wps">
             <w:drawing>
@@ -6456,7 +6436,7 @@
           </mc:Choice>
           <mc:Fallback>
             <w:pict>
-              <v:shape w14:anchorId="66AA017B" id="圆角矩形标注 18" o:spid="_x0000_s1040" type="#_x0000_t62" style="position:absolute;left:0;text-align:left;margin-left:-10.5pt;margin-top:-28.55pt;width:169.8pt;height:61.2pt;z-index:251689984;visibility:visible;mso-wrap-style:square;mso-width-percent:0;mso-height-percent:0;mso-wrap-distance-left:9pt;mso-wrap-distance-top:0;mso-wrap-distance-right:9pt;mso-wrap-distance-bottom:0;mso-position-horizontal:absolute;mso-position-horizontal-relative:text;mso-position-vertical:absolute;mso-position-vertical-relative:text;mso-width-percent:0;mso-height-percent:0;mso-width-relative:page;mso-height-relative:page;v-text-anchor:top" o:gfxdata="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" adj="26830,51182" strokecolor="blue">
+              <v:shape w14:anchorId="66AA017B" id="圆角矩形标注 18" o:spid="_x0000_s1029" type="#_x0000_t62" style="position:absolute;left:0;text-align:left;margin-left:-10.5pt;margin-top:-28.55pt;width:169.8pt;height:61.2pt;z-index:251689984;visibility:visible;mso-wrap-style:square;mso-width-percent:0;mso-height-percent:0;mso-wrap-distance-left:9pt;mso-wrap-distance-top:0;mso-wrap-distance-right:9pt;mso-wrap-distance-bottom:0;mso-position-horizontal:absolute;mso-position-horizontal-relative:text;mso-position-vertical:absolute;mso-position-vertical-relative:text;mso-width-percent:0;mso-height-percent:0;mso-width-relative:page;mso-height-relative:page;v-text-anchor:top" o:gfxdata="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" adj="26830,51182" strokecolor="blue">
                 <v:textbox>
                   <w:txbxContent>
                     <w:p>
@@ -6491,25 +6471,7 @@
                           <w:color w:val="000080"/>
                           <w:u w:val="double"/>
                         </w:rPr>
-                        <w:t>阅后</w:t>
-                      </w:r>
-                      <w:proofErr w:type="gramStart"/>
-                      <w:r>
-                        <w:rPr>
-                          <w:rFonts w:hint="eastAsia"/>
-                          <w:color w:val="000080"/>
-                          <w:u w:val="double"/>
-                        </w:rPr>
-                        <w:t>删除此</w:t>
-                      </w:r>
-                      <w:proofErr w:type="gramEnd"/>
-                      <w:r>
-                        <w:rPr>
-                          <w:rFonts w:hint="eastAsia"/>
-                          <w:color w:val="000080"/>
-                          <w:u w:val="double"/>
-                        </w:rPr>
-                        <w:t>文本框。</w:t>
+                        <w:t>阅后删除此文本框。</w:t>
                       </w:r>
                     </w:p>
                     <w:p>
@@ -6686,7 +6648,7 @@
           </mc:Choice>
           <mc:Fallback>
             <w:pict>
-              <v:shape w14:anchorId="28F8FF2F" id="_x0000_s1041" type="#_x0000_t62" style="position:absolute;left:0;text-align:left;margin-left:298.85pt;margin-top:14.6pt;width:113.4pt;height:43.8pt;z-index:251687936;visibility:visible;mso-wrap-style:square;mso-width-percent:0;mso-height-percent:0;mso-wrap-distance-left:9pt;mso-wrap-distance-top:0;mso-wrap-distance-right:9pt;mso-wrap-distance-bottom:0;mso-position-horizontal:absolute;mso-position-horizontal-relative:text;mso-position-vertical:absolute;mso-position-vertical-relative:text;mso-width-percent:0;mso-height-percent:0;mso-width-relative:page;mso-height-relative:page;v-text-anchor:top" o:gfxdata="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" adj="-8499,-1795" strokecolor="blue">
+              <v:shape w14:anchorId="28F8FF2F" id="圆角矩形标注 14" o:spid="_x0000_s1030" type="#_x0000_t62" style="position:absolute;left:0;text-align:left;margin-left:298.85pt;margin-top:14.6pt;width:113.4pt;height:43.8pt;z-index:251687936;visibility:visible;mso-wrap-style:square;mso-width-percent:0;mso-height-percent:0;mso-wrap-distance-left:9pt;mso-wrap-distance-top:0;mso-wrap-distance-right:9pt;mso-wrap-distance-bottom:0;mso-position-horizontal:absolute;mso-position-horizontal-relative:text;mso-position-vertical:absolute;mso-position-vertical-relative:text;mso-width-percent:0;mso-height-percent:0;mso-width-relative:page;mso-height-relative:page;v-text-anchor:top" o:gfxdata="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" adj="-8499,-1795" strokecolor="blue">
                 <v:textbox>
                   <w:txbxContent>
                     <w:p>
@@ -6711,25 +6673,7 @@
                           <w:color w:val="000080"/>
                           <w:u w:val="double"/>
                         </w:rPr>
-                        <w:t>阅后</w:t>
-                      </w:r>
-                      <w:proofErr w:type="gramStart"/>
-                      <w:r>
-                        <w:rPr>
-                          <w:rFonts w:hint="eastAsia"/>
-                          <w:color w:val="000080"/>
-                          <w:u w:val="double"/>
-                        </w:rPr>
-                        <w:t>删除此</w:t>
-                      </w:r>
-                      <w:proofErr w:type="gramEnd"/>
-                      <w:r>
-                        <w:rPr>
-                          <w:rFonts w:hint="eastAsia"/>
-                          <w:color w:val="000080"/>
-                          <w:u w:val="double"/>
-                        </w:rPr>
-                        <w:t>文本框。</w:t>
+                        <w:t>阅后删除此文本框。</w:t>
                       </w:r>
                     </w:p>
                     <w:p>
@@ -6778,7 +6722,7 @@
         </w:rPr>
         <w:t>参考文献</w:t>
       </w:r>
-      <w:bookmarkEnd w:id="20"/>
+      <w:bookmarkEnd w:id="21"/>
     </w:p>
     <w:p>
       <w:pPr>
@@ -8865,6 +8809,7 @@
         <w:ind w:left="420" w:hangingChars="200" w:hanging="420"/>
       </w:pPr>
       <w:r>
+        <w:lastRenderedPageBreak/>
         <w:t>[</w:t>
       </w:r>
       <w:r>
@@ -8915,7 +8860,6 @@
           <w:b/>
           <w:color w:val="000000" w:themeColor="text1"/>
         </w:rPr>
-        <w:lastRenderedPageBreak/>
         <w:t>专利文献</w:t>
       </w:r>
     </w:p>
@@ -10251,12 +10195,12 @@
         <w:br w:type="page"/>
       </w:r>
     </w:p>
-    <w:bookmarkStart w:id="21" w:name="_Toc8720754"/>
     <w:p>
       <w:pPr>
         <w:pStyle w:val="09-"/>
         <w:spacing w:after="312"/>
       </w:pPr>
+      <w:bookmarkStart w:id="22" w:name="_Toc229409471"/>
       <w:r>
         <w:rPr>
           <w:rFonts w:hint="eastAsia"/>
@@ -10392,7 +10336,7 @@
           </mc:Choice>
           <mc:Fallback>
             <w:pict>
-              <v:shape w14:anchorId="1441CD87" id="圆角矩形标注 21" o:spid="_x0000_s1042" type="#_x0000_t62" style="position:absolute;left:0;text-align:left;margin-left:294.75pt;margin-top:16.8pt;width:113.4pt;height:43.8pt;z-index:251692032;visibility:visible;mso-wrap-style:square;mso-width-percent:0;mso-height-percent:0;mso-wrap-distance-left:9pt;mso-wrap-distance-top:0;mso-wrap-distance-right:9pt;mso-wrap-distance-bottom:0;mso-position-horizontal:absolute;mso-position-horizontal-relative:text;mso-position-vertical:absolute;mso-position-vertical-relative:text;mso-width-percent:0;mso-height-percent:0;mso-width-relative:page;mso-height-relative:page;v-text-anchor:top" o:gfxdata="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" adj="-9214,-316" strokecolor="blue">
+              <v:shape w14:anchorId="1441CD87" id="圆角矩形标注 21" o:spid="_x0000_s1031" type="#_x0000_t62" style="position:absolute;left:0;text-align:left;margin-left:294.75pt;margin-top:16.8pt;width:113.4pt;height:43.8pt;z-index:251692032;visibility:visible;mso-wrap-style:square;mso-width-percent:0;mso-height-percent:0;mso-wrap-distance-left:9pt;mso-wrap-distance-top:0;mso-wrap-distance-right:9pt;mso-wrap-distance-bottom:0;mso-position-horizontal:absolute;mso-position-horizontal-relative:text;mso-position-vertical:absolute;mso-position-vertical-relative:text;mso-width-percent:0;mso-height-percent:0;mso-width-relative:page;mso-height-relative:page;v-text-anchor:top" o:gfxdata="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" adj="-9214,-316" strokecolor="blue">
                 <v:textbox>
                   <w:txbxContent>
                     <w:p>
@@ -10417,25 +10361,7 @@
                           <w:color w:val="000080"/>
                           <w:u w:val="double"/>
                         </w:rPr>
-                        <w:t>阅后</w:t>
-                      </w:r>
-                      <w:proofErr w:type="gramStart"/>
-                      <w:r>
-                        <w:rPr>
-                          <w:rFonts w:hint="eastAsia"/>
-                          <w:color w:val="000080"/>
-                          <w:u w:val="double"/>
-                        </w:rPr>
-                        <w:t>删除此</w:t>
-                      </w:r>
-                      <w:proofErr w:type="gramEnd"/>
-                      <w:r>
-                        <w:rPr>
-                          <w:rFonts w:hint="eastAsia"/>
-                          <w:color w:val="000080"/>
-                          <w:u w:val="double"/>
-                        </w:rPr>
-                        <w:t>文本框。</w:t>
+                        <w:t>阅后删除此文本框。</w:t>
                       </w:r>
                     </w:p>
                     <w:p>
@@ -10484,7 +10410,7 @@
         </w:rPr>
         <w:t>附　录</w:t>
       </w:r>
-      <w:bookmarkEnd w:id="21"/>
+      <w:bookmarkEnd w:id="22"/>
     </w:p>
     <w:p>
       <w:pPr>
@@ -10632,12 +10558,12 @@
         <w:br w:type="page"/>
       </w:r>
     </w:p>
-    <w:bookmarkStart w:id="22" w:name="_Toc8720755"/>
     <w:p>
       <w:pPr>
         <w:pStyle w:val="09-"/>
         <w:spacing w:after="312"/>
       </w:pPr>
+      <w:bookmarkStart w:id="23" w:name="_Toc229409472"/>
       <w:r>
         <w:rPr>
           <w:rFonts w:hint="eastAsia"/>
@@ -10773,7 +10699,7 @@
           </mc:Choice>
           <mc:Fallback>
             <w:pict>
-              <v:shape w14:anchorId="17148B73" id="_x0000_s1043" type="#_x0000_t62" style="position:absolute;left:0;text-align:left;margin-left:295.15pt;margin-top:13.05pt;width:113.4pt;height:43.8pt;z-index:251694080;visibility:visible;mso-wrap-style:square;mso-width-percent:0;mso-height-percent:0;mso-wrap-distance-left:9pt;mso-wrap-distance-top:0;mso-wrap-distance-right:9pt;mso-wrap-distance-bottom:0;mso-position-horizontal:absolute;mso-position-horizontal-relative:text;mso-position-vertical:absolute;mso-position-vertical-relative:text;mso-width-percent:0;mso-height-percent:0;mso-width-relative:page;mso-height-relative:page;v-text-anchor:top" o:gfxdata="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" adj="-9214,-316" strokecolor="blue">
+              <v:shape w14:anchorId="17148B73" id="_x0000_s1032" type="#_x0000_t62" style="position:absolute;left:0;text-align:left;margin-left:295.15pt;margin-top:13.05pt;width:113.4pt;height:43.8pt;z-index:251694080;visibility:visible;mso-wrap-style:square;mso-width-percent:0;mso-height-percent:0;mso-wrap-distance-left:9pt;mso-wrap-distance-top:0;mso-wrap-distance-right:9pt;mso-wrap-distance-bottom:0;mso-position-horizontal:absolute;mso-position-horizontal-relative:text;mso-position-vertical:absolute;mso-position-vertical-relative:text;mso-width-percent:0;mso-height-percent:0;mso-width-relative:page;mso-height-relative:page;v-text-anchor:top" o:gfxdata="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" adj="-9214,-316" strokecolor="blue">
                 <v:textbox>
                   <w:txbxContent>
                     <w:p>
@@ -10798,25 +10724,7 @@
                           <w:color w:val="000080"/>
                           <w:u w:val="double"/>
                         </w:rPr>
-                        <w:t>阅后</w:t>
-                      </w:r>
-                      <w:proofErr w:type="gramStart"/>
-                      <w:r>
-                        <w:rPr>
-                          <w:rFonts w:hint="eastAsia"/>
-                          <w:color w:val="000080"/>
-                          <w:u w:val="double"/>
-                        </w:rPr>
-                        <w:t>删除此</w:t>
-                      </w:r>
-                      <w:proofErr w:type="gramEnd"/>
-                      <w:r>
-                        <w:rPr>
-                          <w:rFonts w:hint="eastAsia"/>
-                          <w:color w:val="000080"/>
-                          <w:u w:val="double"/>
-                        </w:rPr>
-                        <w:t>文本框。</w:t>
+                        <w:t>阅后删除此文本框。</w:t>
                       </w:r>
                     </w:p>
                     <w:p>
@@ -10865,7 +10773,7 @@
         </w:rPr>
         <w:t>致　谢</w:t>
       </w:r>
-      <w:bookmarkEnd w:id="22"/>
+      <w:bookmarkEnd w:id="23"/>
     </w:p>
     <w:p>
       <w:pPr>
@@ -11510,7 +11418,6 @@
   <w:style w:type="character" w:default="1" w:styleId="a0">
     <w:name w:val="Default Paragraph Font"/>
     <w:uiPriority w:val="1"/>
-    <w:semiHidden/>
     <w:unhideWhenUsed/>
   </w:style>
   <w:style w:type="table" w:default="1" w:styleId="a1">
@@ -12010,7 +11917,6 @@
     <w:link w:val="TOC10"/>
     <w:autoRedefine/>
     <w:uiPriority w:val="39"/>
-    <w:semiHidden/>
     <w:unhideWhenUsed/>
     <w:rsid w:val="00620798"/>
   </w:style>
@@ -12095,7 +12001,6 @@
   <w:style w:type="character" w:styleId="a8">
     <w:name w:val="Hyperlink"/>
     <w:uiPriority w:val="99"/>
-    <w:semiHidden/>
     <w:rsid w:val="004429E5"/>
     <w:rPr>
       <w:rFonts w:ascii="Tahoma" w:hAnsi="Tahoma" w:cs="Tahoma" w:hint="default"/>
@@ -12216,7 +12121,6 @@
     <w:next w:val="a"/>
     <w:autoRedefine/>
     <w:uiPriority w:val="39"/>
-    <w:semiHidden/>
     <w:unhideWhenUsed/>
     <w:rsid w:val="00F71A84"/>
     <w:pPr>
@@ -12310,7 +12214,6 @@
     <w:next w:val="a"/>
     <w:autoRedefine/>
     <w:uiPriority w:val="39"/>
-    <w:semiHidden/>
     <w:unhideWhenUsed/>
     <w:rsid w:val="00F71A84"/>
     <w:pPr>
@@ -12508,6 +12411,20 @@
     <w:rPr>
       <w:rFonts w:ascii="Times New Roman" w:eastAsia="宋体" w:hAnsi="Times New Roman"/>
       <w:bCs/>
+    </w:rPr>
+  </w:style>
+  <w:style w:type="paragraph" w:styleId="a9">
+    <w:name w:val="caption"/>
+    <w:basedOn w:val="a"/>
+    <w:next w:val="a"/>
+    <w:uiPriority w:val="35"/>
+    <w:unhideWhenUsed/>
+    <w:qFormat/>
+    <w:rsid w:val="0038774A"/>
+    <w:rPr>
+      <w:rFonts w:asciiTheme="majorHAnsi" w:eastAsia="黑体" w:hAnsiTheme="majorHAnsi" w:cstheme="majorBidi"/>
+      <w:sz w:val="20"/>
+      <w:szCs w:val="20"/>
     </w:rPr>
   </w:style>
 </w:styles>
